--- a/הנחיות הפרויקט/שלב 8 תיאור כללי.docx
+++ b/הנחיות הפרויקט/שלב 8 תיאור כללי.docx
@@ -1,6 +1,6 @@
 
 <file path=word/document.xml><?xml version="1.0" encoding="utf-8"?>
-<w:document xmlns:wpc="http://schemas.microsoft.com/office/word/2010/wordprocessingCanvas" xmlns:cx="http://schemas.microsoft.com/office/drawing/2014/chartex" xmlns:cx1="http://schemas.microsoft.com/office/drawing/2015/9/8/chartex" xmlns:cx2="http://schemas.microsoft.com/office/drawing/2015/10/21/chartex" xmlns:cx3="http://schemas.microsoft.com/office/drawing/2016/5/9/chartex" xmlns:cx4="http://schemas.microsoft.com/office/drawing/2016/5/10/chartex" xmlns:cx5="http://schemas.microsoft.com/office/drawing/2016/5/11/chartex" xmlns:cx6="http://schemas.microsoft.com/office/drawing/2016/5/12/chartex" xmlns:cx7="http://schemas.microsoft.com/office/drawing/2016/5/13/chartex" xmlns:cx8="http://schemas.microsoft.com/office/drawing/2016/5/14/chartex" xmlns:mc="http://schemas.openxmlformats.org/markup-compatibility/2006" xmlns:aink="http://schemas.microsoft.com/office/drawing/2016/ink" xmlns:am3d="http://schemas.microsoft.com/office/drawing/2017/model3d" xmlns:o="urn:schemas-microsoft-com:office:office" xmlns:r="http://schemas.openxmlformats.org/officeDocument/2006/relationships" xmlns:m="http://schemas.openxmlformats.org/officeDocument/2006/math" xmlns:v="urn:schemas-microsoft-com:vml" xmlns:wp14="http://schemas.microsoft.com/office/word/2010/wordprocessingDrawing" xmlns:wp="http://schemas.openxmlformats.org/drawingml/2006/wordprocessingDrawing" xmlns:w10="urn:schemas-microsoft-com:office:word" xmlns:w="http://schemas.openxmlformats.org/wordprocessingml/2006/main" xmlns:w14="http://schemas.microsoft.com/office/word/2010/wordml" xmlns:w15="http://schemas.microsoft.com/office/word/2012/wordml" xmlns:w16cex="http://schemas.microsoft.com/office/word/2018/wordml/cex" xmlns:w16cid="http://schemas.microsoft.com/office/word/2016/wordml/cid" xmlns:w16="http://schemas.microsoft.com/office/word/2018/wordml" xmlns:w16sdtdh="http://schemas.microsoft.com/office/word/2020/wordml/sdtdatahash" xmlns:w16se="http://schemas.microsoft.com/office/word/2015/wordml/symex" xmlns:wpg="http://schemas.microsoft.com/office/word/2010/wordprocessingGroup" xmlns:wpi="http://schemas.microsoft.com/office/word/2010/wordprocessingInk" xmlns:wne="http://schemas.microsoft.com/office/word/2006/wordml" xmlns:wps="http://schemas.microsoft.com/office/word/2010/wordprocessingShape" mc:Ignorable="w14 w15 w16se w16cid w16 w16cex w16sdtdh wp14">
+<w:document xmlns:wpc="http://schemas.microsoft.com/office/word/2010/wordprocessingCanvas" xmlns:cx="http://schemas.microsoft.com/office/drawing/2014/chartex" xmlns:cx1="http://schemas.microsoft.com/office/drawing/2015/9/8/chartex" xmlns:cx2="http://schemas.microsoft.com/office/drawing/2015/10/21/chartex" xmlns:cx3="http://schemas.microsoft.com/office/drawing/2016/5/9/chartex" xmlns:cx4="http://schemas.microsoft.com/office/drawing/2016/5/10/chartex" xmlns:cx5="http://schemas.microsoft.com/office/drawing/2016/5/11/chartex" xmlns:cx6="http://schemas.microsoft.com/office/drawing/2016/5/12/chartex" xmlns:cx7="http://schemas.microsoft.com/office/drawing/2016/5/13/chartex" xmlns:cx8="http://schemas.microsoft.com/office/drawing/2016/5/14/chartex" xmlns:mc="http://schemas.openxmlformats.org/markup-compatibility/2006" xmlns:aink="http://schemas.microsoft.com/office/drawing/2016/ink" xmlns:am3d="http://schemas.microsoft.com/office/drawing/2017/model3d" xmlns:o="urn:schemas-microsoft-com:office:office" xmlns:oel="http://schemas.microsoft.com/office/2019/extlst" xmlns:r="http://schemas.openxmlformats.org/officeDocument/2006/relationships" xmlns:m="http://schemas.openxmlformats.org/officeDocument/2006/math" xmlns:v="urn:schemas-microsoft-com:vml" xmlns:wp14="http://schemas.microsoft.com/office/word/2010/wordprocessingDrawing" xmlns:wp="http://schemas.openxmlformats.org/drawingml/2006/wordprocessingDrawing" xmlns:w10="urn:schemas-microsoft-com:office:word" xmlns:w="http://schemas.openxmlformats.org/wordprocessingml/2006/main" xmlns:w14="http://schemas.microsoft.com/office/word/2010/wordml" xmlns:w15="http://schemas.microsoft.com/office/word/2012/wordml" xmlns:w16cex="http://schemas.microsoft.com/office/word/2018/wordml/cex" xmlns:w16cid="http://schemas.microsoft.com/office/word/2016/wordml/cid" xmlns:w16="http://schemas.microsoft.com/office/word/2018/wordml" xmlns:w16sdtdh="http://schemas.microsoft.com/office/word/2020/wordml/sdtdatahash" xmlns:w16se="http://schemas.microsoft.com/office/word/2015/wordml/symex" xmlns:wpg="http://schemas.microsoft.com/office/word/2010/wordprocessingGroup" xmlns:wpi="http://schemas.microsoft.com/office/word/2010/wordprocessingInk" xmlns:wne="http://schemas.microsoft.com/office/word/2006/wordml" xmlns:wps="http://schemas.microsoft.com/office/word/2010/wordprocessingShape" mc:Ignorable="w14 w15 w16se w16cid w16 w16cex w16sdtdh wp14">
   <w:body>
     <w:p>
       <w:pPr>
@@ -18,7 +18,14 @@
           <w:szCs w:val="32"/>
           <w:rtl/>
         </w:rPr>
-        <w:t>תיאור כללי לשלב 4</w:t>
+        <w:t xml:space="preserve">תיאור כללי לשלב </w:t>
+      </w:r>
+      <w:r>
+        <w:rPr>
+          <w:sz w:val="32"/>
+          <w:szCs w:val="32"/>
+        </w:rPr>
+        <w:t>8</w:t>
       </w:r>
     </w:p>
     <w:p>
@@ -27,14 +34,16 @@
           <w:rFonts w:asciiTheme="minorBidi" w:hAnsiTheme="minorBidi"/>
           <w:sz w:val="24"/>
           <w:szCs w:val="24"/>
-          <w:rtl/>
-        </w:rPr>
-      </w:pPr>
-      <w:r>
-        <w:rPr>
-          <w:rFonts w:asciiTheme="minorBidi" w:hAnsiTheme="minorBidi" w:hint="cs"/>
-          <w:sz w:val="24"/>
-          <w:szCs w:val="24"/>
+          <w:highlight w:val="yellow"/>
+          <w:rtl/>
+        </w:rPr>
+      </w:pPr>
+      <w:r>
+        <w:rPr>
+          <w:rFonts w:asciiTheme="minorBidi" w:hAnsiTheme="minorBidi" w:hint="cs"/>
+          <w:sz w:val="24"/>
+          <w:szCs w:val="24"/>
+          <w:highlight w:val="yellow"/>
           <w:rtl/>
         </w:rPr>
         <w:t>להלן דוגמא אפשרית להגדרת הישויות והפונקציונאליות של השכבה הלוגית.</w:t>
@@ -46,17 +55,19 @@
           <w:rFonts w:asciiTheme="minorBidi" w:hAnsiTheme="minorBidi"/>
           <w:sz w:val="24"/>
           <w:szCs w:val="24"/>
-          <w:rtl/>
-        </w:rPr>
-      </w:pPr>
-      <w:r>
-        <w:rPr>
-          <w:rFonts w:asciiTheme="minorBidi" w:hAnsiTheme="minorBidi" w:hint="cs"/>
-          <w:sz w:val="24"/>
-          <w:szCs w:val="24"/>
-          <w:rtl/>
-        </w:rPr>
-        <w:t>הדוגמא לא מחייבת, אך כל בחירה אחרת למימוש חייבת לכלול את הפונקציונאליות הנדרשת עבור הפעולה הסופית של הפרויקט, שהיא: לאפשר למנהל לנהל את מאגר החנות: מוצרים, מבצעים ולקוחות (כולל הוספה, מחיקה, עדכון ושליפה) וכן ביצוע קניה בחנות תוך שימוש במבצעים וחישוב הסכום הסופי לתשלום.</w:t>
+          <w:highlight w:val="yellow"/>
+          <w:rtl/>
+        </w:rPr>
+      </w:pPr>
+      <w:r>
+        <w:rPr>
+          <w:rFonts w:asciiTheme="minorBidi" w:hAnsiTheme="minorBidi" w:hint="cs"/>
+          <w:sz w:val="24"/>
+          <w:szCs w:val="24"/>
+          <w:highlight w:val="yellow"/>
+          <w:rtl/>
+        </w:rPr>
+        <w:t>הדוגמא לא מחייבת, אך כל בחירה אחרת למימוש חייבת לכלול את הפונקציונאליות הדרשת עבור הפעולה הסופית של הפרויקט, שהיא: לאפשר למנהל לנהל את מאגר החנות: מוצרים, מבצעים ולקוחות (כולל הוספה, מחיקה, עדכון ושליפה) וכן ביצוע קניה בחנות תוך שימוש במבצעים וחישוב הסכום הסופי לתשלום.</w:t>
       </w:r>
     </w:p>
     <w:p>
@@ -65,14 +76,16 @@
           <w:rFonts w:asciiTheme="minorBidi" w:hAnsiTheme="minorBidi"/>
           <w:sz w:val="24"/>
           <w:szCs w:val="24"/>
-          <w:rtl/>
-        </w:rPr>
-      </w:pPr>
-      <w:r>
-        <w:rPr>
-          <w:rFonts w:asciiTheme="minorBidi" w:hAnsiTheme="minorBidi" w:hint="cs"/>
-          <w:sz w:val="24"/>
-          <w:szCs w:val="24"/>
+          <w:highlight w:val="yellow"/>
+          <w:rtl/>
+        </w:rPr>
+      </w:pPr>
+      <w:r>
+        <w:rPr>
+          <w:rFonts w:asciiTheme="minorBidi" w:hAnsiTheme="minorBidi" w:hint="cs"/>
+          <w:sz w:val="24"/>
+          <w:szCs w:val="24"/>
+          <w:highlight w:val="yellow"/>
           <w:rtl/>
         </w:rPr>
         <w:t xml:space="preserve">לצורך הפשטת הפרויקט, לא נשמור את ההזמנות בזיכרון, אלא הן יעברו כאובייקטים בין השכבות </w:t>
@@ -82,6 +95,7 @@
           <w:rFonts w:asciiTheme="minorBidi" w:hAnsiTheme="minorBidi" w:hint="cs"/>
           <w:sz w:val="24"/>
           <w:szCs w:val="24"/>
+          <w:highlight w:val="yellow"/>
         </w:rPr>
         <w:t>BL</w:t>
       </w:r>
@@ -90,6 +104,7 @@
           <w:rFonts w:asciiTheme="minorBidi" w:hAnsiTheme="minorBidi"/>
           <w:sz w:val="24"/>
           <w:szCs w:val="24"/>
+          <w:highlight w:val="yellow"/>
         </w:rPr>
         <w:t>, UI</w:t>
       </w:r>
@@ -98,6 +113,7 @@
           <w:rFonts w:asciiTheme="minorBidi" w:hAnsiTheme="minorBidi" w:hint="cs"/>
           <w:sz w:val="24"/>
           <w:szCs w:val="24"/>
+          <w:highlight w:val="yellow"/>
           <w:rtl/>
         </w:rPr>
         <w:t xml:space="preserve"> ובסיום קניה, היא נמחקת מהזיכרון. (כמובן שיש לעדכן את המלאי בהתאם).</w:t>
@@ -105,7 +121,7 @@
     </w:p>
     <w:p>
       <w:pPr>
-        <w:pStyle w:val="a7"/>
+        <w:pStyle w:val="ListParagraph"/>
         <w:numPr>
           <w:ilvl w:val="0"/>
           <w:numId w:val="1"/>
@@ -114,6 +130,7 @@
           <w:rFonts w:asciiTheme="minorBidi" w:hAnsiTheme="minorBidi"/>
           <w:sz w:val="28"/>
           <w:szCs w:val="28"/>
+          <w:highlight w:val="yellow"/>
         </w:rPr>
       </w:pPr>
       <w:r>
@@ -121,6 +138,7 @@
           <w:rFonts w:asciiTheme="minorBidi" w:hAnsiTheme="minorBidi" w:hint="cs"/>
           <w:sz w:val="28"/>
           <w:szCs w:val="28"/>
+          <w:highlight w:val="yellow"/>
           <w:rtl/>
         </w:rPr>
         <w:t>דוגמא אפשרית להגדרת הישויות הלוגיות:</w:t>
@@ -134,6 +152,7 @@
           <w:bCs/>
           <w:sz w:val="24"/>
           <w:szCs w:val="24"/>
+          <w:highlight w:val="yellow"/>
         </w:rPr>
       </w:pPr>
       <w:r>
@@ -143,6 +162,7 @@
           <w:bCs/>
           <w:sz w:val="24"/>
           <w:szCs w:val="24"/>
+          <w:highlight w:val="yellow"/>
           <w:rtl/>
         </w:rPr>
         <w:t>ישויות לוגיות ראשיות:</w:t>
@@ -154,24 +174,29 @@
           <w:rFonts w:asciiTheme="minorBidi" w:hAnsiTheme="minorBidi"/>
           <w:sz w:val="24"/>
           <w:szCs w:val="24"/>
+          <w:highlight w:val="yellow"/>
           <w:rtl/>
         </w:rPr>
       </w:pPr>
       <w:proofErr w:type="spellStart"/>
-      <w:r>
-        <w:rPr>
-          <w:rFonts w:asciiTheme="minorBidi" w:hAnsiTheme="minorBidi"/>
-          <w:sz w:val="24"/>
-          <w:szCs w:val="24"/>
+      <w:proofErr w:type="gramStart"/>
+      <w:r>
+        <w:rPr>
+          <w:rFonts w:asciiTheme="minorBidi" w:hAnsiTheme="minorBidi"/>
+          <w:sz w:val="24"/>
+          <w:szCs w:val="24"/>
+          <w:highlight w:val="yellow"/>
         </w:rPr>
         <w:t>BO.Client</w:t>
       </w:r>
       <w:proofErr w:type="spellEnd"/>
-      <w:r>
-        <w:rPr>
-          <w:rFonts w:asciiTheme="minorBidi" w:hAnsiTheme="minorBidi" w:hint="cs"/>
-          <w:sz w:val="24"/>
-          <w:szCs w:val="24"/>
+      <w:proofErr w:type="gramEnd"/>
+      <w:r>
+        <w:rPr>
+          <w:rFonts w:asciiTheme="minorBidi" w:hAnsiTheme="minorBidi" w:hint="cs"/>
+          <w:sz w:val="24"/>
+          <w:szCs w:val="24"/>
+          <w:highlight w:val="yellow"/>
           <w:rtl/>
         </w:rPr>
         <w:t xml:space="preserve"> </w:t>
@@ -181,6 +206,7 @@
           <w:rFonts w:asciiTheme="minorBidi" w:hAnsiTheme="minorBidi"/>
           <w:sz w:val="24"/>
           <w:szCs w:val="24"/>
+          <w:highlight w:val="yellow"/>
           <w:rtl/>
         </w:rPr>
         <w:t>–</w:t>
@@ -190,6 +216,7 @@
           <w:rFonts w:asciiTheme="minorBidi" w:hAnsiTheme="minorBidi" w:hint="cs"/>
           <w:sz w:val="24"/>
           <w:szCs w:val="24"/>
+          <w:highlight w:val="yellow"/>
           <w:rtl/>
         </w:rPr>
         <w:t xml:space="preserve"> מכילה את אותן תכונות כמו </w:t>
@@ -200,6 +227,7 @@
           <w:rFonts w:asciiTheme="minorBidi" w:hAnsiTheme="minorBidi"/>
           <w:sz w:val="24"/>
           <w:szCs w:val="24"/>
+          <w:highlight w:val="yellow"/>
         </w:rPr>
         <w:t>DO.Client</w:t>
       </w:r>
@@ -211,23 +239,28 @@
           <w:rFonts w:asciiTheme="minorBidi" w:hAnsiTheme="minorBidi"/>
           <w:sz w:val="24"/>
           <w:szCs w:val="24"/>
+          <w:highlight w:val="yellow"/>
         </w:rPr>
       </w:pPr>
       <w:proofErr w:type="spellStart"/>
-      <w:r>
-        <w:rPr>
-          <w:rFonts w:asciiTheme="minorBidi" w:hAnsiTheme="minorBidi"/>
-          <w:sz w:val="24"/>
-          <w:szCs w:val="24"/>
+      <w:proofErr w:type="gramStart"/>
+      <w:r>
+        <w:rPr>
+          <w:rFonts w:asciiTheme="minorBidi" w:hAnsiTheme="minorBidi"/>
+          <w:sz w:val="24"/>
+          <w:szCs w:val="24"/>
+          <w:highlight w:val="yellow"/>
         </w:rPr>
         <w:t>BO.Product</w:t>
       </w:r>
       <w:proofErr w:type="spellEnd"/>
-      <w:r>
-        <w:rPr>
-          <w:rFonts w:asciiTheme="minorBidi" w:hAnsiTheme="minorBidi" w:hint="cs"/>
-          <w:sz w:val="24"/>
-          <w:szCs w:val="24"/>
+      <w:proofErr w:type="gramEnd"/>
+      <w:r>
+        <w:rPr>
+          <w:rFonts w:asciiTheme="minorBidi" w:hAnsiTheme="minorBidi" w:hint="cs"/>
+          <w:sz w:val="24"/>
+          <w:szCs w:val="24"/>
+          <w:highlight w:val="yellow"/>
           <w:rtl/>
         </w:rPr>
         <w:t xml:space="preserve"> </w:t>
@@ -237,6 +270,7 @@
           <w:rFonts w:asciiTheme="minorBidi" w:hAnsiTheme="minorBidi"/>
           <w:sz w:val="24"/>
           <w:szCs w:val="24"/>
+          <w:highlight w:val="yellow"/>
           <w:rtl/>
         </w:rPr>
         <w:t>–</w:t>
@@ -246,6 +280,7 @@
           <w:rFonts w:asciiTheme="minorBidi" w:hAnsiTheme="minorBidi" w:hint="cs"/>
           <w:sz w:val="24"/>
           <w:szCs w:val="24"/>
+          <w:highlight w:val="yellow"/>
           <w:rtl/>
         </w:rPr>
         <w:t xml:space="preserve"> מכילה את אותן תכונות כמו </w:t>
@@ -256,6 +291,7 @@
           <w:rFonts w:asciiTheme="minorBidi" w:hAnsiTheme="minorBidi"/>
           <w:sz w:val="24"/>
           <w:szCs w:val="24"/>
+          <w:highlight w:val="yellow"/>
         </w:rPr>
         <w:t>DO.</w:t>
       </w:r>
@@ -264,6 +300,7 @@
           <w:rFonts w:asciiTheme="minorBidi" w:hAnsiTheme="minorBidi" w:hint="cs"/>
           <w:sz w:val="24"/>
           <w:szCs w:val="24"/>
+          <w:highlight w:val="yellow"/>
         </w:rPr>
         <w:t>P</w:t>
       </w:r>
@@ -272,6 +309,7 @@
           <w:rFonts w:asciiTheme="minorBidi" w:hAnsiTheme="minorBidi"/>
           <w:sz w:val="24"/>
           <w:szCs w:val="24"/>
+          <w:highlight w:val="yellow"/>
         </w:rPr>
         <w:t>roduct</w:t>
       </w:r>
@@ -281,6 +319,7 @@
           <w:rFonts w:asciiTheme="minorBidi" w:hAnsiTheme="minorBidi" w:hint="cs"/>
           <w:sz w:val="24"/>
           <w:szCs w:val="24"/>
+          <w:highlight w:val="yellow"/>
           <w:rtl/>
         </w:rPr>
         <w:t xml:space="preserve"> </w:t>
@@ -290,6 +329,7 @@
           <w:rFonts w:asciiTheme="minorBidi" w:hAnsiTheme="minorBidi"/>
           <w:sz w:val="24"/>
           <w:szCs w:val="24"/>
+          <w:highlight w:val="yellow"/>
           <w:rtl/>
         </w:rPr>
         <w:br/>
@@ -299,6 +339,7 @@
           <w:rFonts w:asciiTheme="minorBidi" w:hAnsiTheme="minorBidi" w:hint="cs"/>
           <w:sz w:val="24"/>
           <w:szCs w:val="24"/>
+          <w:highlight w:val="yellow"/>
           <w:rtl/>
         </w:rPr>
         <w:t>ובנוסף תכונה של רשימת מבצעים למוצר</w:t>
@@ -308,6 +349,7 @@
           <w:rFonts w:asciiTheme="minorBidi" w:hAnsiTheme="minorBidi" w:hint="cs"/>
           <w:sz w:val="24"/>
           <w:szCs w:val="24"/>
+          <w:highlight w:val="yellow"/>
           <w:rtl/>
         </w:rPr>
         <w:t xml:space="preserve"> </w:t>
@@ -317,6 +359,7 @@
           <w:rFonts w:asciiTheme="minorBidi" w:hAnsiTheme="minorBidi"/>
           <w:sz w:val="24"/>
           <w:szCs w:val="24"/>
+          <w:highlight w:val="yellow"/>
           <w:rtl/>
         </w:rPr>
         <w:t>–</w:t>
@@ -326,6 +369,7 @@
           <w:rFonts w:asciiTheme="minorBidi" w:hAnsiTheme="minorBidi" w:hint="cs"/>
           <w:sz w:val="24"/>
           <w:szCs w:val="24"/>
+          <w:highlight w:val="yellow"/>
           <w:rtl/>
         </w:rPr>
         <w:t xml:space="preserve"> מסוג </w:t>
@@ -336,6 +380,7 @@
           <w:rFonts w:asciiTheme="minorBidi" w:hAnsiTheme="minorBidi"/>
           <w:sz w:val="24"/>
           <w:szCs w:val="24"/>
+          <w:highlight w:val="yellow"/>
         </w:rPr>
         <w:t>SaleInProduct</w:t>
       </w:r>
@@ -347,24 +392,29 @@
           <w:rFonts w:asciiTheme="minorBidi" w:hAnsiTheme="minorBidi"/>
           <w:sz w:val="24"/>
           <w:szCs w:val="24"/>
+          <w:highlight w:val="yellow"/>
           <w:rtl/>
         </w:rPr>
       </w:pPr>
       <w:proofErr w:type="spellStart"/>
-      <w:r>
-        <w:rPr>
-          <w:rFonts w:asciiTheme="minorBidi" w:hAnsiTheme="minorBidi"/>
-          <w:sz w:val="24"/>
-          <w:szCs w:val="24"/>
+      <w:proofErr w:type="gramStart"/>
+      <w:r>
+        <w:rPr>
+          <w:rFonts w:asciiTheme="minorBidi" w:hAnsiTheme="minorBidi"/>
+          <w:sz w:val="24"/>
+          <w:szCs w:val="24"/>
+          <w:highlight w:val="yellow"/>
         </w:rPr>
         <w:t>BO.Sale</w:t>
       </w:r>
       <w:proofErr w:type="spellEnd"/>
-      <w:r>
-        <w:rPr>
-          <w:rFonts w:asciiTheme="minorBidi" w:hAnsiTheme="minorBidi" w:hint="cs"/>
-          <w:sz w:val="24"/>
-          <w:szCs w:val="24"/>
+      <w:proofErr w:type="gramEnd"/>
+      <w:r>
+        <w:rPr>
+          <w:rFonts w:asciiTheme="minorBidi" w:hAnsiTheme="minorBidi" w:hint="cs"/>
+          <w:sz w:val="24"/>
+          <w:szCs w:val="24"/>
+          <w:highlight w:val="yellow"/>
           <w:rtl/>
         </w:rPr>
         <w:t xml:space="preserve"> </w:t>
@@ -374,6 +424,7 @@
           <w:rFonts w:asciiTheme="minorBidi" w:hAnsiTheme="minorBidi"/>
           <w:sz w:val="24"/>
           <w:szCs w:val="24"/>
+          <w:highlight w:val="yellow"/>
           <w:rtl/>
         </w:rPr>
         <w:t>–</w:t>
@@ -383,6 +434,7 @@
           <w:rFonts w:asciiTheme="minorBidi" w:hAnsiTheme="minorBidi" w:hint="cs"/>
           <w:sz w:val="24"/>
           <w:szCs w:val="24"/>
+          <w:highlight w:val="yellow"/>
           <w:rtl/>
         </w:rPr>
         <w:t xml:space="preserve"> מכילה את אותן תכונות כמו </w:t>
@@ -393,6 +445,7 @@
           <w:rFonts w:asciiTheme="minorBidi" w:hAnsiTheme="minorBidi"/>
           <w:sz w:val="24"/>
           <w:szCs w:val="24"/>
+          <w:highlight w:val="yellow"/>
         </w:rPr>
         <w:t>DO.Sale</w:t>
       </w:r>
@@ -404,24 +457,29 @@
           <w:rFonts w:asciiTheme="minorBidi" w:hAnsiTheme="minorBidi"/>
           <w:sz w:val="24"/>
           <w:szCs w:val="24"/>
+          <w:highlight w:val="yellow"/>
           <w:rtl/>
         </w:rPr>
       </w:pPr>
       <w:proofErr w:type="spellStart"/>
-      <w:r>
-        <w:rPr>
-          <w:rFonts w:asciiTheme="minorBidi" w:hAnsiTheme="minorBidi"/>
-          <w:sz w:val="24"/>
-          <w:szCs w:val="24"/>
+      <w:proofErr w:type="gramStart"/>
+      <w:r>
+        <w:rPr>
+          <w:rFonts w:asciiTheme="minorBidi" w:hAnsiTheme="minorBidi"/>
+          <w:sz w:val="24"/>
+          <w:szCs w:val="24"/>
+          <w:highlight w:val="yellow"/>
         </w:rPr>
         <w:t>BO.Order</w:t>
       </w:r>
       <w:proofErr w:type="spellEnd"/>
-      <w:r>
-        <w:rPr>
-          <w:rFonts w:asciiTheme="minorBidi" w:hAnsiTheme="minorBidi" w:hint="cs"/>
-          <w:sz w:val="24"/>
-          <w:szCs w:val="24"/>
+      <w:proofErr w:type="gramEnd"/>
+      <w:r>
+        <w:rPr>
+          <w:rFonts w:asciiTheme="minorBidi" w:hAnsiTheme="minorBidi" w:hint="cs"/>
+          <w:sz w:val="24"/>
+          <w:szCs w:val="24"/>
+          <w:highlight w:val="yellow"/>
           <w:rtl/>
         </w:rPr>
         <w:t xml:space="preserve"> </w:t>
@@ -431,6 +489,7 @@
           <w:rFonts w:asciiTheme="minorBidi" w:hAnsiTheme="minorBidi"/>
           <w:sz w:val="24"/>
           <w:szCs w:val="24"/>
+          <w:highlight w:val="yellow"/>
           <w:rtl/>
         </w:rPr>
         <w:t>–</w:t>
@@ -440,6 +499,7 @@
           <w:rFonts w:asciiTheme="minorBidi" w:hAnsiTheme="minorBidi" w:hint="cs"/>
           <w:sz w:val="24"/>
           <w:szCs w:val="24"/>
+          <w:highlight w:val="yellow"/>
           <w:rtl/>
         </w:rPr>
         <w:t xml:space="preserve"> ישות חדשה לתיאור הזמנה. מכילה את התכונות הבאות:</w:t>
@@ -447,7 +507,7 @@
     </w:p>
     <w:p>
       <w:pPr>
-        <w:pStyle w:val="a7"/>
+        <w:pStyle w:val="ListParagraph"/>
         <w:numPr>
           <w:ilvl w:val="0"/>
           <w:numId w:val="3"/>
@@ -456,13 +516,15 @@
           <w:rFonts w:asciiTheme="minorBidi" w:hAnsiTheme="minorBidi"/>
           <w:sz w:val="24"/>
           <w:szCs w:val="24"/>
-        </w:rPr>
-      </w:pPr>
-      <w:r>
-        <w:rPr>
-          <w:rFonts w:asciiTheme="minorBidi" w:hAnsiTheme="minorBidi" w:hint="cs"/>
-          <w:sz w:val="24"/>
-          <w:szCs w:val="24"/>
+          <w:highlight w:val="yellow"/>
+        </w:rPr>
+      </w:pPr>
+      <w:r>
+        <w:rPr>
+          <w:rFonts w:asciiTheme="minorBidi" w:hAnsiTheme="minorBidi" w:hint="cs"/>
+          <w:sz w:val="24"/>
+          <w:szCs w:val="24"/>
+          <w:highlight w:val="yellow"/>
           <w:rtl/>
         </w:rPr>
         <w:t>האם זו הזמנה של לקוח "מועדף" או לקוח מזדמן (</w:t>
@@ -472,6 +534,7 @@
           <w:rFonts w:asciiTheme="minorBidi" w:hAnsiTheme="minorBidi"/>
           <w:sz w:val="24"/>
           <w:szCs w:val="24"/>
+          <w:highlight w:val="yellow"/>
         </w:rPr>
         <w:t>bool</w:t>
       </w:r>
@@ -480,6 +543,7 @@
           <w:rFonts w:asciiTheme="minorBidi" w:hAnsiTheme="minorBidi" w:hint="cs"/>
           <w:sz w:val="24"/>
           <w:szCs w:val="24"/>
+          <w:highlight w:val="yellow"/>
           <w:rtl/>
         </w:rPr>
         <w:t>)</w:t>
@@ -487,7 +551,7 @@
     </w:p>
     <w:p>
       <w:pPr>
-        <w:pStyle w:val="a7"/>
+        <w:pStyle w:val="ListParagraph"/>
         <w:numPr>
           <w:ilvl w:val="0"/>
           <w:numId w:val="3"/>
@@ -496,13 +560,15 @@
           <w:rFonts w:asciiTheme="minorBidi" w:hAnsiTheme="minorBidi"/>
           <w:sz w:val="24"/>
           <w:szCs w:val="24"/>
-        </w:rPr>
-      </w:pPr>
-      <w:r>
-        <w:rPr>
-          <w:rFonts w:asciiTheme="minorBidi" w:hAnsiTheme="minorBidi" w:hint="cs"/>
-          <w:sz w:val="24"/>
-          <w:szCs w:val="24"/>
+          <w:highlight w:val="yellow"/>
+        </w:rPr>
+      </w:pPr>
+      <w:r>
+        <w:rPr>
+          <w:rFonts w:asciiTheme="minorBidi" w:hAnsiTheme="minorBidi" w:hint="cs"/>
+          <w:sz w:val="24"/>
+          <w:szCs w:val="24"/>
+          <w:highlight w:val="yellow"/>
           <w:rtl/>
         </w:rPr>
         <w:t>רשימת המוצרים בהזמנה</w:t>
@@ -512,6 +578,7 @@
           <w:rFonts w:asciiTheme="minorBidi" w:hAnsiTheme="minorBidi" w:hint="cs"/>
           <w:sz w:val="24"/>
           <w:szCs w:val="24"/>
+          <w:highlight w:val="yellow"/>
           <w:rtl/>
         </w:rPr>
         <w:t xml:space="preserve"> (רשימה של </w:t>
@@ -522,6 +589,7 @@
           <w:rFonts w:asciiTheme="minorBidi" w:hAnsiTheme="minorBidi"/>
           <w:sz w:val="24"/>
           <w:szCs w:val="24"/>
+          <w:highlight w:val="yellow"/>
         </w:rPr>
         <w:t>BO.ProductIn</w:t>
       </w:r>
@@ -530,6 +598,7 @@
           <w:rFonts w:asciiTheme="minorBidi" w:hAnsiTheme="minorBidi"/>
           <w:sz w:val="24"/>
           <w:szCs w:val="24"/>
+          <w:highlight w:val="yellow"/>
         </w:rPr>
         <w:t>Order</w:t>
       </w:r>
@@ -539,6 +608,7 @@
           <w:rFonts w:asciiTheme="minorBidi" w:hAnsiTheme="minorBidi" w:hint="cs"/>
           <w:sz w:val="24"/>
           <w:szCs w:val="24"/>
+          <w:highlight w:val="yellow"/>
           <w:rtl/>
         </w:rPr>
         <w:t>)</w:t>
@@ -546,7 +616,7 @@
     </w:p>
     <w:p>
       <w:pPr>
-        <w:pStyle w:val="a7"/>
+        <w:pStyle w:val="ListParagraph"/>
         <w:numPr>
           <w:ilvl w:val="0"/>
           <w:numId w:val="3"/>
@@ -555,13 +625,15 @@
           <w:rFonts w:asciiTheme="minorBidi" w:hAnsiTheme="minorBidi"/>
           <w:sz w:val="24"/>
           <w:szCs w:val="24"/>
-        </w:rPr>
-      </w:pPr>
-      <w:r>
-        <w:rPr>
-          <w:rFonts w:asciiTheme="minorBidi" w:hAnsiTheme="minorBidi" w:hint="cs"/>
-          <w:sz w:val="24"/>
-          <w:szCs w:val="24"/>
+          <w:highlight w:val="yellow"/>
+        </w:rPr>
+      </w:pPr>
+      <w:r>
+        <w:rPr>
+          <w:rFonts w:asciiTheme="minorBidi" w:hAnsiTheme="minorBidi" w:hint="cs"/>
+          <w:sz w:val="24"/>
+          <w:szCs w:val="24"/>
+          <w:highlight w:val="yellow"/>
           <w:rtl/>
         </w:rPr>
         <w:t>המחיר הסופי לתשלום</w:t>
@@ -571,6 +643,7 @@
           <w:rFonts w:asciiTheme="minorBidi" w:hAnsiTheme="minorBidi" w:hint="cs"/>
           <w:sz w:val="24"/>
           <w:szCs w:val="24"/>
+          <w:highlight w:val="yellow"/>
           <w:rtl/>
         </w:rPr>
         <w:t xml:space="preserve"> (</w:t>
@@ -580,6 +653,7 @@
           <w:rFonts w:asciiTheme="minorBidi" w:hAnsiTheme="minorBidi"/>
           <w:sz w:val="24"/>
           <w:szCs w:val="24"/>
+          <w:highlight w:val="yellow"/>
         </w:rPr>
         <w:t>double</w:t>
       </w:r>
@@ -588,6 +662,7 @@
           <w:rFonts w:asciiTheme="minorBidi" w:hAnsiTheme="minorBidi" w:hint="cs"/>
           <w:sz w:val="24"/>
           <w:szCs w:val="24"/>
+          <w:highlight w:val="yellow"/>
           <w:rtl/>
         </w:rPr>
         <w:t>)</w:t>
@@ -601,6 +676,7 @@
           <w:bCs/>
           <w:sz w:val="24"/>
           <w:szCs w:val="24"/>
+          <w:highlight w:val="yellow"/>
           <w:rtl/>
         </w:rPr>
       </w:pPr>
@@ -611,6 +687,7 @@
           <w:bCs/>
           <w:sz w:val="24"/>
           <w:szCs w:val="24"/>
+          <w:highlight w:val="yellow"/>
           <w:rtl/>
         </w:rPr>
         <w:t>ישויות עזר לוגיות:</w:t>
@@ -622,24 +699,29 @@
           <w:rFonts w:asciiTheme="minorBidi" w:hAnsiTheme="minorBidi"/>
           <w:sz w:val="24"/>
           <w:szCs w:val="24"/>
+          <w:highlight w:val="yellow"/>
           <w:rtl/>
         </w:rPr>
       </w:pPr>
       <w:proofErr w:type="spellStart"/>
-      <w:r>
-        <w:rPr>
-          <w:rFonts w:asciiTheme="minorBidi" w:hAnsiTheme="minorBidi"/>
-          <w:sz w:val="24"/>
-          <w:szCs w:val="24"/>
+      <w:proofErr w:type="gramStart"/>
+      <w:r>
+        <w:rPr>
+          <w:rFonts w:asciiTheme="minorBidi" w:hAnsiTheme="minorBidi"/>
+          <w:sz w:val="24"/>
+          <w:szCs w:val="24"/>
+          <w:highlight w:val="yellow"/>
         </w:rPr>
         <w:t>BO.ProductInOrder</w:t>
       </w:r>
       <w:proofErr w:type="spellEnd"/>
-      <w:r>
-        <w:rPr>
-          <w:rFonts w:asciiTheme="minorBidi" w:hAnsiTheme="minorBidi" w:hint="cs"/>
-          <w:sz w:val="24"/>
-          <w:szCs w:val="24"/>
+      <w:proofErr w:type="gramEnd"/>
+      <w:r>
+        <w:rPr>
+          <w:rFonts w:asciiTheme="minorBidi" w:hAnsiTheme="minorBidi" w:hint="cs"/>
+          <w:sz w:val="24"/>
+          <w:szCs w:val="24"/>
+          <w:highlight w:val="yellow"/>
           <w:rtl/>
         </w:rPr>
         <w:t xml:space="preserve"> </w:t>
@@ -649,6 +731,7 @@
           <w:rFonts w:asciiTheme="minorBidi" w:hAnsiTheme="minorBidi"/>
           <w:sz w:val="24"/>
           <w:szCs w:val="24"/>
+          <w:highlight w:val="yellow"/>
           <w:rtl/>
         </w:rPr>
         <w:t>–</w:t>
@@ -658,6 +741,7 @@
           <w:rFonts w:asciiTheme="minorBidi" w:hAnsiTheme="minorBidi" w:hint="cs"/>
           <w:sz w:val="24"/>
           <w:szCs w:val="24"/>
+          <w:highlight w:val="yellow"/>
           <w:rtl/>
         </w:rPr>
         <w:t xml:space="preserve"> ישות עזר לתיאור מוצר בהזמנה. מכילה את התכונות הבאות:</w:t>
@@ -665,7 +749,7 @@
     </w:p>
     <w:p>
       <w:pPr>
-        <w:pStyle w:val="a7"/>
+        <w:pStyle w:val="ListParagraph"/>
         <w:numPr>
           <w:ilvl w:val="0"/>
           <w:numId w:val="4"/>
@@ -674,13 +758,15 @@
           <w:rFonts w:asciiTheme="minorBidi" w:hAnsiTheme="minorBidi"/>
           <w:sz w:val="24"/>
           <w:szCs w:val="24"/>
-        </w:rPr>
-      </w:pPr>
-      <w:r>
-        <w:rPr>
-          <w:rFonts w:asciiTheme="minorBidi" w:hAnsiTheme="minorBidi" w:hint="cs"/>
-          <w:sz w:val="24"/>
-          <w:szCs w:val="24"/>
+          <w:highlight w:val="yellow"/>
+        </w:rPr>
+      </w:pPr>
+      <w:r>
+        <w:rPr>
+          <w:rFonts w:asciiTheme="minorBidi" w:hAnsiTheme="minorBidi" w:hint="cs"/>
+          <w:sz w:val="24"/>
+          <w:szCs w:val="24"/>
+          <w:highlight w:val="yellow"/>
           <w:rtl/>
         </w:rPr>
         <w:t>מזהה מוצר (</w:t>
@@ -690,6 +776,7 @@
           <w:rFonts w:asciiTheme="minorBidi" w:hAnsiTheme="minorBidi"/>
           <w:sz w:val="24"/>
           <w:szCs w:val="24"/>
+          <w:highlight w:val="yellow"/>
         </w:rPr>
         <w:t>int</w:t>
       </w:r>
@@ -698,6 +785,7 @@
           <w:rFonts w:asciiTheme="minorBidi" w:hAnsiTheme="minorBidi" w:hint="cs"/>
           <w:sz w:val="24"/>
           <w:szCs w:val="24"/>
+          <w:highlight w:val="yellow"/>
           <w:rtl/>
         </w:rPr>
         <w:t>)</w:t>
@@ -705,7 +793,7 @@
     </w:p>
     <w:p>
       <w:pPr>
-        <w:pStyle w:val="a7"/>
+        <w:pStyle w:val="ListParagraph"/>
         <w:numPr>
           <w:ilvl w:val="0"/>
           <w:numId w:val="4"/>
@@ -714,13 +802,15 @@
           <w:rFonts w:asciiTheme="minorBidi" w:hAnsiTheme="minorBidi"/>
           <w:sz w:val="24"/>
           <w:szCs w:val="24"/>
-        </w:rPr>
-      </w:pPr>
-      <w:r>
-        <w:rPr>
-          <w:rFonts w:asciiTheme="minorBidi" w:hAnsiTheme="minorBidi" w:hint="cs"/>
-          <w:sz w:val="24"/>
-          <w:szCs w:val="24"/>
+          <w:highlight w:val="yellow"/>
+        </w:rPr>
+      </w:pPr>
+      <w:r>
+        <w:rPr>
+          <w:rFonts w:asciiTheme="minorBidi" w:hAnsiTheme="minorBidi" w:hint="cs"/>
+          <w:sz w:val="24"/>
+          <w:szCs w:val="24"/>
+          <w:highlight w:val="yellow"/>
           <w:rtl/>
         </w:rPr>
         <w:t>שם מוצר (</w:t>
@@ -730,6 +820,7 @@
           <w:rFonts w:asciiTheme="minorBidi" w:hAnsiTheme="minorBidi"/>
           <w:sz w:val="24"/>
           <w:szCs w:val="24"/>
+          <w:highlight w:val="yellow"/>
         </w:rPr>
         <w:t>string</w:t>
       </w:r>
@@ -738,6 +829,7 @@
           <w:rFonts w:asciiTheme="minorBidi" w:hAnsiTheme="minorBidi" w:hint="cs"/>
           <w:sz w:val="24"/>
           <w:szCs w:val="24"/>
+          <w:highlight w:val="yellow"/>
           <w:rtl/>
         </w:rPr>
         <w:t>)</w:t>
@@ -745,7 +837,7 @@
     </w:p>
     <w:p>
       <w:pPr>
-        <w:pStyle w:val="a7"/>
+        <w:pStyle w:val="ListParagraph"/>
         <w:numPr>
           <w:ilvl w:val="0"/>
           <w:numId w:val="4"/>
@@ -754,14 +846,16 @@
           <w:rFonts w:asciiTheme="minorBidi" w:hAnsiTheme="minorBidi"/>
           <w:sz w:val="24"/>
           <w:szCs w:val="24"/>
-          <w:rtl/>
-        </w:rPr>
-      </w:pPr>
-      <w:r>
-        <w:rPr>
-          <w:rFonts w:asciiTheme="minorBidi" w:hAnsiTheme="minorBidi" w:hint="cs"/>
-          <w:sz w:val="24"/>
-          <w:szCs w:val="24"/>
+          <w:highlight w:val="yellow"/>
+          <w:rtl/>
+        </w:rPr>
+      </w:pPr>
+      <w:r>
+        <w:rPr>
+          <w:rFonts w:asciiTheme="minorBidi" w:hAnsiTheme="minorBidi" w:hint="cs"/>
+          <w:sz w:val="24"/>
+          <w:szCs w:val="24"/>
+          <w:highlight w:val="yellow"/>
           <w:rtl/>
         </w:rPr>
         <w:t>מחיר בסיס למוצר (</w:t>
@@ -771,6 +865,7 @@
           <w:rFonts w:asciiTheme="minorBidi" w:hAnsiTheme="minorBidi"/>
           <w:sz w:val="24"/>
           <w:szCs w:val="24"/>
+          <w:highlight w:val="yellow"/>
         </w:rPr>
         <w:t>double</w:t>
       </w:r>
@@ -779,6 +874,7 @@
           <w:rFonts w:asciiTheme="minorBidi" w:hAnsiTheme="minorBidi" w:hint="cs"/>
           <w:sz w:val="24"/>
           <w:szCs w:val="24"/>
+          <w:highlight w:val="yellow"/>
           <w:rtl/>
         </w:rPr>
         <w:t>)</w:t>
@@ -786,7 +882,7 @@
     </w:p>
     <w:p>
       <w:pPr>
-        <w:pStyle w:val="a7"/>
+        <w:pStyle w:val="ListParagraph"/>
         <w:numPr>
           <w:ilvl w:val="0"/>
           <w:numId w:val="4"/>
@@ -795,14 +891,16 @@
           <w:rFonts w:asciiTheme="minorBidi" w:hAnsiTheme="minorBidi"/>
           <w:sz w:val="24"/>
           <w:szCs w:val="24"/>
-          <w:rtl/>
-        </w:rPr>
-      </w:pPr>
-      <w:r>
-        <w:rPr>
-          <w:rFonts w:asciiTheme="minorBidi" w:hAnsiTheme="minorBidi" w:hint="cs"/>
-          <w:sz w:val="24"/>
-          <w:szCs w:val="24"/>
+          <w:highlight w:val="yellow"/>
+          <w:rtl/>
+        </w:rPr>
+      </w:pPr>
+      <w:r>
+        <w:rPr>
+          <w:rFonts w:asciiTheme="minorBidi" w:hAnsiTheme="minorBidi" w:hint="cs"/>
+          <w:sz w:val="24"/>
+          <w:szCs w:val="24"/>
+          <w:highlight w:val="yellow"/>
           <w:rtl/>
         </w:rPr>
         <w:t>כמות בהזמנה (</w:t>
@@ -812,6 +910,7 @@
           <w:rFonts w:asciiTheme="minorBidi" w:hAnsiTheme="minorBidi"/>
           <w:sz w:val="24"/>
           <w:szCs w:val="24"/>
+          <w:highlight w:val="yellow"/>
         </w:rPr>
         <w:t>int</w:t>
       </w:r>
@@ -820,6 +919,7 @@
           <w:rFonts w:asciiTheme="minorBidi" w:hAnsiTheme="minorBidi" w:hint="cs"/>
           <w:sz w:val="24"/>
           <w:szCs w:val="24"/>
+          <w:highlight w:val="yellow"/>
           <w:rtl/>
         </w:rPr>
         <w:t>)</w:t>
@@ -827,7 +927,7 @@
     </w:p>
     <w:p>
       <w:pPr>
-        <w:pStyle w:val="a7"/>
+        <w:pStyle w:val="ListParagraph"/>
         <w:numPr>
           <w:ilvl w:val="0"/>
           <w:numId w:val="4"/>
@@ -836,14 +936,16 @@
           <w:rFonts w:asciiTheme="minorBidi" w:hAnsiTheme="minorBidi"/>
           <w:sz w:val="24"/>
           <w:szCs w:val="24"/>
-          <w:rtl/>
-        </w:rPr>
-      </w:pPr>
-      <w:r>
-        <w:rPr>
-          <w:rFonts w:asciiTheme="minorBidi" w:hAnsiTheme="minorBidi" w:hint="cs"/>
-          <w:sz w:val="24"/>
-          <w:szCs w:val="24"/>
+          <w:highlight w:val="yellow"/>
+          <w:rtl/>
+        </w:rPr>
+      </w:pPr>
+      <w:r>
+        <w:rPr>
+          <w:rFonts w:asciiTheme="minorBidi" w:hAnsiTheme="minorBidi" w:hint="cs"/>
+          <w:sz w:val="24"/>
+          <w:szCs w:val="24"/>
+          <w:highlight w:val="yellow"/>
           <w:rtl/>
         </w:rPr>
         <w:t xml:space="preserve">רשימת מבצעים למוצר זה (רשימה של </w:t>
@@ -853,6 +955,7 @@
           <w:rFonts w:asciiTheme="minorBidi" w:hAnsiTheme="minorBidi"/>
           <w:sz w:val="24"/>
           <w:szCs w:val="24"/>
+          <w:highlight w:val="yellow"/>
         </w:rPr>
         <w:t>BO.</w:t>
       </w:r>
@@ -860,6 +963,7 @@
         <w:rPr>
           <w:sz w:val="24"/>
           <w:szCs w:val="24"/>
+          <w:highlight w:val="yellow"/>
         </w:rPr>
         <w:t xml:space="preserve"> </w:t>
       </w:r>
@@ -869,6 +973,7 @@
           <w:rFonts w:asciiTheme="minorBidi" w:hAnsiTheme="minorBidi"/>
           <w:sz w:val="24"/>
           <w:szCs w:val="24"/>
+          <w:highlight w:val="yellow"/>
         </w:rPr>
         <w:t>SaleInProduct</w:t>
       </w:r>
@@ -878,6 +983,7 @@
           <w:rFonts w:asciiTheme="minorBidi" w:hAnsiTheme="minorBidi" w:hint="cs"/>
           <w:sz w:val="24"/>
           <w:szCs w:val="24"/>
+          <w:highlight w:val="yellow"/>
           <w:rtl/>
         </w:rPr>
         <w:t>)</w:t>
@@ -885,7 +991,7 @@
     </w:p>
     <w:p>
       <w:pPr>
-        <w:pStyle w:val="a7"/>
+        <w:pStyle w:val="ListParagraph"/>
         <w:numPr>
           <w:ilvl w:val="0"/>
           <w:numId w:val="4"/>
@@ -894,13 +1000,15 @@
           <w:rFonts w:asciiTheme="minorBidi" w:hAnsiTheme="minorBidi"/>
           <w:sz w:val="24"/>
           <w:szCs w:val="24"/>
-        </w:rPr>
-      </w:pPr>
-      <w:r>
-        <w:rPr>
-          <w:rFonts w:asciiTheme="minorBidi" w:hAnsiTheme="minorBidi" w:hint="cs"/>
-          <w:sz w:val="24"/>
-          <w:szCs w:val="24"/>
+          <w:highlight w:val="yellow"/>
+        </w:rPr>
+      </w:pPr>
+      <w:r>
+        <w:rPr>
+          <w:rFonts w:asciiTheme="minorBidi" w:hAnsiTheme="minorBidi" w:hint="cs"/>
+          <w:sz w:val="24"/>
+          <w:szCs w:val="24"/>
+          <w:highlight w:val="yellow"/>
           <w:rtl/>
         </w:rPr>
         <w:t>מחיר סופי למוצר (</w:t>
@@ -910,6 +1018,7 @@
           <w:rFonts w:asciiTheme="minorBidi" w:hAnsiTheme="minorBidi"/>
           <w:sz w:val="24"/>
           <w:szCs w:val="24"/>
+          <w:highlight w:val="yellow"/>
         </w:rPr>
         <w:t>double</w:t>
       </w:r>
@@ -918,6 +1027,7 @@
           <w:rFonts w:asciiTheme="minorBidi" w:hAnsiTheme="minorBidi" w:hint="cs"/>
           <w:sz w:val="24"/>
           <w:szCs w:val="24"/>
+          <w:highlight w:val="yellow"/>
           <w:rtl/>
         </w:rPr>
         <w:t>)</w:t>
@@ -929,24 +1039,29 @@
           <w:rFonts w:asciiTheme="minorBidi" w:hAnsiTheme="minorBidi"/>
           <w:sz w:val="24"/>
           <w:szCs w:val="24"/>
+          <w:highlight w:val="yellow"/>
           <w:rtl/>
         </w:rPr>
       </w:pPr>
       <w:proofErr w:type="spellStart"/>
-      <w:r>
-        <w:rPr>
-          <w:rFonts w:asciiTheme="minorBidi" w:hAnsiTheme="minorBidi"/>
-          <w:sz w:val="24"/>
-          <w:szCs w:val="24"/>
+      <w:proofErr w:type="gramStart"/>
+      <w:r>
+        <w:rPr>
+          <w:rFonts w:asciiTheme="minorBidi" w:hAnsiTheme="minorBidi"/>
+          <w:sz w:val="24"/>
+          <w:szCs w:val="24"/>
+          <w:highlight w:val="yellow"/>
         </w:rPr>
         <w:t>BO.SaleInProduct</w:t>
       </w:r>
       <w:proofErr w:type="spellEnd"/>
-      <w:r>
-        <w:rPr>
-          <w:rFonts w:asciiTheme="minorBidi" w:hAnsiTheme="minorBidi" w:hint="cs"/>
-          <w:sz w:val="24"/>
-          <w:szCs w:val="24"/>
+      <w:proofErr w:type="gramEnd"/>
+      <w:r>
+        <w:rPr>
+          <w:rFonts w:asciiTheme="minorBidi" w:hAnsiTheme="minorBidi" w:hint="cs"/>
+          <w:sz w:val="24"/>
+          <w:szCs w:val="24"/>
+          <w:highlight w:val="yellow"/>
           <w:rtl/>
         </w:rPr>
         <w:t xml:space="preserve"> </w:t>
@@ -956,6 +1071,7 @@
           <w:rFonts w:asciiTheme="minorBidi" w:hAnsiTheme="minorBidi"/>
           <w:sz w:val="24"/>
           <w:szCs w:val="24"/>
+          <w:highlight w:val="yellow"/>
           <w:rtl/>
         </w:rPr>
         <w:t>–</w:t>
@@ -965,6 +1081,7 @@
           <w:rFonts w:asciiTheme="minorBidi" w:hAnsiTheme="minorBidi" w:hint="cs"/>
           <w:sz w:val="24"/>
           <w:szCs w:val="24"/>
+          <w:highlight w:val="yellow"/>
           <w:rtl/>
         </w:rPr>
         <w:t xml:space="preserve"> ישות עזר לתיאור מבצע של מוצר. מכילה את התכונות הבאות:</w:t>
@@ -972,7 +1089,7 @@
     </w:p>
     <w:p>
       <w:pPr>
-        <w:pStyle w:val="a7"/>
+        <w:pStyle w:val="ListParagraph"/>
         <w:numPr>
           <w:ilvl w:val="0"/>
           <w:numId w:val="6"/>
@@ -981,13 +1098,15 @@
           <w:rFonts w:asciiTheme="minorBidi" w:hAnsiTheme="minorBidi"/>
           <w:sz w:val="24"/>
           <w:szCs w:val="24"/>
-        </w:rPr>
-      </w:pPr>
-      <w:r>
-        <w:rPr>
-          <w:rFonts w:asciiTheme="minorBidi" w:hAnsiTheme="minorBidi" w:hint="cs"/>
-          <w:sz w:val="24"/>
-          <w:szCs w:val="24"/>
+          <w:highlight w:val="yellow"/>
+        </w:rPr>
+      </w:pPr>
+      <w:r>
+        <w:rPr>
+          <w:rFonts w:asciiTheme="minorBidi" w:hAnsiTheme="minorBidi" w:hint="cs"/>
+          <w:sz w:val="24"/>
+          <w:szCs w:val="24"/>
+          <w:highlight w:val="yellow"/>
           <w:rtl/>
         </w:rPr>
         <w:t>מזהה מבצע (</w:t>
@@ -997,6 +1116,7 @@
           <w:rFonts w:asciiTheme="minorBidi" w:hAnsiTheme="minorBidi"/>
           <w:sz w:val="24"/>
           <w:szCs w:val="24"/>
+          <w:highlight w:val="yellow"/>
         </w:rPr>
         <w:t>int</w:t>
       </w:r>
@@ -1005,6 +1125,7 @@
           <w:rFonts w:asciiTheme="minorBidi" w:hAnsiTheme="minorBidi" w:hint="cs"/>
           <w:sz w:val="24"/>
           <w:szCs w:val="24"/>
+          <w:highlight w:val="yellow"/>
           <w:rtl/>
         </w:rPr>
         <w:t>)</w:t>
@@ -1012,7 +1133,7 @@
     </w:p>
     <w:p>
       <w:pPr>
-        <w:pStyle w:val="a7"/>
+        <w:pStyle w:val="ListParagraph"/>
         <w:numPr>
           <w:ilvl w:val="0"/>
           <w:numId w:val="6"/>
@@ -1021,13 +1142,15 @@
           <w:rFonts w:asciiTheme="minorBidi" w:hAnsiTheme="minorBidi"/>
           <w:sz w:val="24"/>
           <w:szCs w:val="24"/>
-        </w:rPr>
-      </w:pPr>
-      <w:r>
-        <w:rPr>
-          <w:rFonts w:asciiTheme="minorBidi" w:hAnsiTheme="minorBidi" w:hint="cs"/>
-          <w:sz w:val="24"/>
-          <w:szCs w:val="24"/>
+          <w:highlight w:val="yellow"/>
+        </w:rPr>
+      </w:pPr>
+      <w:r>
+        <w:rPr>
+          <w:rFonts w:asciiTheme="minorBidi" w:hAnsiTheme="minorBidi" w:hint="cs"/>
+          <w:sz w:val="24"/>
+          <w:szCs w:val="24"/>
+          <w:highlight w:val="yellow"/>
           <w:rtl/>
         </w:rPr>
         <w:t>כמות למבצע (</w:t>
@@ -1037,6 +1160,7 @@
           <w:rFonts w:asciiTheme="minorBidi" w:hAnsiTheme="minorBidi"/>
           <w:sz w:val="24"/>
           <w:szCs w:val="24"/>
+          <w:highlight w:val="yellow"/>
         </w:rPr>
         <w:t>int</w:t>
       </w:r>
@@ -1045,6 +1169,7 @@
           <w:rFonts w:asciiTheme="minorBidi" w:hAnsiTheme="minorBidi" w:hint="cs"/>
           <w:sz w:val="24"/>
           <w:szCs w:val="24"/>
+          <w:highlight w:val="yellow"/>
           <w:rtl/>
         </w:rPr>
         <w:t>)</w:t>
@@ -1052,7 +1177,7 @@
     </w:p>
     <w:p>
       <w:pPr>
-        <w:pStyle w:val="a7"/>
+        <w:pStyle w:val="ListParagraph"/>
         <w:numPr>
           <w:ilvl w:val="0"/>
           <w:numId w:val="6"/>
@@ -1061,13 +1186,15 @@
           <w:rFonts w:asciiTheme="minorBidi" w:hAnsiTheme="minorBidi"/>
           <w:sz w:val="24"/>
           <w:szCs w:val="24"/>
-        </w:rPr>
-      </w:pPr>
-      <w:r>
-        <w:rPr>
-          <w:rFonts w:asciiTheme="minorBidi" w:hAnsiTheme="minorBidi" w:hint="cs"/>
-          <w:sz w:val="24"/>
-          <w:szCs w:val="24"/>
+          <w:highlight w:val="yellow"/>
+        </w:rPr>
+      </w:pPr>
+      <w:r>
+        <w:rPr>
+          <w:rFonts w:asciiTheme="minorBidi" w:hAnsiTheme="minorBidi" w:hint="cs"/>
+          <w:sz w:val="24"/>
+          <w:szCs w:val="24"/>
+          <w:highlight w:val="yellow"/>
           <w:rtl/>
         </w:rPr>
         <w:t>מחיר (</w:t>
@@ -1077,6 +1204,7 @@
           <w:rFonts w:asciiTheme="minorBidi" w:hAnsiTheme="minorBidi"/>
           <w:sz w:val="24"/>
           <w:szCs w:val="24"/>
+          <w:highlight w:val="yellow"/>
         </w:rPr>
         <w:t>double</w:t>
       </w:r>
@@ -1085,6 +1213,7 @@
           <w:rFonts w:asciiTheme="minorBidi" w:hAnsiTheme="minorBidi" w:hint="cs"/>
           <w:sz w:val="24"/>
           <w:szCs w:val="24"/>
+          <w:highlight w:val="yellow"/>
           <w:rtl/>
         </w:rPr>
         <w:t>)</w:t>
@@ -1092,7 +1221,7 @@
     </w:p>
     <w:p>
       <w:pPr>
-        <w:pStyle w:val="a7"/>
+        <w:pStyle w:val="ListParagraph"/>
         <w:numPr>
           <w:ilvl w:val="0"/>
           <w:numId w:val="6"/>
@@ -1101,14 +1230,16 @@
           <w:rFonts w:asciiTheme="minorBidi" w:hAnsiTheme="minorBidi"/>
           <w:sz w:val="24"/>
           <w:szCs w:val="24"/>
-          <w:rtl/>
-        </w:rPr>
-      </w:pPr>
-      <w:r>
-        <w:rPr>
-          <w:rFonts w:asciiTheme="minorBidi" w:hAnsiTheme="minorBidi" w:hint="cs"/>
-          <w:sz w:val="24"/>
-          <w:szCs w:val="24"/>
+          <w:highlight w:val="yellow"/>
+          <w:rtl/>
+        </w:rPr>
+      </w:pPr>
+      <w:r>
+        <w:rPr>
+          <w:rFonts w:asciiTheme="minorBidi" w:hAnsiTheme="minorBidi" w:hint="cs"/>
+          <w:sz w:val="24"/>
+          <w:szCs w:val="24"/>
+          <w:highlight w:val="yellow"/>
           <w:rtl/>
         </w:rPr>
         <w:t>האם המבצע מיועד לכל הלקוחות (</w:t>
@@ -1118,6 +1249,7 @@
           <w:rFonts w:asciiTheme="minorBidi" w:hAnsiTheme="minorBidi"/>
           <w:sz w:val="24"/>
           <w:szCs w:val="24"/>
+          <w:highlight w:val="yellow"/>
         </w:rPr>
         <w:t>bool</w:t>
       </w:r>
@@ -1126,6 +1258,7 @@
           <w:rFonts w:asciiTheme="minorBidi" w:hAnsiTheme="minorBidi" w:hint="cs"/>
           <w:sz w:val="24"/>
           <w:szCs w:val="24"/>
+          <w:highlight w:val="yellow"/>
           <w:rtl/>
         </w:rPr>
         <w:t>)</w:t>
@@ -1153,7 +1286,7 @@
     </w:p>
     <w:p>
       <w:pPr>
-        <w:pStyle w:val="a7"/>
+        <w:pStyle w:val="ListParagraph"/>
         <w:numPr>
           <w:ilvl w:val="0"/>
           <w:numId w:val="1"/>
@@ -1591,7 +1724,7 @@
     </w:p>
     <w:p>
       <w:pPr>
-        <w:pStyle w:val="a7"/>
+        <w:pStyle w:val="ListParagraph"/>
         <w:numPr>
           <w:ilvl w:val="0"/>
           <w:numId w:val="5"/>
@@ -1603,6 +1736,7 @@
         </w:rPr>
       </w:pPr>
       <w:proofErr w:type="spellStart"/>
+      <w:proofErr w:type="gramStart"/>
       <w:r>
         <w:rPr>
           <w:rFonts w:asciiTheme="minorBidi" w:hAnsiTheme="minorBidi"/>
@@ -1621,7 +1755,17 @@
           <w:szCs w:val="24"/>
           <w:rtl/>
         </w:rPr>
-        <w:t xml:space="preserve">  - </w:t>
+        <w:t xml:space="preserve">  -</w:t>
+      </w:r>
+      <w:proofErr w:type="gramEnd"/>
+      <w:r>
+        <w:rPr>
+          <w:rFonts w:asciiTheme="minorBidi" w:hAnsiTheme="minorBidi"/>
+          <w:sz w:val="24"/>
+          <w:szCs w:val="24"/>
+          <w:rtl/>
+        </w:rPr>
+        <w:t xml:space="preserve"> </w:t>
       </w:r>
       <w:r>
         <w:rPr>
@@ -1733,7 +1877,7 @@
     </w:p>
     <w:p>
       <w:pPr>
-        <w:pStyle w:val="a7"/>
+        <w:pStyle w:val="ListParagraph"/>
         <w:numPr>
           <w:ilvl w:val="0"/>
           <w:numId w:val="5"/>
@@ -1745,6 +1889,7 @@
         </w:rPr>
       </w:pPr>
       <w:proofErr w:type="spellStart"/>
+      <w:proofErr w:type="gramStart"/>
       <w:r>
         <w:rPr>
           <w:rFonts w:asciiTheme="minorBidi" w:hAnsiTheme="minorBidi"/>
@@ -1763,7 +1908,17 @@
           <w:szCs w:val="24"/>
           <w:rtl/>
         </w:rPr>
-        <w:t xml:space="preserve">  - </w:t>
+        <w:t xml:space="preserve">  -</w:t>
+      </w:r>
+      <w:proofErr w:type="gramEnd"/>
+      <w:r>
+        <w:rPr>
+          <w:rFonts w:asciiTheme="minorBidi" w:hAnsiTheme="minorBidi"/>
+          <w:sz w:val="24"/>
+          <w:szCs w:val="24"/>
+          <w:rtl/>
+        </w:rPr>
+        <w:t xml:space="preserve"> </w:t>
       </w:r>
       <w:r>
         <w:rPr>
@@ -1804,7 +1959,7 @@
     </w:p>
     <w:p>
       <w:pPr>
-        <w:pStyle w:val="a7"/>
+        <w:pStyle w:val="ListParagraph"/>
         <w:numPr>
           <w:ilvl w:val="0"/>
           <w:numId w:val="5"/>
@@ -1816,6 +1971,7 @@
         </w:rPr>
       </w:pPr>
       <w:proofErr w:type="spellStart"/>
+      <w:proofErr w:type="gramStart"/>
       <w:r>
         <w:rPr>
           <w:rFonts w:asciiTheme="minorBidi" w:hAnsiTheme="minorBidi"/>
@@ -1834,7 +1990,17 @@
           <w:szCs w:val="24"/>
           <w:rtl/>
         </w:rPr>
-        <w:t xml:space="preserve">  - </w:t>
+        <w:t xml:space="preserve">  -</w:t>
+      </w:r>
+      <w:proofErr w:type="gramEnd"/>
+      <w:r>
+        <w:rPr>
+          <w:rFonts w:asciiTheme="minorBidi" w:hAnsiTheme="minorBidi"/>
+          <w:sz w:val="24"/>
+          <w:szCs w:val="24"/>
+          <w:rtl/>
+        </w:rPr>
+        <w:t xml:space="preserve"> </w:t>
       </w:r>
       <w:r>
         <w:rPr>
@@ -1867,7 +2033,7 @@
     </w:p>
     <w:p>
       <w:pPr>
-        <w:pStyle w:val="a7"/>
+        <w:pStyle w:val="ListParagraph"/>
         <w:numPr>
           <w:ilvl w:val="0"/>
           <w:numId w:val="5"/>
@@ -1879,6 +2045,7 @@
         </w:rPr>
       </w:pPr>
       <w:proofErr w:type="spellStart"/>
+      <w:proofErr w:type="gramStart"/>
       <w:r>
         <w:rPr>
           <w:rFonts w:asciiTheme="minorBidi" w:hAnsiTheme="minorBidi"/>
@@ -1897,7 +2064,17 @@
           <w:szCs w:val="24"/>
           <w:rtl/>
         </w:rPr>
-        <w:t xml:space="preserve">  - </w:t>
+        <w:t xml:space="preserve">  -</w:t>
+      </w:r>
+      <w:proofErr w:type="gramEnd"/>
+      <w:r>
+        <w:rPr>
+          <w:rFonts w:asciiTheme="minorBidi" w:hAnsiTheme="minorBidi"/>
+          <w:sz w:val="24"/>
+          <w:szCs w:val="24"/>
+          <w:rtl/>
+        </w:rPr>
+        <w:t xml:space="preserve"> </w:t>
       </w:r>
       <w:r>
         <w:rPr>
@@ -1939,7 +2116,7 @@
     </w:p>
     <w:p>
       <w:pPr>
-        <w:pStyle w:val="a7"/>
+        <w:pStyle w:val="ListParagraph"/>
         <w:numPr>
           <w:ilvl w:val="0"/>
           <w:numId w:val="5"/>
@@ -2058,7 +2235,7 @@
     </w:p>
     <w:p>
       <w:pPr>
-        <w:pStyle w:val="a7"/>
+        <w:pStyle w:val="ListParagraph"/>
         <w:numPr>
           <w:ilvl w:val="0"/>
           <w:numId w:val="1"/>
@@ -2239,7 +2416,7 @@
     </w:p>
     <w:p>
       <w:pPr>
-        <w:pStyle w:val="a7"/>
+        <w:pStyle w:val="ListParagraph"/>
         <w:numPr>
           <w:ilvl w:val="0"/>
           <w:numId w:val="7"/>
@@ -2496,7 +2673,7 @@
     </w:p>
     <w:p>
       <w:pPr>
-        <w:pStyle w:val="a7"/>
+        <w:pStyle w:val="ListParagraph"/>
         <w:numPr>
           <w:ilvl w:val="0"/>
           <w:numId w:val="7"/>
@@ -2707,7 +2884,17 @@
           <w:szCs w:val="24"/>
           <w:rtl/>
         </w:rPr>
-        <w:t xml:space="preserve"> בכמות למבצע)</w:t>
+        <w:t xml:space="preserve"> בכמות </w:t>
+      </w:r>
+      <w:proofErr w:type="gramStart"/>
+      <w:r>
+        <w:rPr>
+          <w:rFonts w:hint="cs"/>
+          <w:sz w:val="24"/>
+          <w:szCs w:val="24"/>
+          <w:rtl/>
+        </w:rPr>
+        <w:t>למבצע)</w:t>
       </w:r>
       <w:r>
         <w:rPr>
@@ -2741,7 +2928,17 @@
           <w:szCs w:val="24"/>
           <w:rtl/>
         </w:rPr>
-        <w:t>ילים במחיר של המבצע. את הסכום הזה מוסיפים למחיר הסופי.</w:t>
+        <w:t>ילים</w:t>
+      </w:r>
+      <w:proofErr w:type="gramEnd"/>
+      <w:r>
+        <w:rPr>
+          <w:rFonts w:hint="cs"/>
+          <w:sz w:val="24"/>
+          <w:szCs w:val="24"/>
+          <w:rtl/>
+        </w:rPr>
+        <w:t xml:space="preserve"> במחיר של המבצע. את הסכום הזה מוסיפים למחיר הסופי.</w:t>
       </w:r>
       <w:r>
         <w:rPr>
@@ -2990,7 +3187,7 @@
     </w:p>
     <w:p>
       <w:pPr>
-        <w:pStyle w:val="a7"/>
+        <w:pStyle w:val="ListParagraph"/>
         <w:numPr>
           <w:ilvl w:val="0"/>
           <w:numId w:val="7"/>
@@ -3093,7 +3290,7 @@
     </w:p>
     <w:p>
       <w:pPr>
-        <w:pStyle w:val="a7"/>
+        <w:pStyle w:val="ListParagraph"/>
         <w:numPr>
           <w:ilvl w:val="0"/>
           <w:numId w:val="7"/>
@@ -3480,7 +3677,7 @@
     </w:p>
     <w:p>
       <w:pPr>
-        <w:pStyle w:val="a7"/>
+        <w:pStyle w:val="ListParagraph"/>
         <w:numPr>
           <w:ilvl w:val="0"/>
           <w:numId w:val="7"/>
@@ -3573,7 +3770,7 @@
       </w:r>
     </w:p>
     <w:sectPr>
-      <w:headerReference w:type="default" r:id="rId7"/>
+      <w:headerReference w:type="default" r:id="rId8"/>
       <w:pgSz w:w="11906" w:h="16838"/>
       <w:pgMar w:top="1440" w:right="1800" w:bottom="1440" w:left="1800" w:header="708" w:footer="708" w:gutter="0"/>
       <w:cols w:space="708"/>
@@ -3586,7 +3783,7 @@
 </file>
 
 <file path=word/endnotes.xml><?xml version="1.0" encoding="utf-8"?>
-<w:endnotes xmlns:wpc="http://schemas.microsoft.com/office/word/2010/wordprocessingCanvas" xmlns:cx="http://schemas.microsoft.com/office/drawing/2014/chartex" xmlns:cx1="http://schemas.microsoft.com/office/drawing/2015/9/8/chartex" xmlns:cx2="http://schemas.microsoft.com/office/drawing/2015/10/21/chartex" xmlns:cx3="http://schemas.microsoft.com/office/drawing/2016/5/9/chartex" xmlns:cx4="http://schemas.microsoft.com/office/drawing/2016/5/10/chartex" xmlns:cx5="http://schemas.microsoft.com/office/drawing/2016/5/11/chartex" xmlns:cx6="http://schemas.microsoft.com/office/drawing/2016/5/12/chartex" xmlns:cx7="http://schemas.microsoft.com/office/drawing/2016/5/13/chartex" xmlns:cx8="http://schemas.microsoft.com/office/drawing/2016/5/14/chartex" xmlns:mc="http://schemas.openxmlformats.org/markup-compatibility/2006" xmlns:aink="http://schemas.microsoft.com/office/drawing/2016/ink" xmlns:am3d="http://schemas.microsoft.com/office/drawing/2017/model3d" xmlns:o="urn:schemas-microsoft-com:office:office" xmlns:r="http://schemas.openxmlformats.org/officeDocument/2006/relationships" xmlns:m="http://schemas.openxmlformats.org/officeDocument/2006/math" xmlns:v="urn:schemas-microsoft-com:vml" xmlns:wp14="http://schemas.microsoft.com/office/word/2010/wordprocessingDrawing" xmlns:wp="http://schemas.openxmlformats.org/drawingml/2006/wordprocessingDrawing" xmlns:w10="urn:schemas-microsoft-com:office:word" xmlns:w="http://schemas.openxmlformats.org/wordprocessingml/2006/main" xmlns:w14="http://schemas.microsoft.com/office/word/2010/wordml" xmlns:w15="http://schemas.microsoft.com/office/word/2012/wordml" xmlns:w16cex="http://schemas.microsoft.com/office/word/2018/wordml/cex" xmlns:w16cid="http://schemas.microsoft.com/office/word/2016/wordml/cid" xmlns:w16="http://schemas.microsoft.com/office/word/2018/wordml" xmlns:w16sdtdh="http://schemas.microsoft.com/office/word/2020/wordml/sdtdatahash" xmlns:w16se="http://schemas.microsoft.com/office/word/2015/wordml/symex" xmlns:wpg="http://schemas.microsoft.com/office/word/2010/wordprocessingGroup" xmlns:wpi="http://schemas.microsoft.com/office/word/2010/wordprocessingInk" xmlns:wne="http://schemas.microsoft.com/office/word/2006/wordml" xmlns:wps="http://schemas.microsoft.com/office/word/2010/wordprocessingShape" mc:Ignorable="w14 w15 w16se w16cid w16 w16cex w16sdtdh wp14">
+<w:endnotes xmlns:wpc="http://schemas.microsoft.com/office/word/2010/wordprocessingCanvas" xmlns:cx="http://schemas.microsoft.com/office/drawing/2014/chartex" xmlns:cx1="http://schemas.microsoft.com/office/drawing/2015/9/8/chartex" xmlns:cx2="http://schemas.microsoft.com/office/drawing/2015/10/21/chartex" xmlns:cx3="http://schemas.microsoft.com/office/drawing/2016/5/9/chartex" xmlns:cx4="http://schemas.microsoft.com/office/drawing/2016/5/10/chartex" xmlns:cx5="http://schemas.microsoft.com/office/drawing/2016/5/11/chartex" xmlns:cx6="http://schemas.microsoft.com/office/drawing/2016/5/12/chartex" xmlns:cx7="http://schemas.microsoft.com/office/drawing/2016/5/13/chartex" xmlns:cx8="http://schemas.microsoft.com/office/drawing/2016/5/14/chartex" xmlns:mc="http://schemas.openxmlformats.org/markup-compatibility/2006" xmlns:aink="http://schemas.microsoft.com/office/drawing/2016/ink" xmlns:am3d="http://schemas.microsoft.com/office/drawing/2017/model3d" xmlns:o="urn:schemas-microsoft-com:office:office" xmlns:oel="http://schemas.microsoft.com/office/2019/extlst" xmlns:r="http://schemas.openxmlformats.org/officeDocument/2006/relationships" xmlns:m="http://schemas.openxmlformats.org/officeDocument/2006/math" xmlns:v="urn:schemas-microsoft-com:vml" xmlns:wp14="http://schemas.microsoft.com/office/word/2010/wordprocessingDrawing" xmlns:wp="http://schemas.openxmlformats.org/drawingml/2006/wordprocessingDrawing" xmlns:w10="urn:schemas-microsoft-com:office:word" xmlns:w="http://schemas.openxmlformats.org/wordprocessingml/2006/main" xmlns:w14="http://schemas.microsoft.com/office/word/2010/wordml" xmlns:w15="http://schemas.microsoft.com/office/word/2012/wordml" xmlns:w16cex="http://schemas.microsoft.com/office/word/2018/wordml/cex" xmlns:w16cid="http://schemas.microsoft.com/office/word/2016/wordml/cid" xmlns:w16="http://schemas.microsoft.com/office/word/2018/wordml" xmlns:w16sdtdh="http://schemas.microsoft.com/office/word/2020/wordml/sdtdatahash" xmlns:w16se="http://schemas.microsoft.com/office/word/2015/wordml/symex" xmlns:wpg="http://schemas.microsoft.com/office/word/2010/wordprocessingGroup" xmlns:wpi="http://schemas.microsoft.com/office/word/2010/wordprocessingInk" xmlns:wne="http://schemas.microsoft.com/office/word/2006/wordml" xmlns:wps="http://schemas.microsoft.com/office/word/2010/wordprocessingShape" mc:Ignorable="w14 w15 w16se w16cid w16 w16cex w16sdtdh wp14">
   <w:endnote w:type="separator" w:id="-1">
     <w:p>
       <w:pPr>
@@ -3611,7 +3808,7 @@
 </file>
 
 <file path=word/footnotes.xml><?xml version="1.0" encoding="utf-8"?>
-<w:footnotes xmlns:wpc="http://schemas.microsoft.com/office/word/2010/wordprocessingCanvas" xmlns:cx="http://schemas.microsoft.com/office/drawing/2014/chartex" xmlns:cx1="http://schemas.microsoft.com/office/drawing/2015/9/8/chartex" xmlns:cx2="http://schemas.microsoft.com/office/drawing/2015/10/21/chartex" xmlns:cx3="http://schemas.microsoft.com/office/drawing/2016/5/9/chartex" xmlns:cx4="http://schemas.microsoft.com/office/drawing/2016/5/10/chartex" xmlns:cx5="http://schemas.microsoft.com/office/drawing/2016/5/11/chartex" xmlns:cx6="http://schemas.microsoft.com/office/drawing/2016/5/12/chartex" xmlns:cx7="http://schemas.microsoft.com/office/drawing/2016/5/13/chartex" xmlns:cx8="http://schemas.microsoft.com/office/drawing/2016/5/14/chartex" xmlns:mc="http://schemas.openxmlformats.org/markup-compatibility/2006" xmlns:aink="http://schemas.microsoft.com/office/drawing/2016/ink" xmlns:am3d="http://schemas.microsoft.com/office/drawing/2017/model3d" xmlns:o="urn:schemas-microsoft-com:office:office" xmlns:r="http://schemas.openxmlformats.org/officeDocument/2006/relationships" xmlns:m="http://schemas.openxmlformats.org/officeDocument/2006/math" xmlns:v="urn:schemas-microsoft-com:vml" xmlns:wp14="http://schemas.microsoft.com/office/word/2010/wordprocessingDrawing" xmlns:wp="http://schemas.openxmlformats.org/drawingml/2006/wordprocessingDrawing" xmlns:w10="urn:schemas-microsoft-com:office:word" xmlns:w="http://schemas.openxmlformats.org/wordprocessingml/2006/main" xmlns:w14="http://schemas.microsoft.com/office/word/2010/wordml" xmlns:w15="http://schemas.microsoft.com/office/word/2012/wordml" xmlns:w16cex="http://schemas.microsoft.com/office/word/2018/wordml/cex" xmlns:w16cid="http://schemas.microsoft.com/office/word/2016/wordml/cid" xmlns:w16="http://schemas.microsoft.com/office/word/2018/wordml" xmlns:w16sdtdh="http://schemas.microsoft.com/office/word/2020/wordml/sdtdatahash" xmlns:w16se="http://schemas.microsoft.com/office/word/2015/wordml/symex" xmlns:wpg="http://schemas.microsoft.com/office/word/2010/wordprocessingGroup" xmlns:wpi="http://schemas.microsoft.com/office/word/2010/wordprocessingInk" xmlns:wne="http://schemas.microsoft.com/office/word/2006/wordml" xmlns:wps="http://schemas.microsoft.com/office/word/2010/wordprocessingShape" mc:Ignorable="w14 w15 w16se w16cid w16 w16cex w16sdtdh wp14">
+<w:footnotes xmlns:wpc="http://schemas.microsoft.com/office/word/2010/wordprocessingCanvas" xmlns:cx="http://schemas.microsoft.com/office/drawing/2014/chartex" xmlns:cx1="http://schemas.microsoft.com/office/drawing/2015/9/8/chartex" xmlns:cx2="http://schemas.microsoft.com/office/drawing/2015/10/21/chartex" xmlns:cx3="http://schemas.microsoft.com/office/drawing/2016/5/9/chartex" xmlns:cx4="http://schemas.microsoft.com/office/drawing/2016/5/10/chartex" xmlns:cx5="http://schemas.microsoft.com/office/drawing/2016/5/11/chartex" xmlns:cx6="http://schemas.microsoft.com/office/drawing/2016/5/12/chartex" xmlns:cx7="http://schemas.microsoft.com/office/drawing/2016/5/13/chartex" xmlns:cx8="http://schemas.microsoft.com/office/drawing/2016/5/14/chartex" xmlns:mc="http://schemas.openxmlformats.org/markup-compatibility/2006" xmlns:aink="http://schemas.microsoft.com/office/drawing/2016/ink" xmlns:am3d="http://schemas.microsoft.com/office/drawing/2017/model3d" xmlns:o="urn:schemas-microsoft-com:office:office" xmlns:oel="http://schemas.microsoft.com/office/2019/extlst" xmlns:r="http://schemas.openxmlformats.org/officeDocument/2006/relationships" xmlns:m="http://schemas.openxmlformats.org/officeDocument/2006/math" xmlns:v="urn:schemas-microsoft-com:vml" xmlns:wp14="http://schemas.microsoft.com/office/word/2010/wordprocessingDrawing" xmlns:wp="http://schemas.openxmlformats.org/drawingml/2006/wordprocessingDrawing" xmlns:w10="urn:schemas-microsoft-com:office:word" xmlns:w="http://schemas.openxmlformats.org/wordprocessingml/2006/main" xmlns:w14="http://schemas.microsoft.com/office/word/2010/wordml" xmlns:w15="http://schemas.microsoft.com/office/word/2012/wordml" xmlns:w16cex="http://schemas.microsoft.com/office/word/2018/wordml/cex" xmlns:w16cid="http://schemas.microsoft.com/office/word/2016/wordml/cid" xmlns:w16="http://schemas.microsoft.com/office/word/2018/wordml" xmlns:w16sdtdh="http://schemas.microsoft.com/office/word/2020/wordml/sdtdatahash" xmlns:w16se="http://schemas.microsoft.com/office/word/2015/wordml/symex" xmlns:wpg="http://schemas.microsoft.com/office/word/2010/wordprocessingGroup" xmlns:wpi="http://schemas.microsoft.com/office/word/2010/wordprocessingInk" xmlns:wne="http://schemas.microsoft.com/office/word/2006/wordml" xmlns:wps="http://schemas.microsoft.com/office/word/2010/wordprocessingShape" mc:Ignorable="w14 w15 w16se w16cid w16 w16cex w16sdtdh wp14">
   <w:footnote w:type="separator" w:id="-1">
     <w:p>
       <w:pPr>
@@ -3636,10 +3833,10 @@
 </file>
 
 <file path=word/header1.xml><?xml version="1.0" encoding="utf-8"?>
-<w:hdr xmlns:wpc="http://schemas.microsoft.com/office/word/2010/wordprocessingCanvas" xmlns:cx="http://schemas.microsoft.com/office/drawing/2014/chartex" xmlns:cx1="http://schemas.microsoft.com/office/drawing/2015/9/8/chartex" xmlns:cx2="http://schemas.microsoft.com/office/drawing/2015/10/21/chartex" xmlns:cx3="http://schemas.microsoft.com/office/drawing/2016/5/9/chartex" xmlns:cx4="http://schemas.microsoft.com/office/drawing/2016/5/10/chartex" xmlns:cx5="http://schemas.microsoft.com/office/drawing/2016/5/11/chartex" xmlns:cx6="http://schemas.microsoft.com/office/drawing/2016/5/12/chartex" xmlns:cx7="http://schemas.microsoft.com/office/drawing/2016/5/13/chartex" xmlns:cx8="http://schemas.microsoft.com/office/drawing/2016/5/14/chartex" xmlns:mc="http://schemas.openxmlformats.org/markup-compatibility/2006" xmlns:aink="http://schemas.microsoft.com/office/drawing/2016/ink" xmlns:am3d="http://schemas.microsoft.com/office/drawing/2017/model3d" xmlns:o="urn:schemas-microsoft-com:office:office" xmlns:r="http://schemas.openxmlformats.org/officeDocument/2006/relationships" xmlns:m="http://schemas.openxmlformats.org/officeDocument/2006/math" xmlns:v="urn:schemas-microsoft-com:vml" xmlns:wp14="http://schemas.microsoft.com/office/word/2010/wordprocessingDrawing" xmlns:wp="http://schemas.openxmlformats.org/drawingml/2006/wordprocessingDrawing" xmlns:w10="urn:schemas-microsoft-com:office:word" xmlns:w="http://schemas.openxmlformats.org/wordprocessingml/2006/main" xmlns:w14="http://schemas.microsoft.com/office/word/2010/wordml" xmlns:w15="http://schemas.microsoft.com/office/word/2012/wordml" xmlns:w16cex="http://schemas.microsoft.com/office/word/2018/wordml/cex" xmlns:w16cid="http://schemas.microsoft.com/office/word/2016/wordml/cid" xmlns:w16="http://schemas.microsoft.com/office/word/2018/wordml" xmlns:w16sdtdh="http://schemas.microsoft.com/office/word/2020/wordml/sdtdatahash" xmlns:w16se="http://schemas.microsoft.com/office/word/2015/wordml/symex" xmlns:wpg="http://schemas.microsoft.com/office/word/2010/wordprocessingGroup" xmlns:wpi="http://schemas.microsoft.com/office/word/2010/wordprocessingInk" xmlns:wne="http://schemas.microsoft.com/office/word/2006/wordml" xmlns:wps="http://schemas.microsoft.com/office/word/2010/wordprocessingShape" mc:Ignorable="w14 w15 w16se w16cid w16 w16cex w16sdtdh wp14">
+<w:hdr xmlns:wpc="http://schemas.microsoft.com/office/word/2010/wordprocessingCanvas" xmlns:cx="http://schemas.microsoft.com/office/drawing/2014/chartex" xmlns:cx1="http://schemas.microsoft.com/office/drawing/2015/9/8/chartex" xmlns:cx2="http://schemas.microsoft.com/office/drawing/2015/10/21/chartex" xmlns:cx3="http://schemas.microsoft.com/office/drawing/2016/5/9/chartex" xmlns:cx4="http://schemas.microsoft.com/office/drawing/2016/5/10/chartex" xmlns:cx5="http://schemas.microsoft.com/office/drawing/2016/5/11/chartex" xmlns:cx6="http://schemas.microsoft.com/office/drawing/2016/5/12/chartex" xmlns:cx7="http://schemas.microsoft.com/office/drawing/2016/5/13/chartex" xmlns:cx8="http://schemas.microsoft.com/office/drawing/2016/5/14/chartex" xmlns:mc="http://schemas.openxmlformats.org/markup-compatibility/2006" xmlns:aink="http://schemas.microsoft.com/office/drawing/2016/ink" xmlns:am3d="http://schemas.microsoft.com/office/drawing/2017/model3d" xmlns:o="urn:schemas-microsoft-com:office:office" xmlns:oel="http://schemas.microsoft.com/office/2019/extlst" xmlns:r="http://schemas.openxmlformats.org/officeDocument/2006/relationships" xmlns:m="http://schemas.openxmlformats.org/officeDocument/2006/math" xmlns:v="urn:schemas-microsoft-com:vml" xmlns:wp14="http://schemas.microsoft.com/office/word/2010/wordprocessingDrawing" xmlns:wp="http://schemas.openxmlformats.org/drawingml/2006/wordprocessingDrawing" xmlns:w10="urn:schemas-microsoft-com:office:word" xmlns:w="http://schemas.openxmlformats.org/wordprocessingml/2006/main" xmlns:w14="http://schemas.microsoft.com/office/word/2010/wordml" xmlns:w15="http://schemas.microsoft.com/office/word/2012/wordml" xmlns:w16cex="http://schemas.microsoft.com/office/word/2018/wordml/cex" xmlns:w16cid="http://schemas.microsoft.com/office/word/2016/wordml/cid" xmlns:w16="http://schemas.microsoft.com/office/word/2018/wordml" xmlns:w16sdtdh="http://schemas.microsoft.com/office/word/2020/wordml/sdtdatahash" xmlns:w16se="http://schemas.microsoft.com/office/word/2015/wordml/symex" xmlns:wpg="http://schemas.microsoft.com/office/word/2010/wordprocessingGroup" xmlns:wpi="http://schemas.microsoft.com/office/word/2010/wordprocessingInk" xmlns:wne="http://schemas.microsoft.com/office/word/2006/wordml" xmlns:wps="http://schemas.microsoft.com/office/word/2010/wordprocessingShape" mc:Ignorable="w14 w15 w16se w16cid w16 w16cex w16sdtdh wp14">
   <w:p>
     <w:pPr>
-      <w:pStyle w:val="a3"/>
+      <w:pStyle w:val="Header"/>
       <w:rPr>
         <w:sz w:val="24"/>
         <w:szCs w:val="24"/>
@@ -3657,14 +3854,14 @@
   </w:p>
   <w:p>
     <w:pPr>
-      <w:pStyle w:val="a3"/>
+      <w:pStyle w:val="Header"/>
     </w:pPr>
   </w:p>
 </w:hdr>
 </file>
 
 <file path=word/numbering.xml><?xml version="1.0" encoding="utf-8"?>
-<w:numbering xmlns:wpc="http://schemas.microsoft.com/office/word/2010/wordprocessingCanvas" xmlns:cx="http://schemas.microsoft.com/office/drawing/2014/chartex" xmlns:cx1="http://schemas.microsoft.com/office/drawing/2015/9/8/chartex" xmlns:cx2="http://schemas.microsoft.com/office/drawing/2015/10/21/chartex" xmlns:cx3="http://schemas.microsoft.com/office/drawing/2016/5/9/chartex" xmlns:cx4="http://schemas.microsoft.com/office/drawing/2016/5/10/chartex" xmlns:cx5="http://schemas.microsoft.com/office/drawing/2016/5/11/chartex" xmlns:cx6="http://schemas.microsoft.com/office/drawing/2016/5/12/chartex" xmlns:cx7="http://schemas.microsoft.com/office/drawing/2016/5/13/chartex" xmlns:cx8="http://schemas.microsoft.com/office/drawing/2016/5/14/chartex" xmlns:mc="http://schemas.openxmlformats.org/markup-compatibility/2006" xmlns:aink="http://schemas.microsoft.com/office/drawing/2016/ink" xmlns:am3d="http://schemas.microsoft.com/office/drawing/2017/model3d" xmlns:o="urn:schemas-microsoft-com:office:office" xmlns:r="http://schemas.openxmlformats.org/officeDocument/2006/relationships" xmlns:m="http://schemas.openxmlformats.org/officeDocument/2006/math" xmlns:v="urn:schemas-microsoft-com:vml" xmlns:wp14="http://schemas.microsoft.com/office/word/2010/wordprocessingDrawing" xmlns:wp="http://schemas.openxmlformats.org/drawingml/2006/wordprocessingDrawing" xmlns:w10="urn:schemas-microsoft-com:office:word" xmlns:w="http://schemas.openxmlformats.org/wordprocessingml/2006/main" xmlns:w14="http://schemas.microsoft.com/office/word/2010/wordml" xmlns:w15="http://schemas.microsoft.com/office/word/2012/wordml" xmlns:w16cex="http://schemas.microsoft.com/office/word/2018/wordml/cex" xmlns:w16cid="http://schemas.microsoft.com/office/word/2016/wordml/cid" xmlns:w16="http://schemas.microsoft.com/office/word/2018/wordml" xmlns:w16sdtdh="http://schemas.microsoft.com/office/word/2020/wordml/sdtdatahash" xmlns:w16se="http://schemas.microsoft.com/office/word/2015/wordml/symex" xmlns:wpg="http://schemas.microsoft.com/office/word/2010/wordprocessingGroup" xmlns:wpi="http://schemas.microsoft.com/office/word/2010/wordprocessingInk" xmlns:wne="http://schemas.microsoft.com/office/word/2006/wordml" xmlns:wps="http://schemas.microsoft.com/office/word/2010/wordprocessingShape" mc:Ignorable="w14 w15 w16se w16cid w16 w16cex w16sdtdh wp14">
+<w:numbering xmlns:wpc="http://schemas.microsoft.com/office/word/2010/wordprocessingCanvas" xmlns:cx="http://schemas.microsoft.com/office/drawing/2014/chartex" xmlns:cx1="http://schemas.microsoft.com/office/drawing/2015/9/8/chartex" xmlns:cx2="http://schemas.microsoft.com/office/drawing/2015/10/21/chartex" xmlns:cx3="http://schemas.microsoft.com/office/drawing/2016/5/9/chartex" xmlns:cx4="http://schemas.microsoft.com/office/drawing/2016/5/10/chartex" xmlns:cx5="http://schemas.microsoft.com/office/drawing/2016/5/11/chartex" xmlns:cx6="http://schemas.microsoft.com/office/drawing/2016/5/12/chartex" xmlns:cx7="http://schemas.microsoft.com/office/drawing/2016/5/13/chartex" xmlns:cx8="http://schemas.microsoft.com/office/drawing/2016/5/14/chartex" xmlns:mc="http://schemas.openxmlformats.org/markup-compatibility/2006" xmlns:aink="http://schemas.microsoft.com/office/drawing/2016/ink" xmlns:am3d="http://schemas.microsoft.com/office/drawing/2017/model3d" xmlns:o="urn:schemas-microsoft-com:office:office" xmlns:oel="http://schemas.microsoft.com/office/2019/extlst" xmlns:r="http://schemas.openxmlformats.org/officeDocument/2006/relationships" xmlns:m="http://schemas.openxmlformats.org/officeDocument/2006/math" xmlns:v="urn:schemas-microsoft-com:vml" xmlns:wp14="http://schemas.microsoft.com/office/word/2010/wordprocessingDrawing" xmlns:wp="http://schemas.openxmlformats.org/drawingml/2006/wordprocessingDrawing" xmlns:w10="urn:schemas-microsoft-com:office:word" xmlns:w="http://schemas.openxmlformats.org/wordprocessingml/2006/main" xmlns:w14="http://schemas.microsoft.com/office/word/2010/wordml" xmlns:w15="http://schemas.microsoft.com/office/word/2012/wordml" xmlns:w16cex="http://schemas.microsoft.com/office/word/2018/wordml/cex" xmlns:w16cid="http://schemas.microsoft.com/office/word/2016/wordml/cid" xmlns:w16="http://schemas.microsoft.com/office/word/2018/wordml" xmlns:w16sdtdh="http://schemas.microsoft.com/office/word/2020/wordml/sdtdatahash" xmlns:w16se="http://schemas.microsoft.com/office/word/2015/wordml/symex" xmlns:wpg="http://schemas.microsoft.com/office/word/2010/wordprocessingGroup" xmlns:wpi="http://schemas.microsoft.com/office/word/2010/wordprocessingInk" xmlns:wne="http://schemas.microsoft.com/office/word/2006/wordml" xmlns:wps="http://schemas.microsoft.com/office/word/2010/wordprocessingShape" mc:Ignorable="w14 w15 w16se w16cid w16 w16cex w16sdtdh wp14">
   <w:abstractNum w:abstractNumId="0" w15:restartNumberingAfterBreak="0">
     <w:nsid w:val="005A3224"/>
     <w:multiLevelType w:val="hybridMultilevel"/>
@@ -4405,25 +4602,25 @@
       </w:rPr>
     </w:lvl>
   </w:abstractNum>
-  <w:num w:numId="1">
+  <w:num w:numId="1" w16cid:durableId="1985499136">
     <w:abstractNumId w:val="2"/>
   </w:num>
-  <w:num w:numId="2">
+  <w:num w:numId="2" w16cid:durableId="1215852360">
     <w:abstractNumId w:val="6"/>
   </w:num>
-  <w:num w:numId="3">
+  <w:num w:numId="3" w16cid:durableId="2094811809">
     <w:abstractNumId w:val="4"/>
   </w:num>
-  <w:num w:numId="4">
+  <w:num w:numId="4" w16cid:durableId="121844663">
     <w:abstractNumId w:val="3"/>
   </w:num>
-  <w:num w:numId="5">
+  <w:num w:numId="5" w16cid:durableId="1434939773">
     <w:abstractNumId w:val="0"/>
   </w:num>
-  <w:num w:numId="6">
+  <w:num w:numId="6" w16cid:durableId="1602835813">
     <w:abstractNumId w:val="1"/>
   </w:num>
-  <w:num w:numId="7">
+  <w:num w:numId="7" w16cid:durableId="562374638">
     <w:abstractNumId w:val="5"/>
   </w:num>
 </w:numbering>
@@ -4826,20 +5023,20 @@
     <w:lsdException w:name="Unresolved Mention" w:semiHidden="1" w:unhideWhenUsed="1"/>
     <w:lsdException w:name="Smart Link" w:semiHidden="1" w:unhideWhenUsed="1"/>
   </w:latentStyles>
-  <w:style w:type="paragraph" w:default="1" w:styleId="a">
+  <w:style w:type="paragraph" w:default="1" w:styleId="Normal">
     <w:name w:val="Normal"/>
     <w:qFormat/>
     <w:pPr>
       <w:bidi/>
     </w:pPr>
   </w:style>
-  <w:style w:type="character" w:default="1" w:styleId="a0">
+  <w:style w:type="character" w:default="1" w:styleId="DefaultParagraphFont">
     <w:name w:val="Default Paragraph Font"/>
     <w:uiPriority w:val="1"/>
     <w:semiHidden/>
     <w:unhideWhenUsed/>
   </w:style>
-  <w:style w:type="table" w:default="1" w:styleId="a1">
+  <w:style w:type="table" w:default="1" w:styleId="TableNormal">
     <w:name w:val="Normal Table"/>
     <w:uiPriority w:val="99"/>
     <w:semiHidden/>
@@ -4854,16 +5051,16 @@
       </w:tblCellMar>
     </w:tblPr>
   </w:style>
-  <w:style w:type="numbering" w:default="1" w:styleId="a2">
+  <w:style w:type="numbering" w:default="1" w:styleId="NoList">
     <w:name w:val="No List"/>
     <w:uiPriority w:val="99"/>
     <w:semiHidden/>
     <w:unhideWhenUsed/>
   </w:style>
-  <w:style w:type="paragraph" w:styleId="a3">
+  <w:style w:type="paragraph" w:styleId="Header">
     <w:name w:val="header"/>
-    <w:basedOn w:val="a"/>
-    <w:link w:val="a4"/>
+    <w:basedOn w:val="Normal"/>
+    <w:link w:val="HeaderChar"/>
     <w:uiPriority w:val="99"/>
     <w:unhideWhenUsed/>
     <w:rsid w:val="002151DF"/>
@@ -4875,17 +5072,17 @@
       <w:spacing w:after="0" w:line="240" w:lineRule="auto"/>
     </w:pPr>
   </w:style>
-  <w:style w:type="character" w:customStyle="1" w:styleId="a4">
-    <w:name w:val="כותרת עליונה תו"/>
-    <w:basedOn w:val="a0"/>
-    <w:link w:val="a3"/>
+  <w:style w:type="character" w:customStyle="1" w:styleId="HeaderChar">
+    <w:name w:val="Header Char"/>
+    <w:basedOn w:val="DefaultParagraphFont"/>
+    <w:link w:val="Header"/>
     <w:uiPriority w:val="99"/>
     <w:rsid w:val="002151DF"/>
   </w:style>
-  <w:style w:type="paragraph" w:styleId="a5">
+  <w:style w:type="paragraph" w:styleId="Footer">
     <w:name w:val="footer"/>
-    <w:basedOn w:val="a"/>
-    <w:link w:val="a6"/>
+    <w:basedOn w:val="Normal"/>
+    <w:link w:val="FooterChar"/>
     <w:uiPriority w:val="99"/>
     <w:unhideWhenUsed/>
     <w:rsid w:val="002151DF"/>
@@ -4897,16 +5094,16 @@
       <w:spacing w:after="0" w:line="240" w:lineRule="auto"/>
     </w:pPr>
   </w:style>
-  <w:style w:type="character" w:customStyle="1" w:styleId="a6">
-    <w:name w:val="כותרת תחתונה תו"/>
-    <w:basedOn w:val="a0"/>
-    <w:link w:val="a5"/>
+  <w:style w:type="character" w:customStyle="1" w:styleId="FooterChar">
+    <w:name w:val="Footer Char"/>
+    <w:basedOn w:val="DefaultParagraphFont"/>
+    <w:link w:val="Footer"/>
     <w:uiPriority w:val="99"/>
     <w:rsid w:val="002151DF"/>
   </w:style>
-  <w:style w:type="paragraph" w:styleId="a7">
+  <w:style w:type="paragraph" w:styleId="ListParagraph">
     <w:name w:val="List Paragraph"/>
-    <w:basedOn w:val="a"/>
+    <w:basedOn w:val="Normal"/>
     <w:uiPriority w:val="34"/>
     <w:qFormat/>
     <w:rsid w:val="002151DF"/>
@@ -5211,4 +5408,16 @@
     </a:ext>
   </a:extLst>
 </a:theme>
+</file>
+
+<file path=customXml/item1.xml><?xml version="1.0" encoding="utf-8"?>
+<b:Sources xmlns:b="http://schemas.openxmlformats.org/officeDocument/2006/bibliography" xmlns="http://schemas.openxmlformats.org/officeDocument/2006/bibliography" SelectedStyle="\APASixthEditionOfficeOnline.xsl" StyleName="APA" Version="6"/>
+</file>
+
+<file path=customXml/itemProps1.xml><?xml version="1.0" encoding="utf-8"?>
+<ds:datastoreItem xmlns:ds="http://schemas.openxmlformats.org/officeDocument/2006/customXml" ds:itemID="{7455B24F-1973-4DE6-A8A2-EE8180E9D5CD}">
+  <ds:schemaRefs>
+    <ds:schemaRef ds:uri="http://schemas.openxmlformats.org/officeDocument/2006/bibliography"/>
+  </ds:schemaRefs>
+</ds:datastoreItem>
 </file>
--- a/הנחיות הפרויקט/שלב 8 תיאור כללי.docx
+++ b/הנחיות הפרויקט/שלב 8 תיאור כללי.docx
@@ -1,6 +1,6 @@
 
 <file path=word/document.xml><?xml version="1.0" encoding="utf-8"?>
-<w:document xmlns:wpc="http://schemas.microsoft.com/office/word/2010/wordprocessingCanvas" xmlns:cx="http://schemas.microsoft.com/office/drawing/2014/chartex" xmlns:cx1="http://schemas.microsoft.com/office/drawing/2015/9/8/chartex" xmlns:cx2="http://schemas.microsoft.com/office/drawing/2015/10/21/chartex" xmlns:cx3="http://schemas.microsoft.com/office/drawing/2016/5/9/chartex" xmlns:cx4="http://schemas.microsoft.com/office/drawing/2016/5/10/chartex" xmlns:cx5="http://schemas.microsoft.com/office/drawing/2016/5/11/chartex" xmlns:cx6="http://schemas.microsoft.com/office/drawing/2016/5/12/chartex" xmlns:cx7="http://schemas.microsoft.com/office/drawing/2016/5/13/chartex" xmlns:cx8="http://schemas.microsoft.com/office/drawing/2016/5/14/chartex" xmlns:mc="http://schemas.openxmlformats.org/markup-compatibility/2006" xmlns:aink="http://schemas.microsoft.com/office/drawing/2016/ink" xmlns:am3d="http://schemas.microsoft.com/office/drawing/2017/model3d" xmlns:o="urn:schemas-microsoft-com:office:office" xmlns:oel="http://schemas.microsoft.com/office/2019/extlst" xmlns:r="http://schemas.openxmlformats.org/officeDocument/2006/relationships" xmlns:m="http://schemas.openxmlformats.org/officeDocument/2006/math" xmlns:v="urn:schemas-microsoft-com:vml" xmlns:wp14="http://schemas.microsoft.com/office/word/2010/wordprocessingDrawing" xmlns:wp="http://schemas.openxmlformats.org/drawingml/2006/wordprocessingDrawing" xmlns:w10="urn:schemas-microsoft-com:office:word" xmlns:w="http://schemas.openxmlformats.org/wordprocessingml/2006/main" xmlns:w14="http://schemas.microsoft.com/office/word/2010/wordml" xmlns:w15="http://schemas.microsoft.com/office/word/2012/wordml" xmlns:w16cex="http://schemas.microsoft.com/office/word/2018/wordml/cex" xmlns:w16cid="http://schemas.microsoft.com/office/word/2016/wordml/cid" xmlns:w16="http://schemas.microsoft.com/office/word/2018/wordml" xmlns:w16sdtdh="http://schemas.microsoft.com/office/word/2020/wordml/sdtdatahash" xmlns:w16se="http://schemas.microsoft.com/office/word/2015/wordml/symex" xmlns:wpg="http://schemas.microsoft.com/office/word/2010/wordprocessingGroup" xmlns:wpi="http://schemas.microsoft.com/office/word/2010/wordprocessingInk" xmlns:wne="http://schemas.microsoft.com/office/word/2006/wordml" xmlns:wps="http://schemas.microsoft.com/office/word/2010/wordprocessingShape" mc:Ignorable="w14 w15 w16se w16cid w16 w16cex w16sdtdh wp14">
+<w:document xmlns:wpc="http://schemas.microsoft.com/office/word/2010/wordprocessingCanvas" xmlns:cx="http://schemas.microsoft.com/office/drawing/2014/chartex" xmlns:cx1="http://schemas.microsoft.com/office/drawing/2015/9/8/chartex" xmlns:cx2="http://schemas.microsoft.com/office/drawing/2015/10/21/chartex" xmlns:cx3="http://schemas.microsoft.com/office/drawing/2016/5/9/chartex" xmlns:cx4="http://schemas.microsoft.com/office/drawing/2016/5/10/chartex" xmlns:cx5="http://schemas.microsoft.com/office/drawing/2016/5/11/chartex" xmlns:cx6="http://schemas.microsoft.com/office/drawing/2016/5/12/chartex" xmlns:cx7="http://schemas.microsoft.com/office/drawing/2016/5/13/chartex" xmlns:cx8="http://schemas.microsoft.com/office/drawing/2016/5/14/chartex" xmlns:mc="http://schemas.openxmlformats.org/markup-compatibility/2006" xmlns:aink="http://schemas.microsoft.com/office/drawing/2016/ink" xmlns:am3d="http://schemas.microsoft.com/office/drawing/2017/model3d" xmlns:o="urn:schemas-microsoft-com:office:office" xmlns:oel="http://schemas.microsoft.com/office/2019/extlst" xmlns:r="http://schemas.openxmlformats.org/officeDocument/2006/relationships" xmlns:m="http://schemas.openxmlformats.org/officeDocument/2006/math" xmlns:v="urn:schemas-microsoft-com:vml" xmlns:wp14="http://schemas.microsoft.com/office/word/2010/wordprocessingDrawing" xmlns:wp="http://schemas.openxmlformats.org/drawingml/2006/wordprocessingDrawing" xmlns:w10="urn:schemas-microsoft-com:office:word" xmlns:w="http://schemas.openxmlformats.org/wordprocessingml/2006/main" xmlns:w14="http://schemas.microsoft.com/office/word/2010/wordml" xmlns:w15="http://schemas.microsoft.com/office/word/2012/wordml" xmlns:w16cex="http://schemas.microsoft.com/office/word/2018/wordml/cex" xmlns:w16cid="http://schemas.microsoft.com/office/word/2016/wordml/cid" xmlns:w16="http://schemas.microsoft.com/office/word/2018/wordml" xmlns:w16du="http://schemas.microsoft.com/office/word/2023/wordml/word16du" xmlns:w16sdtdh="http://schemas.microsoft.com/office/word/2020/wordml/sdtdatahash" xmlns:w16sdtfl="http://schemas.microsoft.com/office/word/2024/wordml/sdtformatlock" xmlns:w16se="http://schemas.microsoft.com/office/word/2015/wordml/symex" xmlns:wpg="http://schemas.microsoft.com/office/word/2010/wordprocessingGroup" xmlns:wpi="http://schemas.microsoft.com/office/word/2010/wordprocessingInk" xmlns:wne="http://schemas.microsoft.com/office/word/2006/wordml" xmlns:wps="http://schemas.microsoft.com/office/word/2010/wordprocessingShape" mc:Ignorable="w14 w15 w16se w16cid w16 w16cex w16sdtdh w16sdtfl w16du wp14">
   <w:body>
     <w:p>
       <w:pPr>
@@ -121,7 +121,7 @@
     </w:p>
     <w:p>
       <w:pPr>
-        <w:pStyle w:val="ListParagraph"/>
+        <w:pStyle w:val="a7"/>
         <w:numPr>
           <w:ilvl w:val="0"/>
           <w:numId w:val="1"/>
@@ -222,6 +222,7 @@
         <w:t xml:space="preserve"> מכילה את אותן תכונות כמו </w:t>
       </w:r>
       <w:proofErr w:type="spellStart"/>
+      <w:proofErr w:type="gramStart"/>
       <w:r>
         <w:rPr>
           <w:rFonts w:asciiTheme="minorBidi" w:hAnsiTheme="minorBidi"/>
@@ -230,6 +231,162 @@
           <w:highlight w:val="yellow"/>
         </w:rPr>
         <w:t>DO.Client</w:t>
+      </w:r>
+      <w:proofErr w:type="spellEnd"/>
+      <w:proofErr w:type="gramEnd"/>
+    </w:p>
+    <w:p>
+      <w:pPr>
+        <w:rPr>
+          <w:rFonts w:asciiTheme="minorBidi" w:hAnsiTheme="minorBidi"/>
+          <w:sz w:val="24"/>
+          <w:szCs w:val="24"/>
+          <w:highlight w:val="yellow"/>
+        </w:rPr>
+      </w:pPr>
+      <w:proofErr w:type="spellStart"/>
+      <w:proofErr w:type="gramStart"/>
+      <w:r>
+        <w:rPr>
+          <w:rFonts w:asciiTheme="minorBidi" w:hAnsiTheme="minorBidi"/>
+          <w:sz w:val="24"/>
+          <w:szCs w:val="24"/>
+          <w:highlight w:val="yellow"/>
+        </w:rPr>
+        <w:t>BO.Product</w:t>
+      </w:r>
+      <w:proofErr w:type="spellEnd"/>
+      <w:proofErr w:type="gramEnd"/>
+      <w:r>
+        <w:rPr>
+          <w:rFonts w:asciiTheme="minorBidi" w:hAnsiTheme="minorBidi" w:hint="cs"/>
+          <w:sz w:val="24"/>
+          <w:szCs w:val="24"/>
+          <w:highlight w:val="yellow"/>
+          <w:rtl/>
+        </w:rPr>
+        <w:t xml:space="preserve"> </w:t>
+      </w:r>
+      <w:r>
+        <w:rPr>
+          <w:rFonts w:asciiTheme="minorBidi" w:hAnsiTheme="minorBidi"/>
+          <w:sz w:val="24"/>
+          <w:szCs w:val="24"/>
+          <w:highlight w:val="yellow"/>
+          <w:rtl/>
+        </w:rPr>
+        <w:t>–</w:t>
+      </w:r>
+      <w:r>
+        <w:rPr>
+          <w:rFonts w:asciiTheme="minorBidi" w:hAnsiTheme="minorBidi" w:hint="cs"/>
+          <w:sz w:val="24"/>
+          <w:szCs w:val="24"/>
+          <w:highlight w:val="yellow"/>
+          <w:rtl/>
+        </w:rPr>
+        <w:t xml:space="preserve"> מכילה את אותן תכונות כמו </w:t>
+      </w:r>
+      <w:proofErr w:type="spellStart"/>
+      <w:proofErr w:type="gramStart"/>
+      <w:r>
+        <w:rPr>
+          <w:rFonts w:asciiTheme="minorBidi" w:hAnsiTheme="minorBidi"/>
+          <w:sz w:val="24"/>
+          <w:szCs w:val="24"/>
+          <w:highlight w:val="yellow"/>
+        </w:rPr>
+        <w:t>DO.</w:t>
+      </w:r>
+      <w:r>
+        <w:rPr>
+          <w:rFonts w:asciiTheme="minorBidi" w:hAnsiTheme="minorBidi" w:hint="cs"/>
+          <w:sz w:val="24"/>
+          <w:szCs w:val="24"/>
+          <w:highlight w:val="yellow"/>
+        </w:rPr>
+        <w:t>P</w:t>
+      </w:r>
+      <w:r>
+        <w:rPr>
+          <w:rFonts w:asciiTheme="minorBidi" w:hAnsiTheme="minorBidi"/>
+          <w:sz w:val="24"/>
+          <w:szCs w:val="24"/>
+          <w:highlight w:val="yellow"/>
+        </w:rPr>
+        <w:t>roduct</w:t>
+      </w:r>
+      <w:proofErr w:type="spellEnd"/>
+      <w:proofErr w:type="gramEnd"/>
+      <w:r>
+        <w:rPr>
+          <w:rFonts w:asciiTheme="minorBidi" w:hAnsiTheme="minorBidi" w:hint="cs"/>
+          <w:sz w:val="24"/>
+          <w:szCs w:val="24"/>
+          <w:highlight w:val="yellow"/>
+          <w:rtl/>
+        </w:rPr>
+        <w:t xml:space="preserve"> </w:t>
+      </w:r>
+      <w:r>
+        <w:rPr>
+          <w:rFonts w:asciiTheme="minorBidi" w:hAnsiTheme="minorBidi"/>
+          <w:sz w:val="24"/>
+          <w:szCs w:val="24"/>
+          <w:highlight w:val="yellow"/>
+          <w:rtl/>
+        </w:rPr>
+        <w:br/>
+      </w:r>
+      <w:r>
+        <w:rPr>
+          <w:rFonts w:asciiTheme="minorBidi" w:hAnsiTheme="minorBidi" w:hint="cs"/>
+          <w:sz w:val="24"/>
+          <w:szCs w:val="24"/>
+          <w:highlight w:val="yellow"/>
+          <w:rtl/>
+        </w:rPr>
+        <w:t>ובנוסף תכונה של רשימת מבצעים למוצר</w:t>
+      </w:r>
+      <w:r>
+        <w:rPr>
+          <w:rFonts w:asciiTheme="minorBidi" w:hAnsiTheme="minorBidi" w:hint="cs"/>
+          <w:sz w:val="24"/>
+          <w:szCs w:val="24"/>
+          <w:highlight w:val="yellow"/>
+          <w:rtl/>
+        </w:rPr>
+        <w:t xml:space="preserve"> </w:t>
+      </w:r>
+      <w:r>
+        <w:rPr>
+          <w:rFonts w:asciiTheme="minorBidi" w:hAnsiTheme="minorBidi"/>
+          <w:sz w:val="24"/>
+          <w:szCs w:val="24"/>
+          <w:highlight w:val="yellow"/>
+          <w:rtl/>
+        </w:rPr>
+        <w:t>–</w:t>
+      </w:r>
+      <w:r>
+        <w:rPr>
+          <w:rFonts w:asciiTheme="minorBidi" w:hAnsiTheme="minorBidi" w:hint="cs"/>
+          <w:sz w:val="24"/>
+          <w:szCs w:val="24"/>
+          <w:highlight w:val="yellow"/>
+          <w:rtl/>
+        </w:rPr>
+        <w:t xml:space="preserve"> מסוג </w:t>
+      </w:r>
+      <w:proofErr w:type="spellStart"/>
+      <w:r>
+        <w:rPr>
+          <w:rFonts w:asciiTheme="minorBidi" w:hAnsiTheme="minorBidi"/>
+          <w:sz w:val="24"/>
+          <w:szCs w:val="24"/>
+          <w:highlight w:val="yellow"/>
+        </w:rPr>
+        <w:t>SaleInProduct</w:t>
       </w:r>
       <w:proofErr w:type="spellEnd"/>
     </w:p>
@@ -240,6 +397,7 @@
           <w:sz w:val="24"/>
           <w:szCs w:val="24"/>
           <w:highlight w:val="yellow"/>
+          <w:rtl/>
         </w:rPr>
       </w:pPr>
       <w:proofErr w:type="spellStart"/>
@@ -251,7 +409,7 @@
           <w:szCs w:val="24"/>
           <w:highlight w:val="yellow"/>
         </w:rPr>
-        <w:t>BO.Product</w:t>
+        <w:t>BO.Sale</w:t>
       </w:r>
       <w:proofErr w:type="spellEnd"/>
       <w:proofErr w:type="gramEnd"/>
@@ -286,105 +444,18 @@
         <w:t xml:space="preserve"> מכילה את אותן תכונות כמו </w:t>
       </w:r>
       <w:proofErr w:type="spellStart"/>
-      <w:r>
-        <w:rPr>
-          <w:rFonts w:asciiTheme="minorBidi" w:hAnsiTheme="minorBidi"/>
-          <w:sz w:val="24"/>
-          <w:szCs w:val="24"/>
-          <w:highlight w:val="yellow"/>
-        </w:rPr>
-        <w:t>DO.</w:t>
-      </w:r>
-      <w:r>
-        <w:rPr>
-          <w:rFonts w:asciiTheme="minorBidi" w:hAnsiTheme="minorBidi" w:hint="cs"/>
-          <w:sz w:val="24"/>
-          <w:szCs w:val="24"/>
-          <w:highlight w:val="yellow"/>
-        </w:rPr>
-        <w:t>P</w:t>
-      </w:r>
-      <w:r>
-        <w:rPr>
-          <w:rFonts w:asciiTheme="minorBidi" w:hAnsiTheme="minorBidi"/>
-          <w:sz w:val="24"/>
-          <w:szCs w:val="24"/>
-          <w:highlight w:val="yellow"/>
-        </w:rPr>
-        <w:t>roduct</w:t>
+      <w:proofErr w:type="gramStart"/>
+      <w:r>
+        <w:rPr>
+          <w:rFonts w:asciiTheme="minorBidi" w:hAnsiTheme="minorBidi"/>
+          <w:sz w:val="24"/>
+          <w:szCs w:val="24"/>
+          <w:highlight w:val="yellow"/>
+        </w:rPr>
+        <w:t>DO.Sale</w:t>
       </w:r>
       <w:proofErr w:type="spellEnd"/>
-      <w:r>
-        <w:rPr>
-          <w:rFonts w:asciiTheme="minorBidi" w:hAnsiTheme="minorBidi" w:hint="cs"/>
-          <w:sz w:val="24"/>
-          <w:szCs w:val="24"/>
-          <w:highlight w:val="yellow"/>
-          <w:rtl/>
-        </w:rPr>
-        <w:t xml:space="preserve"> </w:t>
-      </w:r>
-      <w:r>
-        <w:rPr>
-          <w:rFonts w:asciiTheme="minorBidi" w:hAnsiTheme="minorBidi"/>
-          <w:sz w:val="24"/>
-          <w:szCs w:val="24"/>
-          <w:highlight w:val="yellow"/>
-          <w:rtl/>
-        </w:rPr>
-        <w:br/>
-      </w:r>
-      <w:r>
-        <w:rPr>
-          <w:rFonts w:asciiTheme="minorBidi" w:hAnsiTheme="minorBidi" w:hint="cs"/>
-          <w:sz w:val="24"/>
-          <w:szCs w:val="24"/>
-          <w:highlight w:val="yellow"/>
-          <w:rtl/>
-        </w:rPr>
-        <w:t>ובנוסף תכונה של רשימת מבצעים למוצר</w:t>
-      </w:r>
-      <w:r>
-        <w:rPr>
-          <w:rFonts w:asciiTheme="minorBidi" w:hAnsiTheme="minorBidi" w:hint="cs"/>
-          <w:sz w:val="24"/>
-          <w:szCs w:val="24"/>
-          <w:highlight w:val="yellow"/>
-          <w:rtl/>
-        </w:rPr>
-        <w:t xml:space="preserve"> </w:t>
-      </w:r>
-      <w:r>
-        <w:rPr>
-          <w:rFonts w:asciiTheme="minorBidi" w:hAnsiTheme="minorBidi"/>
-          <w:sz w:val="24"/>
-          <w:szCs w:val="24"/>
-          <w:highlight w:val="yellow"/>
-          <w:rtl/>
-        </w:rPr>
-        <w:t>–</w:t>
-      </w:r>
-      <w:r>
-        <w:rPr>
-          <w:rFonts w:asciiTheme="minorBidi" w:hAnsiTheme="minorBidi" w:hint="cs"/>
-          <w:sz w:val="24"/>
-          <w:szCs w:val="24"/>
-          <w:highlight w:val="yellow"/>
-          <w:rtl/>
-        </w:rPr>
-        <w:t xml:space="preserve"> מסוג </w:t>
-      </w:r>
-      <w:proofErr w:type="spellStart"/>
-      <w:r>
-        <w:rPr>
-          <w:rFonts w:asciiTheme="minorBidi" w:hAnsiTheme="minorBidi"/>
-          <w:sz w:val="24"/>
-          <w:szCs w:val="24"/>
-          <w:highlight w:val="yellow"/>
-        </w:rPr>
-        <w:t>SaleInProduct</w:t>
-      </w:r>
-      <w:proofErr w:type="spellEnd"/>
+      <w:proofErr w:type="gramEnd"/>
     </w:p>
     <w:p>
       <w:pPr>
@@ -405,7 +476,7 @@
           <w:szCs w:val="24"/>
           <w:highlight w:val="yellow"/>
         </w:rPr>
-        <w:t>BO.Sale</w:t>
+        <w:t>BO.Order</w:t>
       </w:r>
       <w:proofErr w:type="spellEnd"/>
       <w:proofErr w:type="gramEnd"/>
@@ -437,77 +508,12 @@
           <w:highlight w:val="yellow"/>
           <w:rtl/>
         </w:rPr>
-        <w:t xml:space="preserve"> מכילה את אותן תכונות כמו </w:t>
-      </w:r>
-      <w:proofErr w:type="spellStart"/>
-      <w:r>
-        <w:rPr>
-          <w:rFonts w:asciiTheme="minorBidi" w:hAnsiTheme="minorBidi"/>
-          <w:sz w:val="24"/>
-          <w:szCs w:val="24"/>
-          <w:highlight w:val="yellow"/>
-        </w:rPr>
-        <w:t>DO.Sale</w:t>
-      </w:r>
-      <w:proofErr w:type="spellEnd"/>
+        <w:t xml:space="preserve"> ישות חדשה לתיאור הזמנה. מכילה את התכונות הבאות:</w:t>
+      </w:r>
     </w:p>
     <w:p>
       <w:pPr>
-        <w:rPr>
-          <w:rFonts w:asciiTheme="minorBidi" w:hAnsiTheme="minorBidi"/>
-          <w:sz w:val="24"/>
-          <w:szCs w:val="24"/>
-          <w:highlight w:val="yellow"/>
-          <w:rtl/>
-        </w:rPr>
-      </w:pPr>
-      <w:proofErr w:type="spellStart"/>
-      <w:proofErr w:type="gramStart"/>
-      <w:r>
-        <w:rPr>
-          <w:rFonts w:asciiTheme="minorBidi" w:hAnsiTheme="minorBidi"/>
-          <w:sz w:val="24"/>
-          <w:szCs w:val="24"/>
-          <w:highlight w:val="yellow"/>
-        </w:rPr>
-        <w:t>BO.Order</w:t>
-      </w:r>
-      <w:proofErr w:type="spellEnd"/>
-      <w:proofErr w:type="gramEnd"/>
-      <w:r>
-        <w:rPr>
-          <w:rFonts w:asciiTheme="minorBidi" w:hAnsiTheme="minorBidi" w:hint="cs"/>
-          <w:sz w:val="24"/>
-          <w:szCs w:val="24"/>
-          <w:highlight w:val="yellow"/>
-          <w:rtl/>
-        </w:rPr>
-        <w:t xml:space="preserve"> </w:t>
-      </w:r>
-      <w:r>
-        <w:rPr>
-          <w:rFonts w:asciiTheme="minorBidi" w:hAnsiTheme="minorBidi"/>
-          <w:sz w:val="24"/>
-          <w:szCs w:val="24"/>
-          <w:highlight w:val="yellow"/>
-          <w:rtl/>
-        </w:rPr>
-        <w:t>–</w:t>
-      </w:r>
-      <w:r>
-        <w:rPr>
-          <w:rFonts w:asciiTheme="minorBidi" w:hAnsiTheme="minorBidi" w:hint="cs"/>
-          <w:sz w:val="24"/>
-          <w:szCs w:val="24"/>
-          <w:highlight w:val="yellow"/>
-          <w:rtl/>
-        </w:rPr>
-        <w:t xml:space="preserve"> ישות חדשה לתיאור הזמנה. מכילה את התכונות הבאות:</w:t>
-      </w:r>
-    </w:p>
-    <w:p>
-      <w:pPr>
-        <w:pStyle w:val="ListParagraph"/>
+        <w:pStyle w:val="a7"/>
         <w:numPr>
           <w:ilvl w:val="0"/>
           <w:numId w:val="3"/>
@@ -551,7 +557,7 @@
     </w:p>
     <w:p>
       <w:pPr>
-        <w:pStyle w:val="ListParagraph"/>
+        <w:pStyle w:val="a7"/>
         <w:numPr>
           <w:ilvl w:val="0"/>
           <w:numId w:val="3"/>
@@ -616,7 +622,7 @@
     </w:p>
     <w:p>
       <w:pPr>
-        <w:pStyle w:val="ListParagraph"/>
+        <w:pStyle w:val="a7"/>
         <w:numPr>
           <w:ilvl w:val="0"/>
           <w:numId w:val="3"/>
@@ -749,7 +755,7 @@
     </w:p>
     <w:p>
       <w:pPr>
-        <w:pStyle w:val="ListParagraph"/>
+        <w:pStyle w:val="a7"/>
         <w:numPr>
           <w:ilvl w:val="0"/>
           <w:numId w:val="4"/>
@@ -793,7 +799,7 @@
     </w:p>
     <w:p>
       <w:pPr>
-        <w:pStyle w:val="ListParagraph"/>
+        <w:pStyle w:val="a7"/>
         <w:numPr>
           <w:ilvl w:val="0"/>
           <w:numId w:val="4"/>
@@ -837,7 +843,7 @@
     </w:p>
     <w:p>
       <w:pPr>
-        <w:pStyle w:val="ListParagraph"/>
+        <w:pStyle w:val="a7"/>
         <w:numPr>
           <w:ilvl w:val="0"/>
           <w:numId w:val="4"/>
@@ -882,7 +888,7 @@
     </w:p>
     <w:p>
       <w:pPr>
-        <w:pStyle w:val="ListParagraph"/>
+        <w:pStyle w:val="a7"/>
         <w:numPr>
           <w:ilvl w:val="0"/>
           <w:numId w:val="4"/>
@@ -927,7 +933,7 @@
     </w:p>
     <w:p>
       <w:pPr>
-        <w:pStyle w:val="ListParagraph"/>
+        <w:pStyle w:val="a7"/>
         <w:numPr>
           <w:ilvl w:val="0"/>
           <w:numId w:val="4"/>
@@ -991,7 +997,7 @@
     </w:p>
     <w:p>
       <w:pPr>
-        <w:pStyle w:val="ListParagraph"/>
+        <w:pStyle w:val="a7"/>
         <w:numPr>
           <w:ilvl w:val="0"/>
           <w:numId w:val="4"/>
@@ -1089,7 +1095,7 @@
     </w:p>
     <w:p>
       <w:pPr>
-        <w:pStyle w:val="ListParagraph"/>
+        <w:pStyle w:val="a7"/>
         <w:numPr>
           <w:ilvl w:val="0"/>
           <w:numId w:val="6"/>
@@ -1133,7 +1139,7 @@
     </w:p>
     <w:p>
       <w:pPr>
-        <w:pStyle w:val="ListParagraph"/>
+        <w:pStyle w:val="a7"/>
         <w:numPr>
           <w:ilvl w:val="0"/>
           <w:numId w:val="6"/>
@@ -1177,7 +1183,7 @@
     </w:p>
     <w:p>
       <w:pPr>
-        <w:pStyle w:val="ListParagraph"/>
+        <w:pStyle w:val="a7"/>
         <w:numPr>
           <w:ilvl w:val="0"/>
           <w:numId w:val="6"/>
@@ -1221,7 +1227,7 @@
     </w:p>
     <w:p>
       <w:pPr>
-        <w:pStyle w:val="ListParagraph"/>
+        <w:pStyle w:val="a7"/>
         <w:numPr>
           <w:ilvl w:val="0"/>
           <w:numId w:val="6"/>
@@ -1286,7 +1292,7 @@
     </w:p>
     <w:p>
       <w:pPr>
-        <w:pStyle w:val="ListParagraph"/>
+        <w:pStyle w:val="a7"/>
         <w:numPr>
           <w:ilvl w:val="0"/>
           <w:numId w:val="1"/>
@@ -1295,6 +1301,7 @@
           <w:rFonts w:asciiTheme="minorBidi" w:hAnsiTheme="minorBidi"/>
           <w:sz w:val="28"/>
           <w:szCs w:val="28"/>
+          <w:highlight w:val="yellow"/>
         </w:rPr>
       </w:pPr>
       <w:r>
@@ -1302,6 +1309,7 @@
           <w:rFonts w:asciiTheme="minorBidi" w:hAnsiTheme="minorBidi" w:hint="cs"/>
           <w:sz w:val="28"/>
           <w:szCs w:val="28"/>
+          <w:highlight w:val="yellow"/>
           <w:rtl/>
         </w:rPr>
         <w:lastRenderedPageBreak/>
@@ -1314,6 +1322,7 @@
           <w:rFonts w:asciiTheme="minorBidi" w:hAnsiTheme="minorBidi"/>
           <w:sz w:val="24"/>
           <w:szCs w:val="24"/>
+          <w:highlight w:val="yellow"/>
           <w:rtl/>
         </w:rPr>
       </w:pPr>
@@ -1323,6 +1332,7 @@
           <w:rFonts w:asciiTheme="minorBidi" w:hAnsiTheme="minorBidi"/>
           <w:sz w:val="24"/>
           <w:szCs w:val="24"/>
+          <w:highlight w:val="yellow"/>
         </w:rPr>
         <w:t>BlApi.IClient</w:t>
       </w:r>
@@ -1332,6 +1342,7 @@
           <w:rFonts w:asciiTheme="minorBidi" w:hAnsiTheme="minorBidi" w:hint="cs"/>
           <w:sz w:val="24"/>
           <w:szCs w:val="24"/>
+          <w:highlight w:val="yellow"/>
           <w:rtl/>
         </w:rPr>
         <w:t xml:space="preserve"> </w:t>
@@ -1341,6 +1352,7 @@
           <w:rFonts w:asciiTheme="minorBidi" w:hAnsiTheme="minorBidi"/>
           <w:sz w:val="24"/>
           <w:szCs w:val="24"/>
+          <w:highlight w:val="yellow"/>
           <w:rtl/>
         </w:rPr>
         <w:t>–</w:t>
@@ -1350,6 +1362,7 @@
           <w:rFonts w:asciiTheme="minorBidi" w:hAnsiTheme="minorBidi" w:hint="cs"/>
           <w:sz w:val="24"/>
           <w:szCs w:val="24"/>
+          <w:highlight w:val="yellow"/>
           <w:rtl/>
         </w:rPr>
         <w:t xml:space="preserve"> אותן מתודות כמו </w:t>
@@ -1360,6 +1373,7 @@
           <w:rFonts w:asciiTheme="minorBidi" w:hAnsiTheme="minorBidi"/>
           <w:sz w:val="24"/>
           <w:szCs w:val="24"/>
+          <w:highlight w:val="yellow"/>
         </w:rPr>
         <w:t>DalApi.IClient</w:t>
       </w:r>
@@ -1369,6 +1383,7 @@
           <w:rFonts w:asciiTheme="minorBidi" w:hAnsiTheme="minorBidi" w:hint="cs"/>
           <w:sz w:val="24"/>
           <w:szCs w:val="24"/>
+          <w:highlight w:val="yellow"/>
           <w:rtl/>
         </w:rPr>
         <w:t xml:space="preserve">, בתוספת מתודה לבדיקה האם לקוח קיים </w:t>
@@ -1378,6 +1393,7 @@
           <w:rFonts w:asciiTheme="minorBidi" w:hAnsiTheme="minorBidi"/>
           <w:sz w:val="24"/>
           <w:szCs w:val="24"/>
+          <w:highlight w:val="yellow"/>
           <w:rtl/>
         </w:rPr>
         <w:t>–</w:t>
@@ -1387,6 +1403,7 @@
           <w:rFonts w:asciiTheme="minorBidi" w:hAnsiTheme="minorBidi" w:hint="cs"/>
           <w:sz w:val="24"/>
           <w:szCs w:val="24"/>
+          <w:highlight w:val="yellow"/>
           <w:rtl/>
         </w:rPr>
         <w:t xml:space="preserve"> מחזירה </w:t>
@@ -1396,6 +1413,7 @@
           <w:rFonts w:asciiTheme="minorBidi" w:hAnsiTheme="minorBidi"/>
           <w:sz w:val="24"/>
           <w:szCs w:val="24"/>
+          <w:highlight w:val="yellow"/>
         </w:rPr>
         <w:t>bool</w:t>
       </w:r>
@@ -1404,6 +1422,7 @@
           <w:rFonts w:asciiTheme="minorBidi" w:hAnsiTheme="minorBidi" w:hint="cs"/>
           <w:sz w:val="24"/>
           <w:szCs w:val="24"/>
+          <w:highlight w:val="yellow"/>
           <w:rtl/>
         </w:rPr>
         <w:t>.</w:t>
@@ -1415,6 +1434,7 @@
           <w:rFonts w:asciiTheme="minorBidi" w:hAnsiTheme="minorBidi"/>
           <w:sz w:val="24"/>
           <w:szCs w:val="24"/>
+          <w:highlight w:val="yellow"/>
         </w:rPr>
       </w:pPr>
       <w:proofErr w:type="spellStart"/>
@@ -1423,6 +1443,7 @@
           <w:rFonts w:asciiTheme="minorBidi" w:hAnsiTheme="minorBidi"/>
           <w:sz w:val="24"/>
           <w:szCs w:val="24"/>
+          <w:highlight w:val="yellow"/>
         </w:rPr>
         <w:t>BlApi.IProduct</w:t>
       </w:r>
@@ -1432,6 +1453,7 @@
           <w:rFonts w:asciiTheme="minorBidi" w:hAnsiTheme="minorBidi" w:hint="cs"/>
           <w:sz w:val="24"/>
           <w:szCs w:val="24"/>
+          <w:highlight w:val="yellow"/>
           <w:rtl/>
         </w:rPr>
         <w:t xml:space="preserve"> </w:t>
@@ -1441,6 +1463,7 @@
           <w:rFonts w:asciiTheme="minorBidi" w:hAnsiTheme="minorBidi"/>
           <w:sz w:val="24"/>
           <w:szCs w:val="24"/>
+          <w:highlight w:val="yellow"/>
           <w:rtl/>
         </w:rPr>
         <w:t>–</w:t>
@@ -1450,6 +1473,7 @@
           <w:rFonts w:asciiTheme="minorBidi" w:hAnsiTheme="minorBidi" w:hint="cs"/>
           <w:sz w:val="24"/>
           <w:szCs w:val="24"/>
+          <w:highlight w:val="yellow"/>
           <w:rtl/>
         </w:rPr>
         <w:t xml:space="preserve"> אותן מתודות כמו </w:t>
@@ -1460,6 +1484,7 @@
           <w:rFonts w:asciiTheme="minorBidi" w:hAnsiTheme="minorBidi"/>
           <w:sz w:val="24"/>
           <w:szCs w:val="24"/>
+          <w:highlight w:val="yellow"/>
         </w:rPr>
         <w:t>DalApi.IProduct</w:t>
       </w:r>
@@ -1469,6 +1494,7 @@
           <w:rFonts w:asciiTheme="minorBidi" w:hAnsiTheme="minorBidi" w:hint="cs"/>
           <w:sz w:val="24"/>
           <w:szCs w:val="24"/>
+          <w:highlight w:val="yellow"/>
           <w:rtl/>
         </w:rPr>
         <w:t xml:space="preserve"> בתוספת מתודה לקבלת כל המבצעים </w:t>
@@ -1478,6 +1504,7 @@
           <w:rFonts w:asciiTheme="minorBidi" w:hAnsiTheme="minorBidi" w:hint="cs"/>
           <w:sz w:val="24"/>
           <w:szCs w:val="24"/>
+          <w:highlight w:val="yellow"/>
           <w:rtl/>
         </w:rPr>
         <w:t xml:space="preserve">שבתוקף </w:t>
@@ -1487,6 +1514,7 @@
           <w:rFonts w:asciiTheme="minorBidi" w:hAnsiTheme="minorBidi" w:hint="cs"/>
           <w:sz w:val="24"/>
           <w:szCs w:val="24"/>
+          <w:highlight w:val="yellow"/>
           <w:rtl/>
         </w:rPr>
         <w:t>של המוצר</w:t>
@@ -1496,6 +1524,7 @@
           <w:rFonts w:asciiTheme="minorBidi" w:hAnsiTheme="minorBidi" w:hint="cs"/>
           <w:sz w:val="24"/>
           <w:szCs w:val="24"/>
+          <w:highlight w:val="yellow"/>
           <w:rtl/>
         </w:rPr>
         <w:t xml:space="preserve"> </w:t>
@@ -1505,6 +1534,7 @@
           <w:rFonts w:asciiTheme="minorBidi" w:hAnsiTheme="minorBidi" w:hint="cs"/>
           <w:sz w:val="24"/>
           <w:szCs w:val="24"/>
+          <w:highlight w:val="yellow"/>
           <w:rtl/>
         </w:rPr>
         <w:t xml:space="preserve">(מקבלת </w:t>
@@ -1514,6 +1544,7 @@
           <w:rFonts w:asciiTheme="minorBidi" w:hAnsiTheme="minorBidi" w:hint="cs"/>
           <w:sz w:val="24"/>
           <w:szCs w:val="24"/>
+          <w:highlight w:val="yellow"/>
           <w:rtl/>
         </w:rPr>
         <w:t>מ</w:t>
@@ -1523,6 +1554,7 @@
           <w:rFonts w:asciiTheme="minorBidi" w:hAnsiTheme="minorBidi" w:hint="cs"/>
           <w:sz w:val="24"/>
           <w:szCs w:val="24"/>
+          <w:highlight w:val="yellow"/>
           <w:rtl/>
         </w:rPr>
         <w:t xml:space="preserve">וצר </w:t>
@@ -1532,6 +1564,7 @@
           <w:rFonts w:asciiTheme="minorBidi" w:hAnsiTheme="minorBidi" w:hint="cs"/>
           <w:sz w:val="24"/>
           <w:szCs w:val="24"/>
+          <w:highlight w:val="yellow"/>
           <w:rtl/>
         </w:rPr>
         <w:t xml:space="preserve">בהזמנה </w:t>
@@ -1541,6 +1574,7 @@
           <w:rFonts w:asciiTheme="minorBidi" w:hAnsiTheme="minorBidi"/>
           <w:sz w:val="24"/>
           <w:szCs w:val="24"/>
+          <w:highlight w:val="yellow"/>
           <w:rtl/>
         </w:rPr>
         <w:t>–</w:t>
@@ -1550,6 +1584,7 @@
           <w:rFonts w:asciiTheme="minorBidi" w:hAnsiTheme="minorBidi" w:hint="cs"/>
           <w:sz w:val="24"/>
           <w:szCs w:val="24"/>
+          <w:highlight w:val="yellow"/>
           <w:rtl/>
         </w:rPr>
         <w:t xml:space="preserve"> </w:t>
@@ -1560,6 +1595,7 @@
           <w:rFonts w:asciiTheme="minorBidi" w:hAnsiTheme="minorBidi" w:hint="cs"/>
           <w:sz w:val="24"/>
           <w:szCs w:val="24"/>
+          <w:highlight w:val="yellow"/>
         </w:rPr>
         <w:t>P</w:t>
       </w:r>
@@ -1568,6 +1604,7 @@
           <w:rFonts w:asciiTheme="minorBidi" w:hAnsiTheme="minorBidi"/>
           <w:sz w:val="24"/>
           <w:szCs w:val="24"/>
+          <w:highlight w:val="yellow"/>
         </w:rPr>
         <w:t>roductInOrder</w:t>
       </w:r>
@@ -1577,6 +1614,7 @@
           <w:rFonts w:asciiTheme="minorBidi" w:hAnsiTheme="minorBidi" w:hint="cs"/>
           <w:sz w:val="24"/>
           <w:szCs w:val="24"/>
+          <w:highlight w:val="yellow"/>
           <w:rtl/>
         </w:rPr>
         <w:t xml:space="preserve"> </w:t>
@@ -1586,6 +1624,7 @@
           <w:rFonts w:asciiTheme="minorBidi" w:hAnsiTheme="minorBidi" w:hint="cs"/>
           <w:sz w:val="24"/>
           <w:szCs w:val="24"/>
+          <w:highlight w:val="yellow"/>
           <w:rtl/>
         </w:rPr>
         <w:t>ומשתנה בוליאני לציון האם לקוח "מועדף" או לא)</w:t>
@@ -1595,6 +1634,7 @@
           <w:rFonts w:asciiTheme="minorBidi" w:hAnsiTheme="minorBidi" w:hint="cs"/>
           <w:sz w:val="24"/>
           <w:szCs w:val="24"/>
+          <w:highlight w:val="yellow"/>
           <w:rtl/>
         </w:rPr>
         <w:t xml:space="preserve">, </w:t>
@@ -1604,6 +1644,7 @@
           <w:rFonts w:asciiTheme="minorBidi" w:hAnsiTheme="minorBidi" w:hint="cs"/>
           <w:sz w:val="24"/>
           <w:szCs w:val="24"/>
+          <w:highlight w:val="yellow"/>
           <w:rtl/>
         </w:rPr>
         <w:t>לא מחזירה ערך.</w:t>
@@ -1615,6 +1656,7 @@
           <w:rFonts w:asciiTheme="minorBidi" w:hAnsiTheme="minorBidi"/>
           <w:sz w:val="24"/>
           <w:szCs w:val="24"/>
+          <w:highlight w:val="yellow"/>
           <w:rtl/>
         </w:rPr>
       </w:pPr>
@@ -1624,6 +1666,7 @@
           <w:rFonts w:asciiTheme="minorBidi" w:hAnsiTheme="minorBidi"/>
           <w:sz w:val="24"/>
           <w:szCs w:val="24"/>
+          <w:highlight w:val="yellow"/>
         </w:rPr>
         <w:t>BlApi.ISale</w:t>
       </w:r>
@@ -1633,6 +1676,7 @@
           <w:rFonts w:asciiTheme="minorBidi" w:hAnsiTheme="minorBidi" w:hint="cs"/>
           <w:sz w:val="24"/>
           <w:szCs w:val="24"/>
+          <w:highlight w:val="yellow"/>
           <w:rtl/>
         </w:rPr>
         <w:t xml:space="preserve"> </w:t>
@@ -1642,6 +1686,7 @@
           <w:rFonts w:asciiTheme="minorBidi" w:hAnsiTheme="minorBidi"/>
           <w:sz w:val="24"/>
           <w:szCs w:val="24"/>
+          <w:highlight w:val="yellow"/>
           <w:rtl/>
         </w:rPr>
         <w:t>–</w:t>
@@ -1651,6 +1696,7 @@
           <w:rFonts w:asciiTheme="minorBidi" w:hAnsiTheme="minorBidi" w:hint="cs"/>
           <w:sz w:val="24"/>
           <w:szCs w:val="24"/>
+          <w:highlight w:val="yellow"/>
           <w:rtl/>
         </w:rPr>
         <w:t xml:space="preserve"> אותן מתודות כמו </w:t>
@@ -1661,6 +1707,7 @@
           <w:rFonts w:asciiTheme="minorBidi" w:hAnsiTheme="minorBidi"/>
           <w:sz w:val="24"/>
           <w:szCs w:val="24"/>
+          <w:highlight w:val="yellow"/>
         </w:rPr>
         <w:t>DalApi.ISale</w:t>
       </w:r>
@@ -1672,6 +1719,7 @@
           <w:rFonts w:asciiTheme="minorBidi" w:hAnsiTheme="minorBidi"/>
           <w:sz w:val="24"/>
           <w:szCs w:val="24"/>
+          <w:highlight w:val="yellow"/>
           <w:rtl/>
         </w:rPr>
       </w:pPr>
@@ -1681,6 +1729,7 @@
           <w:rFonts w:asciiTheme="minorBidi" w:hAnsiTheme="minorBidi"/>
           <w:sz w:val="24"/>
           <w:szCs w:val="24"/>
+          <w:highlight w:val="yellow"/>
         </w:rPr>
         <w:t>BlApi.IOrder</w:t>
       </w:r>
@@ -1690,6 +1739,7 @@
           <w:rFonts w:asciiTheme="minorBidi" w:hAnsiTheme="minorBidi" w:hint="cs"/>
           <w:sz w:val="24"/>
           <w:szCs w:val="24"/>
+          <w:highlight w:val="yellow"/>
           <w:rtl/>
         </w:rPr>
         <w:t xml:space="preserve"> </w:t>
@@ -1699,6 +1749,7 @@
           <w:rFonts w:asciiTheme="minorBidi" w:hAnsiTheme="minorBidi"/>
           <w:sz w:val="24"/>
           <w:szCs w:val="24"/>
+          <w:highlight w:val="yellow"/>
           <w:rtl/>
         </w:rPr>
         <w:t>–</w:t>
@@ -1708,6 +1759,7 @@
           <w:rFonts w:asciiTheme="minorBidi" w:hAnsiTheme="minorBidi" w:hint="cs"/>
           <w:sz w:val="24"/>
           <w:szCs w:val="24"/>
+          <w:highlight w:val="yellow"/>
           <w:rtl/>
         </w:rPr>
         <w:t xml:space="preserve"> כאן יהיו המתודות לניהול ההזמנה תוך כדי ביצועה וכן ביצוע ההזמנה </w:t>
@@ -1717,6 +1769,7 @@
           <w:rFonts w:asciiTheme="minorBidi" w:hAnsiTheme="minorBidi"/>
           <w:sz w:val="24"/>
           <w:szCs w:val="24"/>
+          <w:highlight w:val="yellow"/>
           <w:rtl/>
         </w:rPr>
         <w:t>הסופי:</w:t>
@@ -1724,7 +1777,7 @@
     </w:p>
     <w:p>
       <w:pPr>
-        <w:pStyle w:val="ListParagraph"/>
+        <w:pStyle w:val="a7"/>
         <w:numPr>
           <w:ilvl w:val="0"/>
           <w:numId w:val="5"/>
@@ -1733,6 +1786,7 @@
           <w:rFonts w:asciiTheme="minorBidi" w:hAnsiTheme="minorBidi"/>
           <w:sz w:val="24"/>
           <w:szCs w:val="24"/>
+          <w:highlight w:val="yellow"/>
         </w:rPr>
       </w:pPr>
       <w:proofErr w:type="spellStart"/>
@@ -1744,6 +1798,7 @@
           <w:kern w:val="0"/>
           <w:sz w:val="24"/>
           <w:szCs w:val="24"/>
+          <w:highlight w:val="yellow"/>
         </w:rPr>
         <w:t>AddProductToOrder</w:t>
       </w:r>
@@ -1753,6 +1808,7 @@
           <w:rFonts w:asciiTheme="minorBidi" w:hAnsiTheme="minorBidi"/>
           <w:sz w:val="24"/>
           <w:szCs w:val="24"/>
+          <w:highlight w:val="yellow"/>
           <w:rtl/>
         </w:rPr>
         <w:t xml:space="preserve">  -</w:t>
@@ -1763,6 +1819,7 @@
           <w:rFonts w:asciiTheme="minorBidi" w:hAnsiTheme="minorBidi"/>
           <w:sz w:val="24"/>
           <w:szCs w:val="24"/>
+          <w:highlight w:val="yellow"/>
           <w:rtl/>
         </w:rPr>
         <w:t xml:space="preserve"> </w:t>
@@ -1772,25 +1829,30 @@
           <w:rFonts w:asciiTheme="minorBidi" w:hAnsiTheme="minorBidi"/>
           <w:sz w:val="24"/>
           <w:szCs w:val="24"/>
+          <w:highlight w:val="yellow"/>
           <w:rtl/>
         </w:rPr>
         <w:t>מתודה להוספת מוצר להזמנה – מקבלת כפרמטרים הזמנה (</w:t>
       </w:r>
       <w:proofErr w:type="spellStart"/>
-      <w:r>
-        <w:rPr>
-          <w:rFonts w:asciiTheme="minorBidi" w:hAnsiTheme="minorBidi"/>
-          <w:sz w:val="24"/>
-          <w:szCs w:val="24"/>
+      <w:proofErr w:type="gramStart"/>
+      <w:r>
+        <w:rPr>
+          <w:rFonts w:asciiTheme="minorBidi" w:hAnsiTheme="minorBidi"/>
+          <w:sz w:val="24"/>
+          <w:szCs w:val="24"/>
+          <w:highlight w:val="yellow"/>
         </w:rPr>
         <w:t>BO.Order</w:t>
       </w:r>
       <w:proofErr w:type="spellEnd"/>
-      <w:r>
-        <w:rPr>
-          <w:rFonts w:asciiTheme="minorBidi" w:hAnsiTheme="minorBidi"/>
-          <w:sz w:val="24"/>
-          <w:szCs w:val="24"/>
+      <w:proofErr w:type="gramEnd"/>
+      <w:r>
+        <w:rPr>
+          <w:rFonts w:asciiTheme="minorBidi" w:hAnsiTheme="minorBidi"/>
+          <w:sz w:val="24"/>
+          <w:szCs w:val="24"/>
+          <w:highlight w:val="yellow"/>
           <w:rtl/>
         </w:rPr>
         <w:t xml:space="preserve">), </w:t>
@@ -1800,6 +1862,7 @@
           <w:rFonts w:asciiTheme="minorBidi" w:hAnsiTheme="minorBidi"/>
           <w:sz w:val="24"/>
           <w:szCs w:val="24"/>
+          <w:highlight w:val="yellow"/>
           <w:rtl/>
         </w:rPr>
         <w:t xml:space="preserve">מזהה </w:t>
@@ -1809,6 +1872,7 @@
           <w:rFonts w:asciiTheme="minorBidi" w:hAnsiTheme="minorBidi"/>
           <w:sz w:val="24"/>
           <w:szCs w:val="24"/>
+          <w:highlight w:val="yellow"/>
           <w:rtl/>
         </w:rPr>
         <w:t>מוצר (</w:t>
@@ -1818,6 +1882,7 @@
           <w:rFonts w:asciiTheme="minorBidi" w:hAnsiTheme="minorBidi"/>
           <w:sz w:val="24"/>
           <w:szCs w:val="24"/>
+          <w:highlight w:val="yellow"/>
         </w:rPr>
         <w:t>int</w:t>
       </w:r>
@@ -1826,6 +1891,7 @@
           <w:rFonts w:asciiTheme="minorBidi" w:hAnsiTheme="minorBidi"/>
           <w:sz w:val="24"/>
           <w:szCs w:val="24"/>
+          <w:highlight w:val="yellow"/>
           <w:rtl/>
         </w:rPr>
         <w:t>) וכמות להזמנה (</w:t>
@@ -1835,6 +1901,7 @@
           <w:rFonts w:asciiTheme="minorBidi" w:hAnsiTheme="minorBidi"/>
           <w:sz w:val="24"/>
           <w:szCs w:val="24"/>
+          <w:highlight w:val="yellow"/>
         </w:rPr>
         <w:t>int</w:t>
       </w:r>
@@ -1843,6 +1910,7 @@
           <w:rFonts w:asciiTheme="minorBidi" w:hAnsiTheme="minorBidi"/>
           <w:sz w:val="24"/>
           <w:szCs w:val="24"/>
+          <w:highlight w:val="yellow"/>
           <w:rtl/>
         </w:rPr>
         <w:t xml:space="preserve">). מחזירה רשימת מבצעים שהתקבלו למוצר שנוסף (רשימה מסוג </w:t>
@@ -1853,6 +1921,7 @@
           <w:rFonts w:asciiTheme="minorBidi" w:hAnsiTheme="minorBidi"/>
           <w:sz w:val="24"/>
           <w:szCs w:val="24"/>
+          <w:highlight w:val="yellow"/>
         </w:rPr>
         <w:t>BO.Sale</w:t>
       </w:r>
@@ -1861,6 +1930,7 @@
           <w:rFonts w:asciiTheme="minorBidi" w:hAnsiTheme="minorBidi"/>
           <w:sz w:val="24"/>
           <w:szCs w:val="24"/>
+          <w:highlight w:val="yellow"/>
         </w:rPr>
         <w:t>InProduct</w:t>
       </w:r>
@@ -1870,6 +1940,7 @@
           <w:rFonts w:asciiTheme="minorBidi" w:hAnsiTheme="minorBidi"/>
           <w:sz w:val="24"/>
           <w:szCs w:val="24"/>
+          <w:highlight w:val="yellow"/>
           <w:rtl/>
         </w:rPr>
         <w:t>).</w:t>
@@ -1877,7 +1948,7 @@
     </w:p>
     <w:p>
       <w:pPr>
-        <w:pStyle w:val="ListParagraph"/>
+        <w:pStyle w:val="a7"/>
         <w:numPr>
           <w:ilvl w:val="0"/>
           <w:numId w:val="5"/>
@@ -1886,6 +1957,7 @@
           <w:rFonts w:asciiTheme="minorBidi" w:hAnsiTheme="minorBidi"/>
           <w:sz w:val="24"/>
           <w:szCs w:val="24"/>
+          <w:highlight w:val="yellow"/>
         </w:rPr>
       </w:pPr>
       <w:proofErr w:type="spellStart"/>
@@ -1897,6 +1969,7 @@
           <w:kern w:val="0"/>
           <w:sz w:val="24"/>
           <w:szCs w:val="24"/>
+          <w:highlight w:val="yellow"/>
         </w:rPr>
         <w:t>CalcTotalPriceForProduct</w:t>
       </w:r>
@@ -1906,6 +1979,7 @@
           <w:rFonts w:asciiTheme="minorBidi" w:hAnsiTheme="minorBidi"/>
           <w:sz w:val="24"/>
           <w:szCs w:val="24"/>
+          <w:highlight w:val="yellow"/>
           <w:rtl/>
         </w:rPr>
         <w:t xml:space="preserve">  -</w:t>
@@ -1916,6 +1990,7 @@
           <w:rFonts w:asciiTheme="minorBidi" w:hAnsiTheme="minorBidi"/>
           <w:sz w:val="24"/>
           <w:szCs w:val="24"/>
+          <w:highlight w:val="yellow"/>
           <w:rtl/>
         </w:rPr>
         <w:t xml:space="preserve"> </w:t>
@@ -1925,16 +2000,19 @@
           <w:rFonts w:asciiTheme="minorBidi" w:hAnsiTheme="minorBidi"/>
           <w:sz w:val="24"/>
           <w:szCs w:val="24"/>
+          <w:highlight w:val="yellow"/>
           <w:rtl/>
         </w:rPr>
         <w:t xml:space="preserve">מתודה לחישוב המחיר הסופי למוצר – מקבלת כפרמטר מוצר מסוג </w:t>
       </w:r>
       <w:proofErr w:type="spellStart"/>
-      <w:r>
-        <w:rPr>
-          <w:rFonts w:asciiTheme="minorBidi" w:hAnsiTheme="minorBidi"/>
-          <w:sz w:val="24"/>
-          <w:szCs w:val="24"/>
+      <w:proofErr w:type="gramStart"/>
+      <w:r>
+        <w:rPr>
+          <w:rFonts w:asciiTheme="minorBidi" w:hAnsiTheme="minorBidi"/>
+          <w:sz w:val="24"/>
+          <w:szCs w:val="24"/>
+          <w:highlight w:val="yellow"/>
         </w:rPr>
         <w:t>BO.ProductIn</w:t>
       </w:r>
@@ -1943,15 +2021,18 @@
           <w:rFonts w:asciiTheme="minorBidi" w:hAnsiTheme="minorBidi"/>
           <w:sz w:val="24"/>
           <w:szCs w:val="24"/>
+          <w:highlight w:val="yellow"/>
         </w:rPr>
         <w:t>Order</w:t>
       </w:r>
       <w:proofErr w:type="spellEnd"/>
-      <w:r>
-        <w:rPr>
-          <w:rFonts w:asciiTheme="minorBidi" w:hAnsiTheme="minorBidi"/>
-          <w:sz w:val="24"/>
-          <w:szCs w:val="24"/>
+      <w:proofErr w:type="gramEnd"/>
+      <w:r>
+        <w:rPr>
+          <w:rFonts w:asciiTheme="minorBidi" w:hAnsiTheme="minorBidi"/>
+          <w:sz w:val="24"/>
+          <w:szCs w:val="24"/>
+          <w:highlight w:val="yellow"/>
           <w:rtl/>
         </w:rPr>
         <w:t xml:space="preserve"> ולא מחזירה ערך.</w:t>
@@ -1959,7 +2040,7 @@
     </w:p>
     <w:p>
       <w:pPr>
-        <w:pStyle w:val="ListParagraph"/>
+        <w:pStyle w:val="a7"/>
         <w:numPr>
           <w:ilvl w:val="0"/>
           <w:numId w:val="5"/>
@@ -1968,6 +2049,7 @@
           <w:rFonts w:asciiTheme="minorBidi" w:hAnsiTheme="minorBidi"/>
           <w:sz w:val="24"/>
           <w:szCs w:val="24"/>
+          <w:highlight w:val="yellow"/>
         </w:rPr>
       </w:pPr>
       <w:proofErr w:type="spellStart"/>
@@ -1979,6 +2061,7 @@
           <w:kern w:val="0"/>
           <w:sz w:val="24"/>
           <w:szCs w:val="24"/>
+          <w:highlight w:val="yellow"/>
         </w:rPr>
         <w:t>CalcTotalPrice</w:t>
       </w:r>
@@ -1988,6 +2071,7 @@
           <w:rFonts w:asciiTheme="minorBidi" w:hAnsiTheme="minorBidi"/>
           <w:sz w:val="24"/>
           <w:szCs w:val="24"/>
+          <w:highlight w:val="yellow"/>
           <w:rtl/>
         </w:rPr>
         <w:t xml:space="preserve">  -</w:t>
@@ -1998,6 +2082,7 @@
           <w:rFonts w:asciiTheme="minorBidi" w:hAnsiTheme="minorBidi"/>
           <w:sz w:val="24"/>
           <w:szCs w:val="24"/>
+          <w:highlight w:val="yellow"/>
           <w:rtl/>
         </w:rPr>
         <w:t xml:space="preserve"> </w:t>
@@ -2007,25 +2092,30 @@
           <w:rFonts w:asciiTheme="minorBidi" w:hAnsiTheme="minorBidi"/>
           <w:sz w:val="24"/>
           <w:szCs w:val="24"/>
+          <w:highlight w:val="yellow"/>
           <w:rtl/>
         </w:rPr>
         <w:t>מתודה לחישוב המחיר הסופי להזמנה – מקבלת כפרמטר הזמנה (</w:t>
       </w:r>
       <w:proofErr w:type="spellStart"/>
-      <w:r>
-        <w:rPr>
-          <w:rFonts w:asciiTheme="minorBidi" w:hAnsiTheme="minorBidi"/>
-          <w:sz w:val="24"/>
-          <w:szCs w:val="24"/>
+      <w:proofErr w:type="gramStart"/>
+      <w:r>
+        <w:rPr>
+          <w:rFonts w:asciiTheme="minorBidi" w:hAnsiTheme="minorBidi"/>
+          <w:sz w:val="24"/>
+          <w:szCs w:val="24"/>
+          <w:highlight w:val="yellow"/>
         </w:rPr>
         <w:t>BO.Order</w:t>
       </w:r>
       <w:proofErr w:type="spellEnd"/>
-      <w:r>
-        <w:rPr>
-          <w:rFonts w:asciiTheme="minorBidi" w:hAnsiTheme="minorBidi"/>
-          <w:sz w:val="24"/>
-          <w:szCs w:val="24"/>
+      <w:proofErr w:type="gramEnd"/>
+      <w:r>
+        <w:rPr>
+          <w:rFonts w:asciiTheme="minorBidi" w:hAnsiTheme="minorBidi"/>
+          <w:sz w:val="24"/>
+          <w:szCs w:val="24"/>
+          <w:highlight w:val="yellow"/>
           <w:rtl/>
         </w:rPr>
         <w:t>) ולא מחזירה ערך</w:t>
@@ -2033,7 +2123,7 @@
     </w:p>
     <w:p>
       <w:pPr>
-        <w:pStyle w:val="ListParagraph"/>
+        <w:pStyle w:val="a7"/>
         <w:numPr>
           <w:ilvl w:val="0"/>
           <w:numId w:val="5"/>
@@ -2042,6 +2132,7 @@
           <w:rFonts w:asciiTheme="minorBidi" w:hAnsiTheme="minorBidi"/>
           <w:sz w:val="24"/>
           <w:szCs w:val="24"/>
+          <w:highlight w:val="yellow"/>
         </w:rPr>
       </w:pPr>
       <w:proofErr w:type="spellStart"/>
@@ -2053,6 +2144,7 @@
           <w:kern w:val="0"/>
           <w:sz w:val="24"/>
           <w:szCs w:val="24"/>
+          <w:highlight w:val="yellow"/>
         </w:rPr>
         <w:t>DoOrder</w:t>
       </w:r>
@@ -2062,6 +2154,7 @@
           <w:rFonts w:asciiTheme="minorBidi" w:hAnsiTheme="minorBidi"/>
           <w:sz w:val="24"/>
           <w:szCs w:val="24"/>
+          <w:highlight w:val="yellow"/>
           <w:rtl/>
         </w:rPr>
         <w:t xml:space="preserve">  -</w:t>
@@ -2072,6 +2165,7 @@
           <w:rFonts w:asciiTheme="minorBidi" w:hAnsiTheme="minorBidi"/>
           <w:sz w:val="24"/>
           <w:szCs w:val="24"/>
+          <w:highlight w:val="yellow"/>
           <w:rtl/>
         </w:rPr>
         <w:t xml:space="preserve"> </w:t>
@@ -2081,25 +2175,30 @@
           <w:rFonts w:asciiTheme="minorBidi" w:hAnsiTheme="minorBidi"/>
           <w:sz w:val="24"/>
           <w:szCs w:val="24"/>
+          <w:highlight w:val="yellow"/>
           <w:rtl/>
         </w:rPr>
         <w:t>מתודה לביצוע הזמנה – מקבלת כפרמטר הזמנה (</w:t>
       </w:r>
       <w:proofErr w:type="spellStart"/>
-      <w:r>
-        <w:rPr>
-          <w:rFonts w:asciiTheme="minorBidi" w:hAnsiTheme="minorBidi"/>
-          <w:sz w:val="24"/>
-          <w:szCs w:val="24"/>
+      <w:proofErr w:type="gramStart"/>
+      <w:r>
+        <w:rPr>
+          <w:rFonts w:asciiTheme="minorBidi" w:hAnsiTheme="minorBidi"/>
+          <w:sz w:val="24"/>
+          <w:szCs w:val="24"/>
+          <w:highlight w:val="yellow"/>
         </w:rPr>
         <w:t>BO.Order</w:t>
       </w:r>
       <w:proofErr w:type="spellEnd"/>
-      <w:r>
-        <w:rPr>
-          <w:rFonts w:asciiTheme="minorBidi" w:hAnsiTheme="minorBidi"/>
-          <w:sz w:val="24"/>
-          <w:szCs w:val="24"/>
+      <w:proofErr w:type="gramEnd"/>
+      <w:r>
+        <w:rPr>
+          <w:rFonts w:asciiTheme="minorBidi" w:hAnsiTheme="minorBidi"/>
+          <w:sz w:val="24"/>
+          <w:szCs w:val="24"/>
+          <w:highlight w:val="yellow"/>
           <w:rtl/>
         </w:rPr>
         <w:t>) ולא מחזירה ערך</w:t>
@@ -2109,6 +2208,7 @@
           <w:rFonts w:asciiTheme="minorBidi" w:hAnsiTheme="minorBidi" w:hint="cs"/>
           <w:sz w:val="24"/>
           <w:szCs w:val="24"/>
+          <w:highlight w:val="yellow"/>
           <w:rtl/>
         </w:rPr>
         <w:t>.</w:t>
@@ -2116,7 +2216,7 @@
     </w:p>
     <w:p>
       <w:pPr>
-        <w:pStyle w:val="ListParagraph"/>
+        <w:pStyle w:val="a7"/>
         <w:numPr>
           <w:ilvl w:val="0"/>
           <w:numId w:val="5"/>
@@ -2136,6 +2236,7 @@
           <w:kern w:val="0"/>
           <w:sz w:val="24"/>
           <w:szCs w:val="24"/>
+          <w:highlight w:val="yellow"/>
         </w:rPr>
         <w:t>S</w:t>
       </w:r>
@@ -2146,6 +2247,7 @@
           <w:kern w:val="0"/>
           <w:sz w:val="24"/>
           <w:szCs w:val="24"/>
+          <w:highlight w:val="yellow"/>
         </w:rPr>
         <w:t>earchSaleForProduct</w:t>
       </w:r>
@@ -2155,6 +2257,7 @@
           <w:rFonts w:asciiTheme="minorBidi" w:hAnsiTheme="minorBidi" w:hint="cs"/>
           <w:sz w:val="24"/>
           <w:szCs w:val="24"/>
+          <w:highlight w:val="yellow"/>
           <w:rtl/>
         </w:rPr>
         <w:t xml:space="preserve"> - </w:t>
@@ -2164,6 +2267,7 @@
           <w:rFonts w:hint="cs"/>
           <w:sz w:val="24"/>
           <w:szCs w:val="24"/>
+          <w:highlight w:val="yellow"/>
           <w:rtl/>
         </w:rPr>
         <w:t>עדכון המבצעים המתאימים למוצר בהזמנה</w:t>
@@ -2173,6 +2277,7 @@
           <w:rFonts w:asciiTheme="minorBidi" w:hAnsiTheme="minorBidi" w:hint="cs"/>
           <w:sz w:val="24"/>
           <w:szCs w:val="24"/>
+          <w:highlight w:val="yellow"/>
           <w:rtl/>
         </w:rPr>
         <w:t xml:space="preserve"> - מקבלת מוצר</w:t>
@@ -2182,6 +2287,7 @@
           <w:rFonts w:asciiTheme="minorBidi" w:hAnsiTheme="minorBidi" w:hint="cs"/>
           <w:sz w:val="24"/>
           <w:szCs w:val="24"/>
+          <w:highlight w:val="yellow"/>
           <w:rtl/>
         </w:rPr>
         <w:t xml:space="preserve"> בהזמנה (</w:t>
@@ -2192,6 +2298,7 @@
           <w:rFonts w:asciiTheme="minorBidi" w:hAnsiTheme="minorBidi"/>
           <w:sz w:val="24"/>
           <w:szCs w:val="24"/>
+          <w:highlight w:val="yellow"/>
         </w:rPr>
         <w:t>ProductInOrder</w:t>
       </w:r>
@@ -2201,6 +2308,7 @@
           <w:rFonts w:asciiTheme="minorBidi" w:hAnsiTheme="minorBidi" w:hint="cs"/>
           <w:sz w:val="24"/>
           <w:szCs w:val="24"/>
+          <w:highlight w:val="yellow"/>
           <w:rtl/>
         </w:rPr>
         <w:t>)</w:t>
@@ -2210,6 +2318,7 @@
           <w:rFonts w:asciiTheme="minorBidi" w:hAnsiTheme="minorBidi" w:hint="cs"/>
           <w:sz w:val="24"/>
           <w:szCs w:val="24"/>
+          <w:highlight w:val="yellow"/>
           <w:rtl/>
         </w:rPr>
         <w:t xml:space="preserve"> ומשתנה בוליאני לציון האם לקוח "מועדף" או לא,</w:t>
@@ -2219,6 +2328,7 @@
           <w:rFonts w:asciiTheme="minorBidi" w:hAnsiTheme="minorBidi" w:hint="cs"/>
           <w:sz w:val="24"/>
           <w:szCs w:val="24"/>
+          <w:highlight w:val="yellow"/>
           <w:rtl/>
         </w:rPr>
         <w:t xml:space="preserve"> לא מחזירה ערך.</w:t>
@@ -2235,7 +2345,7 @@
     </w:p>
     <w:p>
       <w:pPr>
-        <w:pStyle w:val="ListParagraph"/>
+        <w:pStyle w:val="a7"/>
         <w:numPr>
           <w:ilvl w:val="0"/>
           <w:numId w:val="1"/>
@@ -2416,7 +2526,7 @@
     </w:p>
     <w:p>
       <w:pPr>
-        <w:pStyle w:val="ListParagraph"/>
+        <w:pStyle w:val="a7"/>
         <w:numPr>
           <w:ilvl w:val="0"/>
           <w:numId w:val="7"/>
@@ -2673,7 +2783,7 @@
     </w:p>
     <w:p>
       <w:pPr>
-        <w:pStyle w:val="ListParagraph"/>
+        <w:pStyle w:val="a7"/>
         <w:numPr>
           <w:ilvl w:val="0"/>
           <w:numId w:val="7"/>
@@ -2886,7 +2996,6 @@
         </w:rPr>
         <w:t xml:space="preserve"> בכמות </w:t>
       </w:r>
-      <w:proofErr w:type="gramStart"/>
       <w:r>
         <w:rPr>
           <w:rFonts w:hint="cs"/>
@@ -2910,27 +3019,8 @@
           <w:szCs w:val="24"/>
           <w:rtl/>
         </w:rPr>
-        <w:t xml:space="preserve"> ומכ</w:t>
-      </w:r>
-      <w:r>
-        <w:rPr>
-          <w:rFonts w:hint="cs"/>
-          <w:sz w:val="24"/>
-          <w:szCs w:val="24"/>
-          <w:rtl/>
-        </w:rPr>
-        <w:t>פ</w:t>
-      </w:r>
-      <w:r>
-        <w:rPr>
-          <w:rFonts w:hint="cs"/>
-          <w:sz w:val="24"/>
-          <w:szCs w:val="24"/>
-          <w:rtl/>
-        </w:rPr>
-        <w:t>ילים</w:t>
-      </w:r>
-      <w:proofErr w:type="gramEnd"/>
+        <w:t>ומכפילים</w:t>
+      </w:r>
       <w:r>
         <w:rPr>
           <w:rFonts w:hint="cs"/>
@@ -3187,7 +3277,7 @@
     </w:p>
     <w:p>
       <w:pPr>
-        <w:pStyle w:val="ListParagraph"/>
+        <w:pStyle w:val="a7"/>
         <w:numPr>
           <w:ilvl w:val="0"/>
           <w:numId w:val="7"/>
@@ -3290,7 +3380,7 @@
     </w:p>
     <w:p>
       <w:pPr>
-        <w:pStyle w:val="ListParagraph"/>
+        <w:pStyle w:val="a7"/>
         <w:numPr>
           <w:ilvl w:val="0"/>
           <w:numId w:val="7"/>
@@ -3677,7 +3767,7 @@
     </w:p>
     <w:p>
       <w:pPr>
-        <w:pStyle w:val="ListParagraph"/>
+        <w:pStyle w:val="a7"/>
         <w:numPr>
           <w:ilvl w:val="0"/>
           <w:numId w:val="7"/>
@@ -3783,7 +3873,7 @@
 </file>
 
 <file path=word/endnotes.xml><?xml version="1.0" encoding="utf-8"?>
-<w:endnotes xmlns:wpc="http://schemas.microsoft.com/office/word/2010/wordprocessingCanvas" xmlns:cx="http://schemas.microsoft.com/office/drawing/2014/chartex" xmlns:cx1="http://schemas.microsoft.com/office/drawing/2015/9/8/chartex" xmlns:cx2="http://schemas.microsoft.com/office/drawing/2015/10/21/chartex" xmlns:cx3="http://schemas.microsoft.com/office/drawing/2016/5/9/chartex" xmlns:cx4="http://schemas.microsoft.com/office/drawing/2016/5/10/chartex" xmlns:cx5="http://schemas.microsoft.com/office/drawing/2016/5/11/chartex" xmlns:cx6="http://schemas.microsoft.com/office/drawing/2016/5/12/chartex" xmlns:cx7="http://schemas.microsoft.com/office/drawing/2016/5/13/chartex" xmlns:cx8="http://schemas.microsoft.com/office/drawing/2016/5/14/chartex" xmlns:mc="http://schemas.openxmlformats.org/markup-compatibility/2006" xmlns:aink="http://schemas.microsoft.com/office/drawing/2016/ink" xmlns:am3d="http://schemas.microsoft.com/office/drawing/2017/model3d" xmlns:o="urn:schemas-microsoft-com:office:office" xmlns:oel="http://schemas.microsoft.com/office/2019/extlst" xmlns:r="http://schemas.openxmlformats.org/officeDocument/2006/relationships" xmlns:m="http://schemas.openxmlformats.org/officeDocument/2006/math" xmlns:v="urn:schemas-microsoft-com:vml" xmlns:wp14="http://schemas.microsoft.com/office/word/2010/wordprocessingDrawing" xmlns:wp="http://schemas.openxmlformats.org/drawingml/2006/wordprocessingDrawing" xmlns:w10="urn:schemas-microsoft-com:office:word" xmlns:w="http://schemas.openxmlformats.org/wordprocessingml/2006/main" xmlns:w14="http://schemas.microsoft.com/office/word/2010/wordml" xmlns:w15="http://schemas.microsoft.com/office/word/2012/wordml" xmlns:w16cex="http://schemas.microsoft.com/office/word/2018/wordml/cex" xmlns:w16cid="http://schemas.microsoft.com/office/word/2016/wordml/cid" xmlns:w16="http://schemas.microsoft.com/office/word/2018/wordml" xmlns:w16sdtdh="http://schemas.microsoft.com/office/word/2020/wordml/sdtdatahash" xmlns:w16se="http://schemas.microsoft.com/office/word/2015/wordml/symex" xmlns:wpg="http://schemas.microsoft.com/office/word/2010/wordprocessingGroup" xmlns:wpi="http://schemas.microsoft.com/office/word/2010/wordprocessingInk" xmlns:wne="http://schemas.microsoft.com/office/word/2006/wordml" xmlns:wps="http://schemas.microsoft.com/office/word/2010/wordprocessingShape" mc:Ignorable="w14 w15 w16se w16cid w16 w16cex w16sdtdh wp14">
+<w:endnotes xmlns:wpc="http://schemas.microsoft.com/office/word/2010/wordprocessingCanvas" xmlns:cx="http://schemas.microsoft.com/office/drawing/2014/chartex" xmlns:cx1="http://schemas.microsoft.com/office/drawing/2015/9/8/chartex" xmlns:cx2="http://schemas.microsoft.com/office/drawing/2015/10/21/chartex" xmlns:cx3="http://schemas.microsoft.com/office/drawing/2016/5/9/chartex" xmlns:cx4="http://schemas.microsoft.com/office/drawing/2016/5/10/chartex" xmlns:cx5="http://schemas.microsoft.com/office/drawing/2016/5/11/chartex" xmlns:cx6="http://schemas.microsoft.com/office/drawing/2016/5/12/chartex" xmlns:cx7="http://schemas.microsoft.com/office/drawing/2016/5/13/chartex" xmlns:cx8="http://schemas.microsoft.com/office/drawing/2016/5/14/chartex" xmlns:mc="http://schemas.openxmlformats.org/markup-compatibility/2006" xmlns:aink="http://schemas.microsoft.com/office/drawing/2016/ink" xmlns:am3d="http://schemas.microsoft.com/office/drawing/2017/model3d" xmlns:o="urn:schemas-microsoft-com:office:office" xmlns:oel="http://schemas.microsoft.com/office/2019/extlst" xmlns:r="http://schemas.openxmlformats.org/officeDocument/2006/relationships" xmlns:m="http://schemas.openxmlformats.org/officeDocument/2006/math" xmlns:v="urn:schemas-microsoft-com:vml" xmlns:wp14="http://schemas.microsoft.com/office/word/2010/wordprocessingDrawing" xmlns:wp="http://schemas.openxmlformats.org/drawingml/2006/wordprocessingDrawing" xmlns:w10="urn:schemas-microsoft-com:office:word" xmlns:w="http://schemas.openxmlformats.org/wordprocessingml/2006/main" xmlns:w14="http://schemas.microsoft.com/office/word/2010/wordml" xmlns:w15="http://schemas.microsoft.com/office/word/2012/wordml" xmlns:w16cex="http://schemas.microsoft.com/office/word/2018/wordml/cex" xmlns:w16cid="http://schemas.microsoft.com/office/word/2016/wordml/cid" xmlns:w16="http://schemas.microsoft.com/office/word/2018/wordml" xmlns:w16du="http://schemas.microsoft.com/office/word/2023/wordml/word16du" xmlns:w16sdtdh="http://schemas.microsoft.com/office/word/2020/wordml/sdtdatahash" xmlns:w16sdtfl="http://schemas.microsoft.com/office/word/2024/wordml/sdtformatlock" xmlns:w16se="http://schemas.microsoft.com/office/word/2015/wordml/symex" xmlns:wpg="http://schemas.microsoft.com/office/word/2010/wordprocessingGroup" xmlns:wpi="http://schemas.microsoft.com/office/word/2010/wordprocessingInk" xmlns:wne="http://schemas.microsoft.com/office/word/2006/wordml" xmlns:wps="http://schemas.microsoft.com/office/word/2010/wordprocessingShape" mc:Ignorable="w14 w15 w16se w16cid w16 w16cex w16sdtdh w16sdtfl w16du wp14">
   <w:endnote w:type="separator" w:id="-1">
     <w:p>
       <w:pPr>
@@ -3808,7 +3898,7 @@
 </file>
 
 <file path=word/footnotes.xml><?xml version="1.0" encoding="utf-8"?>
-<w:footnotes xmlns:wpc="http://schemas.microsoft.com/office/word/2010/wordprocessingCanvas" xmlns:cx="http://schemas.microsoft.com/office/drawing/2014/chartex" xmlns:cx1="http://schemas.microsoft.com/office/drawing/2015/9/8/chartex" xmlns:cx2="http://schemas.microsoft.com/office/drawing/2015/10/21/chartex" xmlns:cx3="http://schemas.microsoft.com/office/drawing/2016/5/9/chartex" xmlns:cx4="http://schemas.microsoft.com/office/drawing/2016/5/10/chartex" xmlns:cx5="http://schemas.microsoft.com/office/drawing/2016/5/11/chartex" xmlns:cx6="http://schemas.microsoft.com/office/drawing/2016/5/12/chartex" xmlns:cx7="http://schemas.microsoft.com/office/drawing/2016/5/13/chartex" xmlns:cx8="http://schemas.microsoft.com/office/drawing/2016/5/14/chartex" xmlns:mc="http://schemas.openxmlformats.org/markup-compatibility/2006" xmlns:aink="http://schemas.microsoft.com/office/drawing/2016/ink" xmlns:am3d="http://schemas.microsoft.com/office/drawing/2017/model3d" xmlns:o="urn:schemas-microsoft-com:office:office" xmlns:oel="http://schemas.microsoft.com/office/2019/extlst" xmlns:r="http://schemas.openxmlformats.org/officeDocument/2006/relationships" xmlns:m="http://schemas.openxmlformats.org/officeDocument/2006/math" xmlns:v="urn:schemas-microsoft-com:vml" xmlns:wp14="http://schemas.microsoft.com/office/word/2010/wordprocessingDrawing" xmlns:wp="http://schemas.openxmlformats.org/drawingml/2006/wordprocessingDrawing" xmlns:w10="urn:schemas-microsoft-com:office:word" xmlns:w="http://schemas.openxmlformats.org/wordprocessingml/2006/main" xmlns:w14="http://schemas.microsoft.com/office/word/2010/wordml" xmlns:w15="http://schemas.microsoft.com/office/word/2012/wordml" xmlns:w16cex="http://schemas.microsoft.com/office/word/2018/wordml/cex" xmlns:w16cid="http://schemas.microsoft.com/office/word/2016/wordml/cid" xmlns:w16="http://schemas.microsoft.com/office/word/2018/wordml" xmlns:w16sdtdh="http://schemas.microsoft.com/office/word/2020/wordml/sdtdatahash" xmlns:w16se="http://schemas.microsoft.com/office/word/2015/wordml/symex" xmlns:wpg="http://schemas.microsoft.com/office/word/2010/wordprocessingGroup" xmlns:wpi="http://schemas.microsoft.com/office/word/2010/wordprocessingInk" xmlns:wne="http://schemas.microsoft.com/office/word/2006/wordml" xmlns:wps="http://schemas.microsoft.com/office/word/2010/wordprocessingShape" mc:Ignorable="w14 w15 w16se w16cid w16 w16cex w16sdtdh wp14">
+<w:footnotes xmlns:wpc="http://schemas.microsoft.com/office/word/2010/wordprocessingCanvas" xmlns:cx="http://schemas.microsoft.com/office/drawing/2014/chartex" xmlns:cx1="http://schemas.microsoft.com/office/drawing/2015/9/8/chartex" xmlns:cx2="http://schemas.microsoft.com/office/drawing/2015/10/21/chartex" xmlns:cx3="http://schemas.microsoft.com/office/drawing/2016/5/9/chartex" xmlns:cx4="http://schemas.microsoft.com/office/drawing/2016/5/10/chartex" xmlns:cx5="http://schemas.microsoft.com/office/drawing/2016/5/11/chartex" xmlns:cx6="http://schemas.microsoft.com/office/drawing/2016/5/12/chartex" xmlns:cx7="http://schemas.microsoft.com/office/drawing/2016/5/13/chartex" xmlns:cx8="http://schemas.microsoft.com/office/drawing/2016/5/14/chartex" xmlns:mc="http://schemas.openxmlformats.org/markup-compatibility/2006" xmlns:aink="http://schemas.microsoft.com/office/drawing/2016/ink" xmlns:am3d="http://schemas.microsoft.com/office/drawing/2017/model3d" xmlns:o="urn:schemas-microsoft-com:office:office" xmlns:oel="http://schemas.microsoft.com/office/2019/extlst" xmlns:r="http://schemas.openxmlformats.org/officeDocument/2006/relationships" xmlns:m="http://schemas.openxmlformats.org/officeDocument/2006/math" xmlns:v="urn:schemas-microsoft-com:vml" xmlns:wp14="http://schemas.microsoft.com/office/word/2010/wordprocessingDrawing" xmlns:wp="http://schemas.openxmlformats.org/drawingml/2006/wordprocessingDrawing" xmlns:w10="urn:schemas-microsoft-com:office:word" xmlns:w="http://schemas.openxmlformats.org/wordprocessingml/2006/main" xmlns:w14="http://schemas.microsoft.com/office/word/2010/wordml" xmlns:w15="http://schemas.microsoft.com/office/word/2012/wordml" xmlns:w16cex="http://schemas.microsoft.com/office/word/2018/wordml/cex" xmlns:w16cid="http://schemas.microsoft.com/office/word/2016/wordml/cid" xmlns:w16="http://schemas.microsoft.com/office/word/2018/wordml" xmlns:w16du="http://schemas.microsoft.com/office/word/2023/wordml/word16du" xmlns:w16sdtdh="http://schemas.microsoft.com/office/word/2020/wordml/sdtdatahash" xmlns:w16sdtfl="http://schemas.microsoft.com/office/word/2024/wordml/sdtformatlock" xmlns:w16se="http://schemas.microsoft.com/office/word/2015/wordml/symex" xmlns:wpg="http://schemas.microsoft.com/office/word/2010/wordprocessingGroup" xmlns:wpi="http://schemas.microsoft.com/office/word/2010/wordprocessingInk" xmlns:wne="http://schemas.microsoft.com/office/word/2006/wordml" xmlns:wps="http://schemas.microsoft.com/office/word/2010/wordprocessingShape" mc:Ignorable="w14 w15 w16se w16cid w16 w16cex w16sdtdh w16sdtfl w16du wp14">
   <w:footnote w:type="separator" w:id="-1">
     <w:p>
       <w:pPr>
@@ -3833,10 +3923,10 @@
 </file>
 
 <file path=word/header1.xml><?xml version="1.0" encoding="utf-8"?>
-<w:hdr xmlns:wpc="http://schemas.microsoft.com/office/word/2010/wordprocessingCanvas" xmlns:cx="http://schemas.microsoft.com/office/drawing/2014/chartex" xmlns:cx1="http://schemas.microsoft.com/office/drawing/2015/9/8/chartex" xmlns:cx2="http://schemas.microsoft.com/office/drawing/2015/10/21/chartex" xmlns:cx3="http://schemas.microsoft.com/office/drawing/2016/5/9/chartex" xmlns:cx4="http://schemas.microsoft.com/office/drawing/2016/5/10/chartex" xmlns:cx5="http://schemas.microsoft.com/office/drawing/2016/5/11/chartex" xmlns:cx6="http://schemas.microsoft.com/office/drawing/2016/5/12/chartex" xmlns:cx7="http://schemas.microsoft.com/office/drawing/2016/5/13/chartex" xmlns:cx8="http://schemas.microsoft.com/office/drawing/2016/5/14/chartex" xmlns:mc="http://schemas.openxmlformats.org/markup-compatibility/2006" xmlns:aink="http://schemas.microsoft.com/office/drawing/2016/ink" xmlns:am3d="http://schemas.microsoft.com/office/drawing/2017/model3d" xmlns:o="urn:schemas-microsoft-com:office:office" xmlns:oel="http://schemas.microsoft.com/office/2019/extlst" xmlns:r="http://schemas.openxmlformats.org/officeDocument/2006/relationships" xmlns:m="http://schemas.openxmlformats.org/officeDocument/2006/math" xmlns:v="urn:schemas-microsoft-com:vml" xmlns:wp14="http://schemas.microsoft.com/office/word/2010/wordprocessingDrawing" xmlns:wp="http://schemas.openxmlformats.org/drawingml/2006/wordprocessingDrawing" xmlns:w10="urn:schemas-microsoft-com:office:word" xmlns:w="http://schemas.openxmlformats.org/wordprocessingml/2006/main" xmlns:w14="http://schemas.microsoft.com/office/word/2010/wordml" xmlns:w15="http://schemas.microsoft.com/office/word/2012/wordml" xmlns:w16cex="http://schemas.microsoft.com/office/word/2018/wordml/cex" xmlns:w16cid="http://schemas.microsoft.com/office/word/2016/wordml/cid" xmlns:w16="http://schemas.microsoft.com/office/word/2018/wordml" xmlns:w16sdtdh="http://schemas.microsoft.com/office/word/2020/wordml/sdtdatahash" xmlns:w16se="http://schemas.microsoft.com/office/word/2015/wordml/symex" xmlns:wpg="http://schemas.microsoft.com/office/word/2010/wordprocessingGroup" xmlns:wpi="http://schemas.microsoft.com/office/word/2010/wordprocessingInk" xmlns:wne="http://schemas.microsoft.com/office/word/2006/wordml" xmlns:wps="http://schemas.microsoft.com/office/word/2010/wordprocessingShape" mc:Ignorable="w14 w15 w16se w16cid w16 w16cex w16sdtdh wp14">
+<w:hdr xmlns:wpc="http://schemas.microsoft.com/office/word/2010/wordprocessingCanvas" xmlns:cx="http://schemas.microsoft.com/office/drawing/2014/chartex" xmlns:cx1="http://schemas.microsoft.com/office/drawing/2015/9/8/chartex" xmlns:cx2="http://schemas.microsoft.com/office/drawing/2015/10/21/chartex" xmlns:cx3="http://schemas.microsoft.com/office/drawing/2016/5/9/chartex" xmlns:cx4="http://schemas.microsoft.com/office/drawing/2016/5/10/chartex" xmlns:cx5="http://schemas.microsoft.com/office/drawing/2016/5/11/chartex" xmlns:cx6="http://schemas.microsoft.com/office/drawing/2016/5/12/chartex" xmlns:cx7="http://schemas.microsoft.com/office/drawing/2016/5/13/chartex" xmlns:cx8="http://schemas.microsoft.com/office/drawing/2016/5/14/chartex" xmlns:mc="http://schemas.openxmlformats.org/markup-compatibility/2006" xmlns:aink="http://schemas.microsoft.com/office/drawing/2016/ink" xmlns:am3d="http://schemas.microsoft.com/office/drawing/2017/model3d" xmlns:o="urn:schemas-microsoft-com:office:office" xmlns:oel="http://schemas.microsoft.com/office/2019/extlst" xmlns:r="http://schemas.openxmlformats.org/officeDocument/2006/relationships" xmlns:m="http://schemas.openxmlformats.org/officeDocument/2006/math" xmlns:v="urn:schemas-microsoft-com:vml" xmlns:wp14="http://schemas.microsoft.com/office/word/2010/wordprocessingDrawing" xmlns:wp="http://schemas.openxmlformats.org/drawingml/2006/wordprocessingDrawing" xmlns:w10="urn:schemas-microsoft-com:office:word" xmlns:w="http://schemas.openxmlformats.org/wordprocessingml/2006/main" xmlns:w14="http://schemas.microsoft.com/office/word/2010/wordml" xmlns:w15="http://schemas.microsoft.com/office/word/2012/wordml" xmlns:w16cex="http://schemas.microsoft.com/office/word/2018/wordml/cex" xmlns:w16cid="http://schemas.microsoft.com/office/word/2016/wordml/cid" xmlns:w16="http://schemas.microsoft.com/office/word/2018/wordml" xmlns:w16du="http://schemas.microsoft.com/office/word/2023/wordml/word16du" xmlns:w16sdtdh="http://schemas.microsoft.com/office/word/2020/wordml/sdtdatahash" xmlns:w16sdtfl="http://schemas.microsoft.com/office/word/2024/wordml/sdtformatlock" xmlns:w16se="http://schemas.microsoft.com/office/word/2015/wordml/symex" xmlns:wpg="http://schemas.microsoft.com/office/word/2010/wordprocessingGroup" xmlns:wpi="http://schemas.microsoft.com/office/word/2010/wordprocessingInk" xmlns:wne="http://schemas.microsoft.com/office/word/2006/wordml" xmlns:wps="http://schemas.microsoft.com/office/word/2010/wordprocessingShape" mc:Ignorable="w14 w15 w16se w16cid w16 w16cex w16sdtdh w16sdtfl w16du wp14">
   <w:p>
     <w:pPr>
-      <w:pStyle w:val="Header"/>
+      <w:pStyle w:val="a3"/>
       <w:rPr>
         <w:sz w:val="24"/>
         <w:szCs w:val="24"/>
@@ -3854,14 +3944,14 @@
   </w:p>
   <w:p>
     <w:pPr>
-      <w:pStyle w:val="Header"/>
+      <w:pStyle w:val="a3"/>
     </w:pPr>
   </w:p>
 </w:hdr>
 </file>
 
 <file path=word/numbering.xml><?xml version="1.0" encoding="utf-8"?>
-<w:numbering xmlns:wpc="http://schemas.microsoft.com/office/word/2010/wordprocessingCanvas" xmlns:cx="http://schemas.microsoft.com/office/drawing/2014/chartex" xmlns:cx1="http://schemas.microsoft.com/office/drawing/2015/9/8/chartex" xmlns:cx2="http://schemas.microsoft.com/office/drawing/2015/10/21/chartex" xmlns:cx3="http://schemas.microsoft.com/office/drawing/2016/5/9/chartex" xmlns:cx4="http://schemas.microsoft.com/office/drawing/2016/5/10/chartex" xmlns:cx5="http://schemas.microsoft.com/office/drawing/2016/5/11/chartex" xmlns:cx6="http://schemas.microsoft.com/office/drawing/2016/5/12/chartex" xmlns:cx7="http://schemas.microsoft.com/office/drawing/2016/5/13/chartex" xmlns:cx8="http://schemas.microsoft.com/office/drawing/2016/5/14/chartex" xmlns:mc="http://schemas.openxmlformats.org/markup-compatibility/2006" xmlns:aink="http://schemas.microsoft.com/office/drawing/2016/ink" xmlns:am3d="http://schemas.microsoft.com/office/drawing/2017/model3d" xmlns:o="urn:schemas-microsoft-com:office:office" xmlns:oel="http://schemas.microsoft.com/office/2019/extlst" xmlns:r="http://schemas.openxmlformats.org/officeDocument/2006/relationships" xmlns:m="http://schemas.openxmlformats.org/officeDocument/2006/math" xmlns:v="urn:schemas-microsoft-com:vml" xmlns:wp14="http://schemas.microsoft.com/office/word/2010/wordprocessingDrawing" xmlns:wp="http://schemas.openxmlformats.org/drawingml/2006/wordprocessingDrawing" xmlns:w10="urn:schemas-microsoft-com:office:word" xmlns:w="http://schemas.openxmlformats.org/wordprocessingml/2006/main" xmlns:w14="http://schemas.microsoft.com/office/word/2010/wordml" xmlns:w15="http://schemas.microsoft.com/office/word/2012/wordml" xmlns:w16cex="http://schemas.microsoft.com/office/word/2018/wordml/cex" xmlns:w16cid="http://schemas.microsoft.com/office/word/2016/wordml/cid" xmlns:w16="http://schemas.microsoft.com/office/word/2018/wordml" xmlns:w16sdtdh="http://schemas.microsoft.com/office/word/2020/wordml/sdtdatahash" xmlns:w16se="http://schemas.microsoft.com/office/word/2015/wordml/symex" xmlns:wpg="http://schemas.microsoft.com/office/word/2010/wordprocessingGroup" xmlns:wpi="http://schemas.microsoft.com/office/word/2010/wordprocessingInk" xmlns:wne="http://schemas.microsoft.com/office/word/2006/wordml" xmlns:wps="http://schemas.microsoft.com/office/word/2010/wordprocessingShape" mc:Ignorable="w14 w15 w16se w16cid w16 w16cex w16sdtdh wp14">
+<w:numbering xmlns:wpc="http://schemas.microsoft.com/office/word/2010/wordprocessingCanvas" xmlns:cx="http://schemas.microsoft.com/office/drawing/2014/chartex" xmlns:cx1="http://schemas.microsoft.com/office/drawing/2015/9/8/chartex" xmlns:cx2="http://schemas.microsoft.com/office/drawing/2015/10/21/chartex" xmlns:cx3="http://schemas.microsoft.com/office/drawing/2016/5/9/chartex" xmlns:cx4="http://schemas.microsoft.com/office/drawing/2016/5/10/chartex" xmlns:cx5="http://schemas.microsoft.com/office/drawing/2016/5/11/chartex" xmlns:cx6="http://schemas.microsoft.com/office/drawing/2016/5/12/chartex" xmlns:cx7="http://schemas.microsoft.com/office/drawing/2016/5/13/chartex" xmlns:cx8="http://schemas.microsoft.com/office/drawing/2016/5/14/chartex" xmlns:mc="http://schemas.openxmlformats.org/markup-compatibility/2006" xmlns:aink="http://schemas.microsoft.com/office/drawing/2016/ink" xmlns:am3d="http://schemas.microsoft.com/office/drawing/2017/model3d" xmlns:o="urn:schemas-microsoft-com:office:office" xmlns:oel="http://schemas.microsoft.com/office/2019/extlst" xmlns:r="http://schemas.openxmlformats.org/officeDocument/2006/relationships" xmlns:m="http://schemas.openxmlformats.org/officeDocument/2006/math" xmlns:v="urn:schemas-microsoft-com:vml" xmlns:wp14="http://schemas.microsoft.com/office/word/2010/wordprocessingDrawing" xmlns:wp="http://schemas.openxmlformats.org/drawingml/2006/wordprocessingDrawing" xmlns:w10="urn:schemas-microsoft-com:office:word" xmlns:w="http://schemas.openxmlformats.org/wordprocessingml/2006/main" xmlns:w14="http://schemas.microsoft.com/office/word/2010/wordml" xmlns:w15="http://schemas.microsoft.com/office/word/2012/wordml" xmlns:w16cex="http://schemas.microsoft.com/office/word/2018/wordml/cex" xmlns:w16cid="http://schemas.microsoft.com/office/word/2016/wordml/cid" xmlns:w16="http://schemas.microsoft.com/office/word/2018/wordml" xmlns:w16du="http://schemas.microsoft.com/office/word/2023/wordml/word16du" xmlns:w16sdtdh="http://schemas.microsoft.com/office/word/2020/wordml/sdtdatahash" xmlns:w16sdtfl="http://schemas.microsoft.com/office/word/2024/wordml/sdtformatlock" xmlns:w16se="http://schemas.microsoft.com/office/word/2015/wordml/symex" xmlns:wpg="http://schemas.microsoft.com/office/word/2010/wordprocessingGroup" xmlns:wpi="http://schemas.microsoft.com/office/word/2010/wordprocessingInk" xmlns:wne="http://schemas.microsoft.com/office/word/2006/wordml" xmlns:wps="http://schemas.microsoft.com/office/word/2010/wordprocessingShape" mc:Ignorable="w14 w15 w16se w16cid w16 w16cex w16sdtdh w16sdtfl w16du wp14">
   <w:abstractNum w:abstractNumId="0" w15:restartNumberingAfterBreak="0">
     <w:nsid w:val="005A3224"/>
     <w:multiLevelType w:val="hybridMultilevel"/>
@@ -4627,7 +4717,7 @@
 </file>
 
 <file path=word/styles.xml><?xml version="1.0" encoding="utf-8"?>
-<w:styles xmlns:mc="http://schemas.openxmlformats.org/markup-compatibility/2006" xmlns:r="http://schemas.openxmlformats.org/officeDocument/2006/relationships" xmlns:w="http://schemas.openxmlformats.org/wordprocessingml/2006/main" xmlns:w14="http://schemas.microsoft.com/office/word/2010/wordml" xmlns:w15="http://schemas.microsoft.com/office/word/2012/wordml" xmlns:w16cex="http://schemas.microsoft.com/office/word/2018/wordml/cex" xmlns:w16cid="http://schemas.microsoft.com/office/word/2016/wordml/cid" xmlns:w16="http://schemas.microsoft.com/office/word/2018/wordml" xmlns:w16sdtdh="http://schemas.microsoft.com/office/word/2020/wordml/sdtdatahash" xmlns:w16se="http://schemas.microsoft.com/office/word/2015/wordml/symex" mc:Ignorable="w14 w15 w16se w16cid w16 w16cex w16sdtdh">
+<w:styles xmlns:mc="http://schemas.openxmlformats.org/markup-compatibility/2006" xmlns:r="http://schemas.openxmlformats.org/officeDocument/2006/relationships" xmlns:w="http://schemas.openxmlformats.org/wordprocessingml/2006/main" xmlns:w14="http://schemas.microsoft.com/office/word/2010/wordml" xmlns:w15="http://schemas.microsoft.com/office/word/2012/wordml" xmlns:w16cex="http://schemas.microsoft.com/office/word/2018/wordml/cex" xmlns:w16cid="http://schemas.microsoft.com/office/word/2016/wordml/cid" xmlns:w16="http://schemas.microsoft.com/office/word/2018/wordml" xmlns:w16du="http://schemas.microsoft.com/office/word/2023/wordml/word16du" xmlns:w16sdtdh="http://schemas.microsoft.com/office/word/2020/wordml/sdtdatahash" xmlns:w16sdtfl="http://schemas.microsoft.com/office/word/2024/wordml/sdtformatlock" xmlns:w16se="http://schemas.microsoft.com/office/word/2015/wordml/symex" mc:Ignorable="w14 w15 w16se w16cid w16 w16cex w16sdtdh w16sdtfl w16du">
   <w:docDefaults>
     <w:rPrDefault>
       <w:rPr>
@@ -5023,20 +5113,20 @@
     <w:lsdException w:name="Unresolved Mention" w:semiHidden="1" w:unhideWhenUsed="1"/>
     <w:lsdException w:name="Smart Link" w:semiHidden="1" w:unhideWhenUsed="1"/>
   </w:latentStyles>
-  <w:style w:type="paragraph" w:default="1" w:styleId="Normal">
+  <w:style w:type="paragraph" w:default="1" w:styleId="a">
     <w:name w:val="Normal"/>
     <w:qFormat/>
     <w:pPr>
       <w:bidi/>
     </w:pPr>
   </w:style>
-  <w:style w:type="character" w:default="1" w:styleId="DefaultParagraphFont">
+  <w:style w:type="character" w:default="1" w:styleId="a0">
     <w:name w:val="Default Paragraph Font"/>
     <w:uiPriority w:val="1"/>
     <w:semiHidden/>
     <w:unhideWhenUsed/>
   </w:style>
-  <w:style w:type="table" w:default="1" w:styleId="TableNormal">
+  <w:style w:type="table" w:default="1" w:styleId="a1">
     <w:name w:val="Normal Table"/>
     <w:uiPriority w:val="99"/>
     <w:semiHidden/>
@@ -5051,16 +5141,16 @@
       </w:tblCellMar>
     </w:tblPr>
   </w:style>
-  <w:style w:type="numbering" w:default="1" w:styleId="NoList">
+  <w:style w:type="numbering" w:default="1" w:styleId="a2">
     <w:name w:val="No List"/>
     <w:uiPriority w:val="99"/>
     <w:semiHidden/>
     <w:unhideWhenUsed/>
   </w:style>
-  <w:style w:type="paragraph" w:styleId="Header">
+  <w:style w:type="paragraph" w:styleId="a3">
     <w:name w:val="header"/>
-    <w:basedOn w:val="Normal"/>
-    <w:link w:val="HeaderChar"/>
+    <w:basedOn w:val="a"/>
+    <w:link w:val="a4"/>
     <w:uiPriority w:val="99"/>
     <w:unhideWhenUsed/>
     <w:rsid w:val="002151DF"/>
@@ -5072,17 +5162,17 @@
       <w:spacing w:after="0" w:line="240" w:lineRule="auto"/>
     </w:pPr>
   </w:style>
-  <w:style w:type="character" w:customStyle="1" w:styleId="HeaderChar">
-    <w:name w:val="Header Char"/>
-    <w:basedOn w:val="DefaultParagraphFont"/>
-    <w:link w:val="Header"/>
+  <w:style w:type="character" w:customStyle="1" w:styleId="a4">
+    <w:name w:val="כותרת עליונה תו"/>
+    <w:basedOn w:val="a0"/>
+    <w:link w:val="a3"/>
     <w:uiPriority w:val="99"/>
     <w:rsid w:val="002151DF"/>
   </w:style>
-  <w:style w:type="paragraph" w:styleId="Footer">
+  <w:style w:type="paragraph" w:styleId="a5">
     <w:name w:val="footer"/>
-    <w:basedOn w:val="Normal"/>
-    <w:link w:val="FooterChar"/>
+    <w:basedOn w:val="a"/>
+    <w:link w:val="a6"/>
     <w:uiPriority w:val="99"/>
     <w:unhideWhenUsed/>
     <w:rsid w:val="002151DF"/>
@@ -5094,16 +5184,16 @@
       <w:spacing w:after="0" w:line="240" w:lineRule="auto"/>
     </w:pPr>
   </w:style>
-  <w:style w:type="character" w:customStyle="1" w:styleId="FooterChar">
-    <w:name w:val="Footer Char"/>
-    <w:basedOn w:val="DefaultParagraphFont"/>
-    <w:link w:val="Footer"/>
+  <w:style w:type="character" w:customStyle="1" w:styleId="a6">
+    <w:name w:val="כותרת תחתונה תו"/>
+    <w:basedOn w:val="a0"/>
+    <w:link w:val="a5"/>
     <w:uiPriority w:val="99"/>
     <w:rsid w:val="002151DF"/>
   </w:style>
-  <w:style w:type="paragraph" w:styleId="ListParagraph">
+  <w:style w:type="paragraph" w:styleId="a7">
     <w:name w:val="List Paragraph"/>
-    <w:basedOn w:val="Normal"/>
+    <w:basedOn w:val="a"/>
     <w:uiPriority w:val="34"/>
     <w:qFormat/>
     <w:rsid w:val="002151DF"/>
